--- a/项目说明书.docx
+++ b/项目说明书.docx
@@ -4880,7 +4880,7 @@
           <w:sz w:val="36"/>
           <w:szCs w:val="36"/>
         </w:rPr>
-        <w:t xml:space="preserve">五、部署步骤（精简版）</w:t>
+        <w:t xml:space="preserve">五、订阅管理（如何修改订阅）</w:t>
       </w:r>
     </w:p>
     <w:p>
@@ -4897,349 +4897,7 @@
           <w:sz w:val="22"/>
           <w:szCs w:val="22"/>
         </w:rPr>
-        <w:t xml:space="preserve">详细步骤请看项目根目录的 DEPLOYMENT.md。这里是 10 步浓缩版。</w:t>
-      </w:r>
-    </w:p>
-    <w:p>
-      <w:pPr>
-        <w:pStyle w:val="Heading3"/>
-        <w:spacing w:after="120" w:before="240"/>
-      </w:pPr>
-      <w:r>
-        <w:rPr>
-          <w:rFonts w:ascii="Microsoft YaHei" w:cs="Microsoft YaHei" w:eastAsia="Microsoft YaHei" w:hAnsi="Microsoft YaHei"/>
-          <w:b/>
-          <w:bCs/>
-          <w:color w:val="1F4E79"/>
-          <w:sz w:val="26"/>
-          <w:szCs w:val="26"/>
-        </w:rPr>
-        <w:t xml:space="preserve">Step 1: 下载/克隆项目</w:t>
-      </w:r>
-    </w:p>
-    <w:p>
-      <w:pPr>
-        <w:shd w:color="F5F5F5" w:val="solid"/>
-        <w:spacing w:after="80" w:line="280"/>
-      </w:pPr>
-      <w:r>
-        <w:rPr>
-          <w:rFonts w:ascii="Consolas" w:cs="Consolas" w:eastAsia="Consolas" w:hAnsi="Consolas"/>
-          <w:color w:val="333333"/>
-          <w:sz w:val="18"/>
-          <w:szCs w:val="18"/>
-        </w:rPr>
-        <w:t xml:space="preserve">git clone https://github.com/zczxd1118/content-catcher.git</w:t>
-      </w:r>
-    </w:p>
-    <w:p>
-      <w:pPr>
-        <w:pStyle w:val="Heading3"/>
-        <w:spacing w:after="120" w:before="240"/>
-      </w:pPr>
-      <w:r>
-        <w:rPr>
-          <w:rFonts w:ascii="Microsoft YaHei" w:cs="Microsoft YaHei" w:eastAsia="Microsoft YaHei" w:hAnsi="Microsoft YaHei"/>
-          <w:b/>
-          <w:bCs/>
-          <w:color w:val="1F4E79"/>
-          <w:sz w:val="26"/>
-          <w:szCs w:val="26"/>
-        </w:rPr>
-        <w:t xml:space="preserve">Step 2: 装 Homebrew（仅 macOS 没装的）</w:t>
-      </w:r>
-    </w:p>
-    <w:p>
-      <w:pPr>
-        <w:shd w:color="F5F5F5" w:val="solid"/>
-        <w:spacing w:after="80" w:line="280"/>
-      </w:pPr>
-      <w:r>
-        <w:rPr>
-          <w:rFonts w:ascii="Consolas" w:cs="Consolas" w:eastAsia="Consolas" w:hAnsi="Consolas"/>
-          <w:color w:val="333333"/>
-          <w:sz w:val="18"/>
-          <w:szCs w:val="18"/>
-        </w:rPr>
-        <w:t xml:space="preserve">/bin/bash -c "$(curl -fsSL https://raw.githubusercontent.com/Homebrew/install/HEAD/install.sh)"</w:t>
-      </w:r>
-    </w:p>
-    <w:p>
-      <w:pPr>
-        <w:pStyle w:val="Heading3"/>
-        <w:spacing w:after="120" w:before="240"/>
-      </w:pPr>
-      <w:r>
-        <w:rPr>
-          <w:rFonts w:ascii="Microsoft YaHei" w:cs="Microsoft YaHei" w:eastAsia="Microsoft YaHei" w:hAnsi="Microsoft YaHei"/>
-          <w:b/>
-          <w:bCs/>
-          <w:color w:val="1F4E79"/>
-          <w:sz w:val="26"/>
-          <w:szCs w:val="26"/>
-        </w:rPr>
-        <w:t xml:space="preserve">Step 3: 装 Python 3.10+</w:t>
-      </w:r>
-    </w:p>
-    <w:p>
-      <w:pPr>
-        <w:shd w:color="F5F5F5" w:val="solid"/>
-        <w:spacing w:after="80" w:line="280"/>
-      </w:pPr>
-      <w:r>
-        <w:rPr>
-          <w:rFonts w:ascii="Consolas" w:cs="Consolas" w:eastAsia="Consolas" w:hAnsi="Consolas"/>
-          <w:color w:val="333333"/>
-          <w:sz w:val="18"/>
-          <w:szCs w:val="18"/>
-        </w:rPr>
-        <w:t xml:space="preserve">brew install python@3.12  # 或用系统 Python 3.10+</w:t>
-      </w:r>
-    </w:p>
-    <w:p>
-      <w:pPr>
-        <w:pStyle w:val="Heading3"/>
-        <w:spacing w:after="120" w:before="240"/>
-      </w:pPr>
-      <w:r>
-        <w:rPr>
-          <w:rFonts w:ascii="Microsoft YaHei" w:cs="Microsoft YaHei" w:eastAsia="Microsoft YaHei" w:hAnsi="Microsoft YaHei"/>
-          <w:b/>
-          <w:bCs/>
-          <w:color w:val="1F4E79"/>
-          <w:sz w:val="26"/>
-          <w:szCs w:val="26"/>
-        </w:rPr>
-        <w:t xml:space="preserve">Step 4: 建虚拟环境（必须用本机 Python，不要用沙箱来的）</w:t>
-      </w:r>
-    </w:p>
-    <w:p>
-      <w:pPr>
-        <w:shd w:color="F5F5F5" w:val="solid"/>
-        <w:spacing w:after="80" w:line="280"/>
-      </w:pPr>
-      <w:r>
-        <w:rPr>
-          <w:rFonts w:ascii="Consolas" w:cs="Consolas" w:eastAsia="Consolas" w:hAnsi="Consolas"/>
-          <w:color w:val="333333"/>
-          <w:sz w:val="18"/>
-          <w:szCs w:val="18"/>
-        </w:rPr>
-        <w:t xml:space="preserve">/usr/local/bin/python3.12 -m venv .venv</w:t>
-      </w:r>
-    </w:p>
-    <w:p>
-      <w:pPr>
-        <w:pStyle w:val="Heading3"/>
-        <w:spacing w:after="120" w:before="240"/>
-      </w:pPr>
-      <w:r>
-        <w:rPr>
-          <w:rFonts w:ascii="Microsoft YaHei" w:cs="Microsoft YaHei" w:eastAsia="Microsoft YaHei" w:hAnsi="Microsoft YaHei"/>
-          <w:b/>
-          <w:bCs/>
-          <w:color w:val="1F4E79"/>
-          <w:sz w:val="26"/>
-          <w:szCs w:val="26"/>
-        </w:rPr>
-        <w:t xml:space="preserve">Step 5: 装核心依赖</w:t>
-      </w:r>
-    </w:p>
-    <w:p>
-      <w:pPr>
-        <w:shd w:color="F5F5F5" w:val="solid"/>
-        <w:spacing w:after="80" w:line="280"/>
-      </w:pPr>
-      <w:r>
-        <w:rPr>
-          <w:rFonts w:ascii="Consolas" w:cs="Consolas" w:eastAsia="Consolas" w:hAnsi="Consolas"/>
-          <w:color w:val="333333"/>
-          <w:sz w:val="18"/>
-          <w:szCs w:val="18"/>
-        </w:rPr>
-        <w:t xml:space="preserve">.venv/bin/pip install yt-dlp youtube-transcript-api langdetect chardet PyYAML ebooklib lxml faster-whisper markdown</w:t>
-      </w:r>
-    </w:p>
-    <w:p>
-      <w:pPr>
-        <w:pStyle w:val="Heading3"/>
-        <w:spacing w:after="120" w:before="240"/>
-      </w:pPr>
-      <w:r>
-        <w:rPr>
-          <w:rFonts w:ascii="Microsoft YaHei" w:cs="Microsoft YaHei" w:eastAsia="Microsoft YaHei" w:hAnsi="Microsoft YaHei"/>
-          <w:b/>
-          <w:bCs/>
-          <w:color w:val="1F4E79"/>
-          <w:sz w:val="26"/>
-          <w:szCs w:val="26"/>
-        </w:rPr>
-        <w:t xml:space="preserve">Step 6: 装 ffmpeg（Whisper 依赖）</w:t>
-      </w:r>
-    </w:p>
-    <w:p>
-      <w:pPr>
-        <w:shd w:color="F5F5F5" w:val="solid"/>
-        <w:spacing w:after="80" w:line="280"/>
-      </w:pPr>
-      <w:r>
-        <w:rPr>
-          <w:rFonts w:ascii="Consolas" w:cs="Consolas" w:eastAsia="Consolas" w:hAnsi="Consolas"/>
-          <w:color w:val="333333"/>
-          <w:sz w:val="18"/>
-          <w:szCs w:val="18"/>
-        </w:rPr>
-        <w:t xml:space="preserve">brew install ffmpeg</w:t>
-      </w:r>
-    </w:p>
-    <w:p>
-      <w:pPr>
-        <w:pStyle w:val="Heading3"/>
-        <w:spacing w:after="120" w:before="240"/>
-      </w:pPr>
-      <w:r>
-        <w:rPr>
-          <w:rFonts w:ascii="Microsoft YaHei" w:cs="Microsoft YaHei" w:eastAsia="Microsoft YaHei" w:hAnsi="Microsoft YaHei"/>
-          <w:b/>
-          <w:bCs/>
-          <w:color w:val="1F4E79"/>
-          <w:sz w:val="26"/>
-          <w:szCs w:val="26"/>
-        </w:rPr>
-        <w:t xml:space="preserve">Step 7: （可选）下载 Whisper 模型 - 走国内镜像 hf-mirror.com 下到 models/ 目录</w:t>
-      </w:r>
-    </w:p>
-    <w:p>
-      <w:pPr>
-        <w:shd w:color="F5F5F5" w:val="solid"/>
-        <w:spacing w:after="80" w:line="280"/>
-      </w:pPr>
-      <w:r>
-        <w:rPr>
-          <w:rFonts w:ascii="Consolas" w:cs="Consolas" w:eastAsia="Consolas" w:hAnsi="Consolas"/>
-          <w:color w:val="333333"/>
-          <w:sz w:val="18"/>
-          <w:szCs w:val="18"/>
-        </w:rPr>
-        <w:t xml:space="preserve">见 DEPLOYMENT.md 详细步骤</w:t>
-      </w:r>
-    </w:p>
-    <w:p>
-      <w:pPr>
-        <w:pStyle w:val="Heading3"/>
-        <w:spacing w:after="120" w:before="240"/>
-      </w:pPr>
-      <w:r>
-        <w:rPr>
-          <w:rFonts w:ascii="Microsoft YaHei" w:cs="Microsoft YaHei" w:eastAsia="Microsoft YaHei" w:hAnsi="Microsoft YaHei"/>
-          <w:b/>
-          <w:bCs/>
-          <w:color w:val="1F4E79"/>
-          <w:sz w:val="26"/>
-          <w:szCs w:val="26"/>
-        </w:rPr>
-        <w:t xml:space="preserve">Step 8: （可选）配 SMTP 邮件 - 创建 .smtp_secret 文件</w:t>
-      </w:r>
-    </w:p>
-    <w:p>
-      <w:pPr>
-        <w:shd w:color="F5F5F5" w:val="solid"/>
-        <w:spacing w:after="80" w:line="280"/>
-      </w:pPr>
-      <w:r>
-        <w:rPr>
-          <w:rFonts w:ascii="Consolas" w:cs="Consolas" w:eastAsia="Consolas" w:hAnsi="Consolas"/>
-          <w:color w:val="333333"/>
-          <w:sz w:val="18"/>
-          <w:szCs w:val="18"/>
-        </w:rPr>
-        <w:t xml:space="preserve">echo "SMTP_PASS=你的16位授权码" &gt; .smtp_secret</w:t>
-      </w:r>
-    </w:p>
-    <w:p>
-      <w:pPr>
-        <w:pStyle w:val="Heading3"/>
-        <w:spacing w:after="120" w:before="240"/>
-      </w:pPr>
-      <w:r>
-        <w:rPr>
-          <w:rFonts w:ascii="Microsoft YaHei" w:cs="Microsoft YaHei" w:eastAsia="Microsoft YaHei" w:hAnsi="Microsoft YaHei"/>
-          <w:b/>
-          <w:bCs/>
-          <w:color w:val="1F4E79"/>
-          <w:sz w:val="26"/>
-          <w:szCs w:val="26"/>
-        </w:rPr>
-        <w:t xml:space="preserve">Step 9: 配订阅清单</w:t>
-      </w:r>
-    </w:p>
-    <w:p>
-      <w:pPr>
-        <w:shd w:color="F5F5F5" w:val="solid"/>
-        <w:spacing w:after="80" w:line="280"/>
-      </w:pPr>
-      <w:r>
-        <w:rPr>
-          <w:rFonts w:ascii="Consolas" w:cs="Consolas" w:eastAsia="Consolas" w:hAnsi="Consolas"/>
-          <w:color w:val="333333"/>
-          <w:sz w:val="18"/>
-          <w:szCs w:val="18"/>
-        </w:rPr>
-        <w:t xml:space="preserve">cp channels.example.yaml channels.yaml &amp;&amp; 编辑邮箱</w:t>
-      </w:r>
-    </w:p>
-    <w:p>
-      <w:pPr>
-        <w:pStyle w:val="Heading3"/>
-        <w:spacing w:after="120" w:before="240"/>
-      </w:pPr>
-      <w:r>
-        <w:rPr>
-          <w:rFonts w:ascii="Microsoft YaHei" w:cs="Microsoft YaHei" w:eastAsia="Microsoft YaHei" w:hAnsi="Microsoft YaHei"/>
-          <w:b/>
-          <w:bCs/>
-          <w:color w:val="1F4E79"/>
-          <w:sz w:val="26"/>
-          <w:szCs w:val="26"/>
-        </w:rPr>
-        <w:t xml:space="preserve">Step 10: 跑一个</w:t>
-      </w:r>
-    </w:p>
-    <w:p>
-      <w:pPr>
-        <w:shd w:color="F5F5F5" w:val="solid"/>
-        <w:spacing w:after="80" w:line="280"/>
-      </w:pPr>
-      <w:r>
-        <w:rPr>
-          <w:rFonts w:ascii="Consolas" w:cs="Consolas" w:eastAsia="Consolas" w:hAnsi="Consolas"/>
-          <w:color w:val="333333"/>
-          <w:sz w:val="18"/>
-          <w:szCs w:val="18"/>
-        </w:rPr>
-        <w:t xml:space="preserve">.venv/bin/python catch.py URL --deep</w:t>
-      </w:r>
-    </w:p>
-    <w:p>
-      <w:r>
-        <w:br w:type="page"/>
-      </w:r>
-    </w:p>
-    <w:p>
-      <w:pPr>
-        <w:pStyle w:val="Heading1"/>
-        <w:spacing w:after="120" w:before="240"/>
-      </w:pPr>
-      <w:r>
-        <w:rPr>
-          <w:rFonts w:ascii="Microsoft YaHei" w:cs="Microsoft YaHei" w:eastAsia="Microsoft YaHei" w:hAnsi="Microsoft YaHei"/>
-          <w:b/>
-          <w:bCs/>
-          <w:color w:val="1F4E79"/>
-          <w:sz w:val="36"/>
-          <w:szCs w:val="36"/>
-        </w:rPr>
-        <w:t xml:space="preserve">六、复用到其他 AI / 其他电脑</w:t>
+        <w:t xml:space="preserve">Newsletter 形态的核心是订阅清单（channels.yaml）。本章讲三件事：怎么加、怎么删、怎么找各平台的 ID。</w:t>
       </w:r>
     </w:p>
     <w:p>
@@ -5256,7 +4914,7 @@
           <w:sz w:val="30"/>
           <w:szCs w:val="30"/>
         </w:rPr>
-        <w:t xml:space="preserve">6.1 给其他 AI 用</w:t>
+        <w:t xml:space="preserve">5.1 两种修改方式</w:t>
       </w:r>
     </w:p>
     <w:p>
@@ -5273,37 +4931,307 @@
           <w:sz w:val="22"/>
           <w:szCs w:val="22"/>
         </w:rPr>
-        <w:t xml:space="preserve">对 Claude Code / Cursor / 其他 AI 助手说：</w:t>
-      </w:r>
-    </w:p>
-    <w:p>
-      <w:pPr>
-        <w:shd w:color="F5F5F5" w:val="solid"/>
-        <w:spacing w:after="80" w:line="280"/>
-      </w:pPr>
-      <w:r>
-        <w:rPr>
-          <w:rFonts w:ascii="Consolas" w:cs="Consolas" w:eastAsia="Consolas" w:hAnsi="Consolas"/>
-          <w:color w:val="333333"/>
-          <w:sz w:val="18"/>
-          <w:szCs w:val="18"/>
-        </w:rPr>
-        <w:t xml:space="preserve">我有一个项目要部署。请读 ~/Downloads/content-catcher/DEPLOYMENT.md</w:t>
-      </w:r>
-    </w:p>
-    <w:p>
-      <w:pPr>
-        <w:shd w:color="F5F5F5" w:val="solid"/>
-        <w:spacing w:after="80" w:line="280"/>
-      </w:pPr>
-      <w:r>
-        <w:rPr>
-          <w:rFonts w:ascii="Consolas" w:cs="Consolas" w:eastAsia="Consolas" w:hAnsi="Consolas"/>
-          <w:color w:val="333333"/>
-          <w:sz w:val="18"/>
-          <w:szCs w:val="18"/>
-        </w:rPr>
-        <w:t xml:space="preserve">然后帮我一步步部署到我的 macOS / Linux / Windows 电脑上。</w:t>
+        <w:t xml:space="preserve">方法 A：用 manage_channels.py 工具（推荐，无需手编 YAML）</w:t>
+      </w:r>
+    </w:p>
+    <w:p>
+      <w:pPr>
+        <w:shd w:color="F5F5F5" w:val="solid"/>
+        <w:spacing w:after="80" w:line="280"/>
+      </w:pPr>
+      <w:r>
+        <w:rPr>
+          <w:rFonts w:ascii="Consolas" w:cs="Consolas" w:eastAsia="Consolas" w:hAnsi="Consolas"/>
+          <w:color w:val="333333"/>
+          <w:sz w:val="18"/>
+          <w:szCs w:val="18"/>
+        </w:rPr>
+        <w:t xml:space="preserve"># 看现在订了什么</w:t>
+      </w:r>
+    </w:p>
+    <w:p>
+      <w:pPr>
+        <w:shd w:color="F5F5F5" w:val="solid"/>
+        <w:spacing w:after="80" w:line="280"/>
+      </w:pPr>
+      <w:r>
+        <w:rPr>
+          <w:rFonts w:ascii="Consolas" w:cs="Consolas" w:eastAsia="Consolas" w:hAnsi="Consolas"/>
+          <w:color w:val="333333"/>
+          <w:sz w:val="18"/>
+          <w:szCs w:val="18"/>
+        </w:rPr>
+        <w:t xml:space="preserve">python scripts/manage_channels.py list</w:t>
+      </w:r>
+    </w:p>
+    <w:p>
+      <w:pPr>
+        <w:shd w:color="F5F5F5" w:val="solid"/>
+        <w:spacing w:after="80" w:line="280"/>
+      </w:pPr>
+      <w:r>
+        <w:rPr>
+          <w:rFonts w:ascii="Consolas" w:cs="Consolas" w:eastAsia="Consolas" w:hAnsi="Consolas"/>
+          <w:color w:val="333333"/>
+          <w:sz w:val="18"/>
+          <w:szCs w:val="18"/>
+        </w:rPr>
+        <w:t xml:space="preserve"/>
+      </w:r>
+    </w:p>
+    <w:p>
+      <w:pPr>
+        <w:shd w:color="F5F5F5" w:val="solid"/>
+        <w:spacing w:after="80" w:line="280"/>
+      </w:pPr>
+      <w:r>
+        <w:rPr>
+          <w:rFonts w:ascii="Consolas" w:cs="Consolas" w:eastAsia="Consolas" w:hAnsi="Consolas"/>
+          <w:color w:val="333333"/>
+          <w:sz w:val="18"/>
+          <w:szCs w:val="18"/>
+        </w:rPr>
+        <w:t xml:space="preserve"># 加 B 站 up 主</w:t>
+      </w:r>
+    </w:p>
+    <w:p>
+      <w:pPr>
+        <w:shd w:color="F5F5F5" w:val="solid"/>
+        <w:spacing w:after="80" w:line="280"/>
+      </w:pPr>
+      <w:r>
+        <w:rPr>
+          <w:rFonts w:ascii="Consolas" w:cs="Consolas" w:eastAsia="Consolas" w:hAnsi="Consolas"/>
+          <w:color w:val="333333"/>
+          <w:sz w:val="18"/>
+          <w:szCs w:val="18"/>
+        </w:rPr>
+        <w:t xml:space="preserve">python scripts/manage_channels.py add-bili 25752587 "大牙大-"</w:t>
+      </w:r>
+    </w:p>
+    <w:p>
+      <w:pPr>
+        <w:shd w:color="F5F5F5" w:val="solid"/>
+        <w:spacing w:after="80" w:line="280"/>
+      </w:pPr>
+      <w:r>
+        <w:rPr>
+          <w:rFonts w:ascii="Consolas" w:cs="Consolas" w:eastAsia="Consolas" w:hAnsi="Consolas"/>
+          <w:color w:val="333333"/>
+          <w:sz w:val="18"/>
+          <w:szCs w:val="18"/>
+        </w:rPr>
+        <w:t xml:space="preserve"/>
+      </w:r>
+    </w:p>
+    <w:p>
+      <w:pPr>
+        <w:shd w:color="F5F5F5" w:val="solid"/>
+        <w:spacing w:after="80" w:line="280"/>
+      </w:pPr>
+      <w:r>
+        <w:rPr>
+          <w:rFonts w:ascii="Consolas" w:cs="Consolas" w:eastAsia="Consolas" w:hAnsi="Consolas"/>
+          <w:color w:val="333333"/>
+          <w:sz w:val="18"/>
+          <w:szCs w:val="18"/>
+        </w:rPr>
+        <w:t xml:space="preserve"># 加 YouTube 频道</w:t>
+      </w:r>
+    </w:p>
+    <w:p>
+      <w:pPr>
+        <w:shd w:color="F5F5F5" w:val="solid"/>
+        <w:spacing w:after="80" w:line="280"/>
+      </w:pPr>
+      <w:r>
+        <w:rPr>
+          <w:rFonts w:ascii="Consolas" w:cs="Consolas" w:eastAsia="Consolas" w:hAnsi="Consolas"/>
+          <w:color w:val="333333"/>
+          <w:sz w:val="18"/>
+          <w:szCs w:val="18"/>
+        </w:rPr>
+        <w:t xml:space="preserve">python scripts/manage_channels.py add-youtube UCJIfeSCssxSC_Dhc5s7woww "Lex Fridman"</w:t>
+      </w:r>
+    </w:p>
+    <w:p>
+      <w:pPr>
+        <w:shd w:color="F5F5F5" w:val="solid"/>
+        <w:spacing w:after="80" w:line="280"/>
+      </w:pPr>
+      <w:r>
+        <w:rPr>
+          <w:rFonts w:ascii="Consolas" w:cs="Consolas" w:eastAsia="Consolas" w:hAnsi="Consolas"/>
+          <w:color w:val="333333"/>
+          <w:sz w:val="18"/>
+          <w:szCs w:val="18"/>
+        </w:rPr>
+        <w:t xml:space="preserve"/>
+      </w:r>
+    </w:p>
+    <w:p>
+      <w:pPr>
+        <w:shd w:color="F5F5F5" w:val="solid"/>
+        <w:spacing w:after="80" w:line="280"/>
+      </w:pPr>
+      <w:r>
+        <w:rPr>
+          <w:rFonts w:ascii="Consolas" w:cs="Consolas" w:eastAsia="Consolas" w:hAnsi="Consolas"/>
+          <w:color w:val="333333"/>
+          <w:sz w:val="18"/>
+          <w:szCs w:val="18"/>
+        </w:rPr>
+        <w:t xml:space="preserve"># 加 RSS 播客（小宇宙/苹果播客/Substack）</w:t>
+      </w:r>
+    </w:p>
+    <w:p>
+      <w:pPr>
+        <w:shd w:color="F5F5F5" w:val="solid"/>
+        <w:spacing w:after="80" w:line="280"/>
+      </w:pPr>
+      <w:r>
+        <w:rPr>
+          <w:rFonts w:ascii="Consolas" w:cs="Consolas" w:eastAsia="Consolas" w:hAnsi="Consolas"/>
+          <w:color w:val="333333"/>
+          <w:sz w:val="18"/>
+          <w:szCs w:val="18"/>
+        </w:rPr>
+        <w:t xml:space="preserve">python scripts/manage_channels.py add-rss "https://feed.xyz/xxx" "张小珺"</w:t>
+      </w:r>
+    </w:p>
+    <w:p>
+      <w:pPr>
+        <w:shd w:color="F5F5F5" w:val="solid"/>
+        <w:spacing w:after="80" w:line="280"/>
+      </w:pPr>
+      <w:r>
+        <w:rPr>
+          <w:rFonts w:ascii="Consolas" w:cs="Consolas" w:eastAsia="Consolas" w:hAnsi="Consolas"/>
+          <w:color w:val="333333"/>
+          <w:sz w:val="18"/>
+          <w:szCs w:val="18"/>
+        </w:rPr>
+        <w:t xml:space="preserve"/>
+      </w:r>
+    </w:p>
+    <w:p>
+      <w:pPr>
+        <w:shd w:color="F5F5F5" w:val="solid"/>
+        <w:spacing w:after="80" w:line="280"/>
+      </w:pPr>
+      <w:r>
+        <w:rPr>
+          <w:rFonts w:ascii="Consolas" w:cs="Consolas" w:eastAsia="Consolas" w:hAnsi="Consolas"/>
+          <w:color w:val="333333"/>
+          <w:sz w:val="18"/>
+          <w:szCs w:val="18"/>
+        </w:rPr>
+        <w:t xml:space="preserve"># 临时关闭</w:t>
+      </w:r>
+    </w:p>
+    <w:p>
+      <w:pPr>
+        <w:shd w:color="F5F5F5" w:val="solid"/>
+        <w:spacing w:after="80" w:line="280"/>
+      </w:pPr>
+      <w:r>
+        <w:rPr>
+          <w:rFonts w:ascii="Consolas" w:cs="Consolas" w:eastAsia="Consolas" w:hAnsi="Consolas"/>
+          <w:color w:val="333333"/>
+          <w:sz w:val="18"/>
+          <w:szCs w:val="18"/>
+        </w:rPr>
+        <w:t xml:space="preserve">python scripts/manage_channels.py disable "Lex Fridman"</w:t>
+      </w:r>
+    </w:p>
+    <w:p>
+      <w:pPr>
+        <w:shd w:color="F5F5F5" w:val="solid"/>
+        <w:spacing w:after="80" w:line="280"/>
+      </w:pPr>
+      <w:r>
+        <w:rPr>
+          <w:rFonts w:ascii="Consolas" w:cs="Consolas" w:eastAsia="Consolas" w:hAnsi="Consolas"/>
+          <w:color w:val="333333"/>
+          <w:sz w:val="18"/>
+          <w:szCs w:val="18"/>
+        </w:rPr>
+        <w:t xml:space="preserve"/>
+      </w:r>
+    </w:p>
+    <w:p>
+      <w:pPr>
+        <w:shd w:color="F5F5F5" w:val="solid"/>
+        <w:spacing w:after="80" w:line="280"/>
+      </w:pPr>
+      <w:r>
+        <w:rPr>
+          <w:rFonts w:ascii="Consolas" w:cs="Consolas" w:eastAsia="Consolas" w:hAnsi="Consolas"/>
+          <w:color w:val="333333"/>
+          <w:sz w:val="18"/>
+          <w:szCs w:val="18"/>
+        </w:rPr>
+        <w:t xml:space="preserve"># 重新启用</w:t>
+      </w:r>
+    </w:p>
+    <w:p>
+      <w:pPr>
+        <w:shd w:color="F5F5F5" w:val="solid"/>
+        <w:spacing w:after="80" w:line="280"/>
+      </w:pPr>
+      <w:r>
+        <w:rPr>
+          <w:rFonts w:ascii="Consolas" w:cs="Consolas" w:eastAsia="Consolas" w:hAnsi="Consolas"/>
+          <w:color w:val="333333"/>
+          <w:sz w:val="18"/>
+          <w:szCs w:val="18"/>
+        </w:rPr>
+        <w:t xml:space="preserve">python scripts/manage_channels.py enable "Lex Fridman"</w:t>
+      </w:r>
+    </w:p>
+    <w:p>
+      <w:pPr>
+        <w:shd w:color="F5F5F5" w:val="solid"/>
+        <w:spacing w:after="80" w:line="280"/>
+      </w:pPr>
+      <w:r>
+        <w:rPr>
+          <w:rFonts w:ascii="Consolas" w:cs="Consolas" w:eastAsia="Consolas" w:hAnsi="Consolas"/>
+          <w:color w:val="333333"/>
+          <w:sz w:val="18"/>
+          <w:szCs w:val="18"/>
+        </w:rPr>
+        <w:t xml:space="preserve"/>
+      </w:r>
+    </w:p>
+    <w:p>
+      <w:pPr>
+        <w:shd w:color="F5F5F5" w:val="solid"/>
+        <w:spacing w:after="80" w:line="280"/>
+      </w:pPr>
+      <w:r>
+        <w:rPr>
+          <w:rFonts w:ascii="Consolas" w:cs="Consolas" w:eastAsia="Consolas" w:hAnsi="Consolas"/>
+          <w:color w:val="333333"/>
+          <w:sz w:val="18"/>
+          <w:szCs w:val="18"/>
+        </w:rPr>
+        <w:t xml:space="preserve"># 彻底删除</w:t>
+      </w:r>
+    </w:p>
+    <w:p>
+      <w:pPr>
+        <w:shd w:color="F5F5F5" w:val="solid"/>
+        <w:spacing w:after="80" w:line="280"/>
+      </w:pPr>
+      <w:r>
+        <w:rPr>
+          <w:rFonts w:ascii="Consolas" w:cs="Consolas" w:eastAsia="Consolas" w:hAnsi="Consolas"/>
+          <w:color w:val="333333"/>
+          <w:sz w:val="18"/>
+          <w:szCs w:val="18"/>
+        </w:rPr>
+        <w:t xml:space="preserve">python scripts/manage_channels.py remove "Lex Fridman"</w:t>
       </w:r>
     </w:p>
     <w:p>
@@ -5320,7 +5248,247 @@
           <w:sz w:val="22"/>
           <w:szCs w:val="22"/>
         </w:rPr>
-        <w:t xml:space="preserve">AI 会自动执行命令并 debug。这是 DEPLOYMENT.md 存在的意义 —— 让任何 AI 都能读懂部署流程。</w:t>
+        <w:t xml:space="preserve">方法 B：直接编辑 channels.yaml</w:t>
+      </w:r>
+    </w:p>
+    <w:p>
+      <w:pPr>
+        <w:shd w:color="F5F5F5" w:val="solid"/>
+        <w:spacing w:after="80" w:line="280"/>
+      </w:pPr>
+      <w:r>
+        <w:rPr>
+          <w:rFonts w:ascii="Consolas" w:cs="Consolas" w:eastAsia="Consolas" w:hAnsi="Consolas"/>
+          <w:color w:val="333333"/>
+          <w:sz w:val="18"/>
+          <w:szCs w:val="18"/>
+        </w:rPr>
+        <w:t xml:space="preserve">channels:</w:t>
+      </w:r>
+    </w:p>
+    <w:p>
+      <w:pPr>
+        <w:shd w:color="F5F5F5" w:val="solid"/>
+        <w:spacing w:after="80" w:line="280"/>
+      </w:pPr>
+      <w:r>
+        <w:rPr>
+          <w:rFonts w:ascii="Consolas" w:cs="Consolas" w:eastAsia="Consolas" w:hAnsi="Consolas"/>
+          <w:color w:val="333333"/>
+          <w:sz w:val="18"/>
+          <w:szCs w:val="18"/>
+        </w:rPr>
+        <w:t xml:space="preserve">  - type: bilibili_uploader</w:t>
+      </w:r>
+    </w:p>
+    <w:p>
+      <w:pPr>
+        <w:shd w:color="F5F5F5" w:val="solid"/>
+        <w:spacing w:after="80" w:line="280"/>
+      </w:pPr>
+      <w:r>
+        <w:rPr>
+          <w:rFonts w:ascii="Consolas" w:cs="Consolas" w:eastAsia="Consolas" w:hAnsi="Consolas"/>
+          <w:color w:val="333333"/>
+          <w:sz w:val="18"/>
+          <w:szCs w:val="18"/>
+        </w:rPr>
+        <w:t xml:space="preserve">    name: "大牙大-"</w:t>
+      </w:r>
+    </w:p>
+    <w:p>
+      <w:pPr>
+        <w:shd w:color="F5F5F5" w:val="solid"/>
+        <w:spacing w:after="80" w:line="280"/>
+      </w:pPr>
+      <w:r>
+        <w:rPr>
+          <w:rFonts w:ascii="Consolas" w:cs="Consolas" w:eastAsia="Consolas" w:hAnsi="Consolas"/>
+          <w:color w:val="333333"/>
+          <w:sz w:val="18"/>
+          <w:szCs w:val="18"/>
+        </w:rPr>
+        <w:t xml:space="preserve">    mid: "25752587"</w:t>
+      </w:r>
+    </w:p>
+    <w:p>
+      <w:pPr>
+        <w:shd w:color="F5F5F5" w:val="solid"/>
+        <w:spacing w:after="80" w:line="280"/>
+      </w:pPr>
+      <w:r>
+        <w:rPr>
+          <w:rFonts w:ascii="Consolas" w:cs="Consolas" w:eastAsia="Consolas" w:hAnsi="Consolas"/>
+          <w:color w:val="333333"/>
+          <w:sz w:val="18"/>
+          <w:szCs w:val="18"/>
+        </w:rPr>
+        <w:t xml:space="preserve">    cookies_from: chrome</w:t>
+      </w:r>
+    </w:p>
+    <w:p>
+      <w:pPr>
+        <w:shd w:color="F5F5F5" w:val="solid"/>
+        <w:spacing w:after="80" w:line="280"/>
+      </w:pPr>
+      <w:r>
+        <w:rPr>
+          <w:rFonts w:ascii="Consolas" w:cs="Consolas" w:eastAsia="Consolas" w:hAnsi="Consolas"/>
+          <w:color w:val="333333"/>
+          <w:sz w:val="18"/>
+          <w:szCs w:val="18"/>
+        </w:rPr>
+        <w:t xml:space="preserve">    enabled: true       # ← 改成 false 即可临时关闭</w:t>
+      </w:r>
+    </w:p>
+    <w:p>
+      <w:pPr>
+        <w:shd w:color="F5F5F5" w:val="solid"/>
+        <w:spacing w:after="80" w:line="280"/>
+      </w:pPr>
+      <w:r>
+        <w:rPr>
+          <w:rFonts w:ascii="Consolas" w:cs="Consolas" w:eastAsia="Consolas" w:hAnsi="Consolas"/>
+          <w:color w:val="333333"/>
+          <w:sz w:val="18"/>
+          <w:szCs w:val="18"/>
+        </w:rPr>
+        <w:t xml:space="preserve"/>
+      </w:r>
+    </w:p>
+    <w:p>
+      <w:pPr>
+        <w:shd w:color="F5F5F5" w:val="solid"/>
+        <w:spacing w:after="80" w:line="280"/>
+      </w:pPr>
+      <w:r>
+        <w:rPr>
+          <w:rFonts w:ascii="Consolas" w:cs="Consolas" w:eastAsia="Consolas" w:hAnsi="Consolas"/>
+          <w:color w:val="333333"/>
+          <w:sz w:val="18"/>
+          <w:szCs w:val="18"/>
+        </w:rPr>
+        <w:t xml:space="preserve">  - type: youtube_channel</w:t>
+      </w:r>
+    </w:p>
+    <w:p>
+      <w:pPr>
+        <w:shd w:color="F5F5F5" w:val="solid"/>
+        <w:spacing w:after="80" w:line="280"/>
+      </w:pPr>
+      <w:r>
+        <w:rPr>
+          <w:rFonts w:ascii="Consolas" w:cs="Consolas" w:eastAsia="Consolas" w:hAnsi="Consolas"/>
+          <w:color w:val="333333"/>
+          <w:sz w:val="18"/>
+          <w:szCs w:val="18"/>
+        </w:rPr>
+        <w:t xml:space="preserve">    name: "Lex Fridman"</w:t>
+      </w:r>
+    </w:p>
+    <w:p>
+      <w:pPr>
+        <w:shd w:color="F5F5F5" w:val="solid"/>
+        <w:spacing w:after="80" w:line="280"/>
+      </w:pPr>
+      <w:r>
+        <w:rPr>
+          <w:rFonts w:ascii="Consolas" w:cs="Consolas" w:eastAsia="Consolas" w:hAnsi="Consolas"/>
+          <w:color w:val="333333"/>
+          <w:sz w:val="18"/>
+          <w:szCs w:val="18"/>
+        </w:rPr>
+        <w:t xml:space="preserve">    channel_id: "UCJIfeSCssxSC_Dhc5s7woww"</w:t>
+      </w:r>
+    </w:p>
+    <w:p>
+      <w:pPr>
+        <w:shd w:color="F5F5F5" w:val="solid"/>
+        <w:spacing w:after="80" w:line="280"/>
+      </w:pPr>
+      <w:r>
+        <w:rPr>
+          <w:rFonts w:ascii="Consolas" w:cs="Consolas" w:eastAsia="Consolas" w:hAnsi="Consolas"/>
+          <w:color w:val="333333"/>
+          <w:sz w:val="18"/>
+          <w:szCs w:val="18"/>
+        </w:rPr>
+        <w:t xml:space="preserve">    enabled: true</w:t>
+      </w:r>
+    </w:p>
+    <w:p>
+      <w:pPr>
+        <w:shd w:color="F5F5F5" w:val="solid"/>
+        <w:spacing w:after="80" w:line="280"/>
+      </w:pPr>
+      <w:r>
+        <w:rPr>
+          <w:rFonts w:ascii="Consolas" w:cs="Consolas" w:eastAsia="Consolas" w:hAnsi="Consolas"/>
+          <w:color w:val="333333"/>
+          <w:sz w:val="18"/>
+          <w:szCs w:val="18"/>
+        </w:rPr>
+        <w:t xml:space="preserve"/>
+      </w:r>
+    </w:p>
+    <w:p>
+      <w:pPr>
+        <w:shd w:color="F5F5F5" w:val="solid"/>
+        <w:spacing w:after="80" w:line="280"/>
+      </w:pPr>
+      <w:r>
+        <w:rPr>
+          <w:rFonts w:ascii="Consolas" w:cs="Consolas" w:eastAsia="Consolas" w:hAnsi="Consolas"/>
+          <w:color w:val="333333"/>
+          <w:sz w:val="18"/>
+          <w:szCs w:val="18"/>
+        </w:rPr>
+        <w:t xml:space="preserve">  - type: rss</w:t>
+      </w:r>
+    </w:p>
+    <w:p>
+      <w:pPr>
+        <w:shd w:color="F5F5F5" w:val="solid"/>
+        <w:spacing w:after="80" w:line="280"/>
+      </w:pPr>
+      <w:r>
+        <w:rPr>
+          <w:rFonts w:ascii="Consolas" w:cs="Consolas" w:eastAsia="Consolas" w:hAnsi="Consolas"/>
+          <w:color w:val="333333"/>
+          <w:sz w:val="18"/>
+          <w:szCs w:val="18"/>
+        </w:rPr>
+        <w:t xml:space="preserve">    name: "张小珺商业访谈录"</w:t>
+      </w:r>
+    </w:p>
+    <w:p>
+      <w:pPr>
+        <w:shd w:color="F5F5F5" w:val="solid"/>
+        <w:spacing w:after="80" w:line="280"/>
+      </w:pPr>
+      <w:r>
+        <w:rPr>
+          <w:rFonts w:ascii="Consolas" w:cs="Consolas" w:eastAsia="Consolas" w:hAnsi="Consolas"/>
+          <w:color w:val="333333"/>
+          <w:sz w:val="18"/>
+          <w:szCs w:val="18"/>
+        </w:rPr>
+        <w:t xml:space="preserve">    rss_url: "https://feed.xyz/zhangxiaojun"</w:t>
+      </w:r>
+    </w:p>
+    <w:p>
+      <w:pPr>
+        <w:shd w:color="F5F5F5" w:val="solid"/>
+        <w:spacing w:after="80" w:line="280"/>
+      </w:pPr>
+      <w:r>
+        <w:rPr>
+          <w:rFonts w:ascii="Consolas" w:cs="Consolas" w:eastAsia="Consolas" w:hAnsi="Consolas"/>
+          <w:color w:val="333333"/>
+          <w:sz w:val="18"/>
+          <w:szCs w:val="18"/>
+        </w:rPr>
+        <w:t xml:space="preserve">    enabled: true</w:t>
       </w:r>
     </w:p>
     <w:p>
@@ -5337,1236 +5505,7 @@
           <w:sz w:val="30"/>
           <w:szCs w:val="30"/>
         </w:rPr>
-        <w:t xml:space="preserve">6.2 跨电脑迁移</w:t>
-      </w:r>
-    </w:p>
-    <w:p>
-      <w:pPr>
-        <w:spacing w:after="100" w:line="360"/>
-      </w:pPr>
-      <w:r>
-        <w:rPr>
-          <w:rFonts w:ascii="Microsoft YaHei" w:cs="Microsoft YaHei" w:eastAsia="Microsoft YaHei" w:hAnsi="Microsoft YaHei"/>
-          <w:b w:val="false"/>
-          <w:bCs w:val="false"/>
-          <w:i w:val="false"/>
-          <w:iCs w:val="false"/>
-          <w:sz w:val="22"/>
-          <w:szCs w:val="22"/>
-        </w:rPr>
-        <w:t xml:space="preserve">迁移时务必带上的文件：</w:t>
-      </w:r>
-    </w:p>
-    <w:p>
-      <w:pPr>
-        <w:pStyle w:val="ListParagraph"/>
-        <w:numPr>
-          <w:ilvl w:val="0"/>
-          <w:numId w:val="1"/>
-        </w:numPr>
-        <w:spacing w:after="80"/>
-      </w:pPr>
-      <w:r>
-        <w:rPr>
-          <w:rFonts w:ascii="Microsoft YaHei" w:cs="Microsoft YaHei" w:eastAsia="Microsoft YaHei" w:hAnsi="Microsoft YaHei"/>
-          <w:sz w:val="22"/>
-          <w:szCs w:val="22"/>
-        </w:rPr>
-        <w:t xml:space="preserve">整个 content-catcher/ 目录（含代码 + Prompt 模板）</w:t>
-      </w:r>
-    </w:p>
-    <w:p>
-      <w:pPr>
-        <w:pStyle w:val="ListParagraph"/>
-        <w:numPr>
-          <w:ilvl w:val="0"/>
-          <w:numId w:val="1"/>
-        </w:numPr>
-        <w:spacing w:after="80"/>
-      </w:pPr>
-      <w:r>
-        <w:rPr>
-          <w:rFonts w:ascii="Microsoft YaHei" w:cs="Microsoft YaHei" w:eastAsia="Microsoft YaHei" w:hAnsi="Microsoft YaHei"/>
-          <w:sz w:val="22"/>
-          <w:szCs w:val="22"/>
-        </w:rPr>
-        <w:t xml:space="preserve">models/ 目录（Whisper 模型，省去重新下载）</w:t>
-      </w:r>
-    </w:p>
-    <w:p>
-      <w:pPr>
-        <w:spacing w:after="100" w:line="360"/>
-      </w:pPr>
-      <w:r>
-        <w:rPr>
-          <w:rFonts w:ascii="Microsoft YaHei" w:cs="Microsoft YaHei" w:eastAsia="Microsoft YaHei" w:hAnsi="Microsoft YaHei"/>
-          <w:b/>
-          <w:bCs/>
-          <w:i w:val="false"/>
-          <w:iCs w:val="false"/>
-          <w:color w:val="C00000"/>
-          <w:sz w:val="22"/>
-          <w:szCs w:val="22"/>
-        </w:rPr>
-        <w:t xml:space="preserve">绝对不要带的文件（敏感信息）：</w:t>
-      </w:r>
-    </w:p>
-    <w:p>
-      <w:pPr>
-        <w:pStyle w:val="ListParagraph"/>
-        <w:numPr>
-          <w:ilvl w:val="0"/>
-          <w:numId w:val="1"/>
-        </w:numPr>
-        <w:spacing w:after="80"/>
-      </w:pPr>
-      <w:r>
-        <w:rPr>
-          <w:rFonts w:ascii="Microsoft YaHei" w:cs="Microsoft YaHei" w:eastAsia="Microsoft YaHei" w:hAnsi="Microsoft YaHei"/>
-          <w:sz w:val="22"/>
-          <w:szCs w:val="22"/>
-        </w:rPr>
-        <w:t xml:space="preserve">.smtp_secret（你的 SMTP 授权码 —— 新电脑重新生成）</w:t>
-      </w:r>
-    </w:p>
-    <w:p>
-      <w:pPr>
-        <w:pStyle w:val="ListParagraph"/>
-        <w:numPr>
-          <w:ilvl w:val="0"/>
-          <w:numId w:val="1"/>
-        </w:numPr>
-        <w:spacing w:after="80"/>
-      </w:pPr>
-      <w:r>
-        <w:rPr>
-          <w:rFonts w:ascii="Microsoft YaHei" w:cs="Microsoft YaHei" w:eastAsia="Microsoft YaHei" w:hAnsi="Microsoft YaHei"/>
-          <w:sz w:val="22"/>
-          <w:szCs w:val="22"/>
-        </w:rPr>
-        <w:t xml:space="preserve">channels.yaml（含你邮箱 —— 新电脑可以照着 .example 改）</w:t>
-      </w:r>
-    </w:p>
-    <w:p>
-      <w:pPr>
-        <w:pStyle w:val="Heading2"/>
-        <w:spacing w:after="120" w:before="240"/>
-      </w:pPr>
-      <w:r>
-        <w:rPr>
-          <w:rFonts w:ascii="Microsoft YaHei" w:cs="Microsoft YaHei" w:eastAsia="Microsoft YaHei" w:hAnsi="Microsoft YaHei"/>
-          <w:b/>
-          <w:bCs/>
-          <w:color w:val="1F4E79"/>
-          <w:sz w:val="30"/>
-          <w:szCs w:val="30"/>
-        </w:rPr>
-        <w:t xml:space="preserve">6.3 推荐工作流</w:t>
-      </w:r>
-    </w:p>
-    <w:p>
-      <w:pPr>
-        <w:pStyle w:val="ListParagraph"/>
-        <w:numPr>
-          <w:ilvl w:val="0"/>
-          <w:numId w:val="1"/>
-        </w:numPr>
-        <w:spacing w:after="80"/>
-      </w:pPr>
-      <w:r>
-        <w:rPr>
-          <w:rFonts w:ascii="Microsoft YaHei" w:cs="Microsoft YaHei" w:eastAsia="Microsoft YaHei" w:hAnsi="Microsoft YaHei"/>
-          <w:sz w:val="22"/>
-          <w:szCs w:val="22"/>
-        </w:rPr>
-        <w:t xml:space="preserve">用 GitHub 同步代码：git clone + git pull</w:t>
-      </w:r>
-    </w:p>
-    <w:p>
-      <w:pPr>
-        <w:pStyle w:val="ListParagraph"/>
-        <w:numPr>
-          <w:ilvl w:val="0"/>
-          <w:numId w:val="1"/>
-        </w:numPr>
-        <w:spacing w:after="80"/>
-      </w:pPr>
-      <w:r>
-        <w:rPr>
-          <w:rFonts w:ascii="Microsoft YaHei" w:cs="Microsoft YaHei" w:eastAsia="Microsoft YaHei" w:hAnsi="Microsoft YaHei"/>
-          <w:sz w:val="22"/>
-          <w:szCs w:val="22"/>
-        </w:rPr>
-        <w:t xml:space="preserve">.smtp_secret / channels.yaml 通过其他渠道传（iCloud Drive / 锁定备忘录）</w:t>
-      </w:r>
-    </w:p>
-    <w:p>
-      <w:pPr>
-        <w:pStyle w:val="ListParagraph"/>
-        <w:numPr>
-          <w:ilvl w:val="0"/>
-          <w:numId w:val="1"/>
-        </w:numPr>
-        <w:spacing w:after="80"/>
-      </w:pPr>
-      <w:r>
-        <w:rPr>
-          <w:rFonts w:ascii="Microsoft YaHei" w:cs="Microsoft YaHei" w:eastAsia="Microsoft YaHei" w:hAnsi="Microsoft YaHei"/>
-          <w:sz w:val="22"/>
-          <w:szCs w:val="22"/>
-        </w:rPr>
-        <w:t xml:space="preserve">Whisper 模型 ≈80MB，可选择重新下或直接复制</w:t>
-      </w:r>
-    </w:p>
-    <w:p>
-      <w:r>
-        <w:br w:type="page"/>
-      </w:r>
-    </w:p>
-    <w:p>
-      <w:pPr>
-        <w:pStyle w:val="Heading1"/>
-        <w:spacing w:after="120" w:before="240"/>
-      </w:pPr>
-      <w:r>
-        <w:rPr>
-          <w:rFonts w:ascii="Microsoft YaHei" w:cs="Microsoft YaHei" w:eastAsia="Microsoft YaHei" w:hAnsi="Microsoft YaHei"/>
-          <w:b/>
-          <w:bCs/>
-          <w:color w:val="1F4E79"/>
-          <w:sz w:val="36"/>
-          <w:szCs w:val="36"/>
-        </w:rPr>
-        <w:t xml:space="preserve">七、常见问题（FAQ）</w:t>
-      </w:r>
-    </w:p>
-    <w:p>
-      <w:pPr>
-        <w:pStyle w:val="Heading3"/>
-        <w:spacing w:after="120" w:before="240"/>
-      </w:pPr>
-      <w:r>
-        <w:rPr>
-          <w:rFonts w:ascii="Microsoft YaHei" w:cs="Microsoft YaHei" w:eastAsia="Microsoft YaHei" w:hAnsi="Microsoft YaHei"/>
-          <w:b/>
-          <w:bCs/>
-          <w:color w:val="1F4E79"/>
-          <w:sz w:val="26"/>
-          <w:szCs w:val="26"/>
-        </w:rPr>
-        <w:t xml:space="preserve">Q1: AI 为什么不能直接"听"音频？</w:t>
-      </w:r>
-    </w:p>
-    <w:p>
-      <w:pPr>
-        <w:spacing w:after="100" w:line="360"/>
-      </w:pPr>
-      <w:r>
-        <w:rPr>
-          <w:rFonts w:ascii="Microsoft YaHei" w:cs="Microsoft YaHei" w:eastAsia="Microsoft YaHei" w:hAnsi="Microsoft YaHei"/>
-          <w:b w:val="false"/>
-          <w:bCs w:val="false"/>
-          <w:i w:val="false"/>
-          <w:iCs w:val="false"/>
-          <w:sz w:val="22"/>
-          <w:szCs w:val="22"/>
-        </w:rPr>
-        <w:t xml:space="preserve">Claude 4.7（包括 WorkBuddy）目前不支持音频输入。只有 Gemini / GPT-4o 真做出来了。所以必须先 Whisper 转文字，再 LLM 蒸馏。这是当前所有 LLM 的通用限制。</w:t>
-      </w:r>
-    </w:p>
-    <w:p>
-      <w:pPr>
-        <w:pStyle w:val="Heading3"/>
-        <w:spacing w:after="120" w:before="240"/>
-      </w:pPr>
-      <w:r>
-        <w:rPr>
-          <w:rFonts w:ascii="Microsoft YaHei" w:cs="Microsoft YaHei" w:eastAsia="Microsoft YaHei" w:hAnsi="Microsoft YaHei"/>
-          <w:b/>
-          <w:bCs/>
-          <w:color w:val="1F4E79"/>
-          <w:sz w:val="26"/>
-          <w:szCs w:val="26"/>
-        </w:rPr>
-        <w:t xml:space="preserve">Q2: YouTube 抓不到怎么办？</w:t>
-      </w:r>
-    </w:p>
-    <w:p>
-      <w:pPr>
-        <w:spacing w:after="100" w:line="360"/>
-      </w:pPr>
-      <w:r>
-        <w:rPr>
-          <w:rFonts w:ascii="Microsoft YaHei" w:cs="Microsoft YaHei" w:eastAsia="Microsoft YaHei" w:hAnsi="Microsoft YaHei"/>
-          <w:b w:val="false"/>
-          <w:bCs w:val="false"/>
-          <w:i w:val="false"/>
-          <w:iCs w:val="false"/>
-          <w:sz w:val="22"/>
-          <w:szCs w:val="22"/>
-        </w:rPr>
-        <w:t xml:space="preserve">YouTube 在国内 IP 反爬严重。三个方案：1) 国外节点；2) 用苹果播客 RSS 替代英文播客；3) 装 Chrome 登录 YouTube。最务实是方案 2。</w:t>
-      </w:r>
-    </w:p>
-    <w:p>
-      <w:pPr>
-        <w:pStyle w:val="Heading3"/>
-        <w:spacing w:after="120" w:before="240"/>
-      </w:pPr>
-      <w:r>
-        <w:rPr>
-          <w:rFonts w:ascii="Microsoft YaHei" w:cs="Microsoft YaHei" w:eastAsia="Microsoft YaHei" w:hAnsi="Microsoft YaHei"/>
-          <w:b/>
-          <w:bCs/>
-          <w:color w:val="1F4E79"/>
-          <w:sz w:val="26"/>
-          <w:szCs w:val="26"/>
-        </w:rPr>
-        <w:t xml:space="preserve">Q3: B 站 Safari 不行怎么办？</w:t>
-      </w:r>
-    </w:p>
-    <w:p>
-      <w:pPr>
-        <w:spacing w:after="100" w:line="360"/>
-      </w:pPr>
-      <w:r>
-        <w:rPr>
-          <w:rFonts w:ascii="Microsoft YaHei" w:cs="Microsoft YaHei" w:eastAsia="Microsoft YaHei" w:hAnsi="Microsoft YaHei"/>
-          <w:b w:val="false"/>
-          <w:bCs w:val="false"/>
-          <w:i w:val="false"/>
-          <w:iCs w:val="false"/>
-          <w:sz w:val="22"/>
-          <w:szCs w:val="22"/>
-        </w:rPr>
-        <w:t xml:space="preserve">macOS 12+ 隐私保护拦截程序读 Safari cookies。装 Chrome 并登录 B 站，用 --cookies-from chrome 即可。</w:t>
-      </w:r>
-    </w:p>
-    <w:p>
-      <w:pPr>
-        <w:pStyle w:val="Heading3"/>
-        <w:spacing w:after="120" w:before="240"/>
-      </w:pPr>
-      <w:r>
-        <w:rPr>
-          <w:rFonts w:ascii="Microsoft YaHei" w:cs="Microsoft YaHei" w:eastAsia="Microsoft YaHei" w:hAnsi="Microsoft YaHei"/>
-          <w:b/>
-          <w:bCs/>
-          <w:color w:val="1F4E79"/>
-          <w:sz w:val="26"/>
-          <w:szCs w:val="26"/>
-        </w:rPr>
-        <w:t xml:space="preserve">Q4: 要钱吗？</w:t>
-      </w:r>
-    </w:p>
-    <w:p>
-      <w:pPr>
-        <w:spacing w:after="100" w:line="360"/>
-      </w:pPr>
-      <w:r>
-        <w:rPr>
-          <w:rFonts w:ascii="Microsoft YaHei" w:cs="Microsoft YaHei" w:eastAsia="Microsoft YaHei" w:hAnsi="Microsoft YaHei"/>
-          <w:b w:val="false"/>
-          <w:bCs w:val="false"/>
-          <w:i w:val="false"/>
-          <w:iCs w:val="false"/>
-          <w:sz w:val="22"/>
-          <w:szCs w:val="22"/>
-        </w:rPr>
-        <w:t xml:space="preserve">默认模式完全免费 —— 用 Whisper 本地转写 + WorkBuddy / 你自己的 ChatGPT。只有 --auto 模式调 API 才花钱（DeepSeek 一年约 ¥25，Claude 约 ¥150）。</w:t>
-      </w:r>
-    </w:p>
-    <w:p>
-      <w:pPr>
-        <w:pStyle w:val="Heading3"/>
-        <w:spacing w:after="120" w:before="240"/>
-      </w:pPr>
-      <w:r>
-        <w:rPr>
-          <w:rFonts w:ascii="Microsoft YaHei" w:cs="Microsoft YaHei" w:eastAsia="Microsoft YaHei" w:hAnsi="Microsoft YaHei"/>
-          <w:b/>
-          <w:bCs/>
-          <w:color w:val="1F4E79"/>
-          <w:sz w:val="26"/>
-          <w:szCs w:val="26"/>
-        </w:rPr>
-        <w:t xml:space="preserve">Q5: 邮件没收到？</w:t>
-      </w:r>
-    </w:p>
-    <w:p>
-      <w:pPr>
-        <w:spacing w:after="100" w:line="360"/>
-      </w:pPr>
-      <w:r>
-        <w:rPr>
-          <w:rFonts w:ascii="Microsoft YaHei" w:cs="Microsoft YaHei" w:eastAsia="Microsoft YaHei" w:hAnsi="Microsoft YaHei"/>
-          <w:b w:val="false"/>
-          <w:bCs w:val="false"/>
-          <w:i w:val="false"/>
-          <w:iCs w:val="false"/>
-          <w:sz w:val="22"/>
-          <w:szCs w:val="22"/>
-        </w:rPr>
-        <w:t xml:space="preserve">翻 QQ 邮箱垃圾箱（自己给自己发偶尔被拦）。标记"非垃圾"后续就直接进收件箱。</w:t>
-      </w:r>
-    </w:p>
-    <w:p>
-      <w:pPr>
-        <w:pStyle w:val="Heading3"/>
-        <w:spacing w:after="120" w:before="240"/>
-      </w:pPr>
-      <w:r>
-        <w:rPr>
-          <w:rFonts w:ascii="Microsoft YaHei" w:cs="Microsoft YaHei" w:eastAsia="Microsoft YaHei" w:hAnsi="Microsoft YaHei"/>
-          <w:b/>
-          <w:bCs/>
-          <w:color w:val="1F4E79"/>
-          <w:sz w:val="26"/>
-          <w:szCs w:val="26"/>
-        </w:rPr>
-        <w:t xml:space="preserve">Q6: Whisper 转写慢/卡？</w:t>
-      </w:r>
-    </w:p>
-    <w:p>
-      <w:pPr>
-        <w:spacing w:after="100" w:line="360"/>
-      </w:pPr>
-      <w:r>
-        <w:rPr>
-          <w:rFonts w:ascii="Microsoft YaHei" w:cs="Microsoft YaHei" w:eastAsia="Microsoft YaHei" w:hAnsi="Microsoft YaHei"/>
-          <w:b w:val="false"/>
-          <w:bCs w:val="false"/>
-          <w:i w:val="false"/>
-          <w:iCs w:val="false"/>
-          <w:sz w:val="22"/>
-          <w:szCs w:val="22"/>
-        </w:rPr>
-        <w:t xml:space="preserve">首次会下载模型 ~480MB，国内慢。建议手动从 hf-mirror.com 下到 models/ 目录。tiny 模型（75MB）足够大部分场景。</w:t>
-      </w:r>
-    </w:p>
-    <w:p>
-      <w:pPr>
-        <w:pStyle w:val="Heading3"/>
-        <w:spacing w:after="120" w:before="240"/>
-      </w:pPr>
-      <w:r>
-        <w:rPr>
-          <w:rFonts w:ascii="Microsoft YaHei" w:cs="Microsoft YaHei" w:eastAsia="Microsoft YaHei" w:hAnsi="Microsoft YaHei"/>
-          <w:b/>
-          <w:bCs/>
-          <w:color w:val="1F4E79"/>
-          <w:sz w:val="26"/>
-          <w:szCs w:val="26"/>
-        </w:rPr>
-        <w:t xml:space="preserve">Q7: 我装的 Python 版本不对？</w:t>
-      </w:r>
-    </w:p>
-    <w:p>
-      <w:pPr>
-        <w:spacing w:after="100" w:line="360"/>
-      </w:pPr>
-      <w:r>
-        <w:rPr>
-          <w:rFonts w:ascii="Microsoft YaHei" w:cs="Microsoft YaHei" w:eastAsia="Microsoft YaHei" w:hAnsi="Microsoft YaHei"/>
-          <w:b w:val="false"/>
-          <w:bCs w:val="false"/>
-          <w:i w:val="false"/>
-          <w:iCs w:val="false"/>
-          <w:sz w:val="22"/>
-          <w:szCs w:val="22"/>
-        </w:rPr>
-        <w:t xml:space="preserve">必须 3.10+。macOS 系统自带 3.9 不支持新语法。brew install python@3.12 是标准解。</w:t>
-      </w:r>
-    </w:p>
-    <w:p>
-      <w:pPr>
-        <w:pStyle w:val="Heading3"/>
-        <w:spacing w:after="120" w:before="240"/>
-      </w:pPr>
-      <w:r>
-        <w:rPr>
-          <w:rFonts w:ascii="Microsoft YaHei" w:cs="Microsoft YaHei" w:eastAsia="Microsoft YaHei" w:hAnsi="Microsoft YaHei"/>
-          <w:b/>
-          <w:bCs/>
-          <w:color w:val="1F4E79"/>
-          <w:sz w:val="26"/>
-          <w:szCs w:val="26"/>
-        </w:rPr>
-        <w:t xml:space="preserve">Q8: charset-normalizer 显示"未安装"但其实装了？</w:t>
-      </w:r>
-    </w:p>
-    <w:p>
-      <w:pPr>
-        <w:spacing w:after="100" w:line="360"/>
-      </w:pPr>
-      <w:r>
-        <w:rPr>
-          <w:rFonts w:ascii="Microsoft YaHei" w:cs="Microsoft YaHei" w:eastAsia="Microsoft YaHei" w:hAnsi="Microsoft YaHei"/>
-          <w:b w:val="false"/>
-          <w:bCs w:val="false"/>
-          <w:i w:val="false"/>
-          <w:iCs w:val="false"/>
-          <w:sz w:val="22"/>
-          <w:szCs w:val="22"/>
-        </w:rPr>
-        <w:t xml:space="preserve">macOS 沙箱来的 venv 有代码签名问题。必须用本机 /usr/local/bin/python3.12 重建 venv。</w:t>
-      </w:r>
-    </w:p>
-    <w:p>
-      <w:pPr>
-        <w:pStyle w:val="Heading3"/>
-        <w:spacing w:after="120" w:before="240"/>
-      </w:pPr>
-      <w:r>
-        <w:rPr>
-          <w:rFonts w:ascii="Microsoft YaHei" w:cs="Microsoft YaHei" w:eastAsia="Microsoft YaHei" w:hAnsi="Microsoft YaHei"/>
-          <w:b/>
-          <w:bCs/>
-          <w:color w:val="1F4E79"/>
-          <w:sz w:val="26"/>
-          <w:szCs w:val="26"/>
-        </w:rPr>
-        <w:t xml:space="preserve">Q9: 长视频转写时进程被杀了？</w:t>
-      </w:r>
-    </w:p>
-    <w:p>
-      <w:pPr>
-        <w:spacing w:after="100" w:line="360"/>
-      </w:pPr>
-      <w:r>
-        <w:rPr>
-          <w:rFonts w:ascii="Microsoft YaHei" w:cs="Microsoft YaHei" w:eastAsia="Microsoft YaHei" w:hAnsi="Microsoft YaHei"/>
-          <w:b w:val="false"/>
-          <w:bCs w:val="false"/>
-          <w:i w:val="false"/>
-          <w:iCs w:val="false"/>
-          <w:sz w:val="22"/>
-          <w:szCs w:val="22"/>
-        </w:rPr>
-        <w:t xml:space="preserve">Whisper 转 30+ 分钟视频要 8-15 分钟，超过单次 shell 命令限制。用 nohup 后台跑，或用 --no-transcribe 走 metadata fallback。</w:t>
-      </w:r>
-    </w:p>
-    <w:p>
-      <w:pPr>
-        <w:pStyle w:val="Heading3"/>
-        <w:spacing w:after="120" w:before="240"/>
-      </w:pPr>
-      <w:r>
-        <w:rPr>
-          <w:rFonts w:ascii="Microsoft YaHei" w:cs="Microsoft YaHei" w:eastAsia="Microsoft YaHei" w:hAnsi="Microsoft YaHei"/>
-          <w:b/>
-          <w:bCs/>
-          <w:color w:val="1F4E79"/>
-          <w:sz w:val="26"/>
-          <w:szCs w:val="26"/>
-        </w:rPr>
-        <w:t xml:space="preserve">Q10: 想自己加新平台支持？</w:t>
-      </w:r>
-    </w:p>
-    <w:p>
-      <w:pPr>
-        <w:spacing w:after="100" w:line="360"/>
-      </w:pPr>
-      <w:r>
-        <w:rPr>
-          <w:rFonts w:ascii="Microsoft YaHei" w:cs="Microsoft YaHei" w:eastAsia="Microsoft YaHei" w:hAnsi="Microsoft YaHei"/>
-          <w:b w:val="false"/>
-          <w:bCs w:val="false"/>
-          <w:i w:val="false"/>
-          <w:iCs w:val="false"/>
-          <w:sz w:val="22"/>
-          <w:szCs w:val="22"/>
-        </w:rPr>
-        <w:t xml:space="preserve">改 detect_platform.py 加平台识别，再写一个 fetch_xxx.py 模块，最后在 catch.py 路由分发即可。30 分钟搞定。</w:t>
-      </w:r>
-    </w:p>
-    <w:p>
-      <w:r>
-        <w:br w:type="page"/>
-      </w:r>
-    </w:p>
-    <w:p>
-      <w:pPr>
-        <w:pStyle w:val="Heading1"/>
-        <w:spacing w:after="120" w:before="240"/>
-      </w:pPr>
-      <w:r>
-        <w:rPr>
-          <w:rFonts w:ascii="Microsoft YaHei" w:cs="Microsoft YaHei" w:eastAsia="Microsoft YaHei" w:hAnsi="Microsoft YaHei"/>
-          <w:b/>
-          <w:bCs/>
-          <w:color w:val="1F4E79"/>
-          <w:sz w:val="36"/>
-          <w:szCs w:val="36"/>
-        </w:rPr>
-        <w:t xml:space="preserve">八、完整目录结构</w:t>
-      </w:r>
-    </w:p>
-    <w:p>
-      <w:pPr>
-        <w:shd w:color="F5F5F5" w:val="solid"/>
-        <w:spacing w:after="80" w:line="280"/>
-      </w:pPr>
-      <w:r>
-        <w:rPr>
-          <w:rFonts w:ascii="Consolas" w:cs="Consolas" w:eastAsia="Consolas" w:hAnsi="Consolas"/>
-          <w:color w:val="333333"/>
-          <w:sz w:val="18"/>
-          <w:szCs w:val="18"/>
-        </w:rPr>
-        <w:t xml:space="preserve">content-catcher/</w:t>
-      </w:r>
-    </w:p>
-    <w:p>
-      <w:pPr>
-        <w:shd w:color="F5F5F5" w:val="solid"/>
-        <w:spacing w:after="80" w:line="280"/>
-      </w:pPr>
-      <w:r>
-        <w:rPr>
-          <w:rFonts w:ascii="Consolas" w:cs="Consolas" w:eastAsia="Consolas" w:hAnsi="Consolas"/>
-          <w:color w:val="333333"/>
-          <w:sz w:val="18"/>
-          <w:szCs w:val="18"/>
-        </w:rPr>
-        <w:t xml:space="preserve">├── README.md                       项目主页</w:t>
-      </w:r>
-    </w:p>
-    <w:p>
-      <w:pPr>
-        <w:shd w:color="F5F5F5" w:val="solid"/>
-        <w:spacing w:after="80" w:line="280"/>
-      </w:pPr>
-      <w:r>
-        <w:rPr>
-          <w:rFonts w:ascii="Consolas" w:cs="Consolas" w:eastAsia="Consolas" w:hAnsi="Consolas"/>
-          <w:color w:val="333333"/>
-          <w:sz w:val="18"/>
-          <w:szCs w:val="18"/>
-        </w:rPr>
-        <w:t xml:space="preserve">├── DEPLOYMENT.md                   详细部署指南</w:t>
-      </w:r>
-    </w:p>
-    <w:p>
-      <w:pPr>
-        <w:shd w:color="F5F5F5" w:val="solid"/>
-        <w:spacing w:after="80" w:line="280"/>
-      </w:pPr>
-      <w:r>
-        <w:rPr>
-          <w:rFonts w:ascii="Consolas" w:cs="Consolas" w:eastAsia="Consolas" w:hAnsi="Consolas"/>
-          <w:color w:val="333333"/>
-          <w:sz w:val="18"/>
-          <w:szCs w:val="18"/>
-        </w:rPr>
-        <w:t xml:space="preserve">├── 项目说明书.docx                  Word 版本（你正在看）</w:t>
-      </w:r>
-    </w:p>
-    <w:p>
-      <w:pPr>
-        <w:shd w:color="F5F5F5" w:val="solid"/>
-        <w:spacing w:after="80" w:line="280"/>
-      </w:pPr>
-      <w:r>
-        <w:rPr>
-          <w:rFonts w:ascii="Consolas" w:cs="Consolas" w:eastAsia="Consolas" w:hAnsi="Consolas"/>
-          <w:color w:val="333333"/>
-          <w:sz w:val="18"/>
-          <w:szCs w:val="18"/>
-        </w:rPr>
-        <w:t xml:space="preserve">├── SKILL.md                        WorkBuddy / Claude Skill 入口</w:t>
-      </w:r>
-    </w:p>
-    <w:p>
-      <w:pPr>
-        <w:shd w:color="F5F5F5" w:val="solid"/>
-        <w:spacing w:after="80" w:line="280"/>
-      </w:pPr>
-      <w:r>
-        <w:rPr>
-          <w:rFonts w:ascii="Consolas" w:cs="Consolas" w:eastAsia="Consolas" w:hAnsi="Consolas"/>
-          <w:color w:val="333333"/>
-          <w:sz w:val="18"/>
-          <w:szCs w:val="18"/>
-        </w:rPr>
-        <w:t xml:space="preserve">├── catch.py                        主入口 / CLI</w:t>
-      </w:r>
-    </w:p>
-    <w:p>
-      <w:pPr>
-        <w:shd w:color="F5F5F5" w:val="solid"/>
-        <w:spacing w:after="80" w:line="280"/>
-      </w:pPr>
-      <w:r>
-        <w:rPr>
-          <w:rFonts w:ascii="Consolas" w:cs="Consolas" w:eastAsia="Consolas" w:hAnsi="Consolas"/>
-          <w:color w:val="333333"/>
-          <w:sz w:val="18"/>
-          <w:szCs w:val="18"/>
-        </w:rPr>
-        <w:t xml:space="preserve">├── channels.example.yaml           订阅清单模板</w:t>
-      </w:r>
-    </w:p>
-    <w:p>
-      <w:pPr>
-        <w:shd w:color="F5F5F5" w:val="solid"/>
-        <w:spacing w:after="80" w:line="280"/>
-      </w:pPr>
-      <w:r>
-        <w:rPr>
-          <w:rFonts w:ascii="Consolas" w:cs="Consolas" w:eastAsia="Consolas" w:hAnsi="Consolas"/>
-          <w:color w:val="333333"/>
-          <w:sz w:val="18"/>
-          <w:szCs w:val="18"/>
-        </w:rPr>
-        <w:t xml:space="preserve">├── .smtp_secret.template           SMTP 授权码模板</w:t>
-      </w:r>
-    </w:p>
-    <w:p>
-      <w:pPr>
-        <w:shd w:color="F5F5F5" w:val="solid"/>
-        <w:spacing w:after="80" w:line="280"/>
-      </w:pPr>
-      <w:r>
-        <w:rPr>
-          <w:rFonts w:ascii="Consolas" w:cs="Consolas" w:eastAsia="Consolas" w:hAnsi="Consolas"/>
-          <w:color w:val="333333"/>
-          <w:sz w:val="18"/>
-          <w:szCs w:val="18"/>
-        </w:rPr>
-        <w:t xml:space="preserve">├── .gitignore                      Git 忽略规则</w:t>
-      </w:r>
-    </w:p>
-    <w:p>
-      <w:pPr>
-        <w:shd w:color="F5F5F5" w:val="solid"/>
-        <w:spacing w:after="80" w:line="280"/>
-      </w:pPr>
-      <w:r>
-        <w:rPr>
-          <w:rFonts w:ascii="Consolas" w:cs="Consolas" w:eastAsia="Consolas" w:hAnsi="Consolas"/>
-          <w:color w:val="333333"/>
-          <w:sz w:val="18"/>
-          <w:szCs w:val="18"/>
-        </w:rPr>
-        <w:t xml:space="preserve">│</w:t>
-      </w:r>
-    </w:p>
-    <w:p>
-      <w:pPr>
-        <w:shd w:color="F5F5F5" w:val="solid"/>
-        <w:spacing w:after="80" w:line="280"/>
-      </w:pPr>
-      <w:r>
-        <w:rPr>
-          <w:rFonts w:ascii="Consolas" w:cs="Consolas" w:eastAsia="Consolas" w:hAnsi="Consolas"/>
-          <w:color w:val="333333"/>
-          <w:sz w:val="18"/>
-          <w:szCs w:val="18"/>
-        </w:rPr>
-        <w:t xml:space="preserve">├── scripts/                        21 个核心 Python 模块</w:t>
-      </w:r>
-    </w:p>
-    <w:p>
-      <w:pPr>
-        <w:shd w:color="F5F5F5" w:val="solid"/>
-        <w:spacing w:after="80" w:line="280"/>
-      </w:pPr>
-      <w:r>
-        <w:rPr>
-          <w:rFonts w:ascii="Consolas" w:cs="Consolas" w:eastAsia="Consolas" w:hAnsi="Consolas"/>
-          <w:color w:val="333333"/>
-          <w:sz w:val="18"/>
-          <w:szCs w:val="18"/>
-        </w:rPr>
-        <w:t xml:space="preserve">│   ├── detect_platform.py          平台识别</w:t>
-      </w:r>
-    </w:p>
-    <w:p>
-      <w:pPr>
-        <w:shd w:color="F5F5F5" w:val="solid"/>
-        <w:spacing w:after="80" w:line="280"/>
-      </w:pPr>
-      <w:r>
-        <w:rPr>
-          <w:rFonts w:ascii="Consolas" w:cs="Consolas" w:eastAsia="Consolas" w:hAnsi="Consolas"/>
-          <w:color w:val="333333"/>
-          <w:sz w:val="18"/>
-          <w:szCs w:val="18"/>
-        </w:rPr>
-        <w:t xml:space="preserve">│   ├── fetch_subtitle.py           字幕抓取</w:t>
-      </w:r>
-    </w:p>
-    <w:p>
-      <w:pPr>
-        <w:shd w:color="F5F5F5" w:val="solid"/>
-        <w:spacing w:after="80" w:line="280"/>
-      </w:pPr>
-      <w:r>
-        <w:rPr>
-          <w:rFonts w:ascii="Consolas" w:cs="Consolas" w:eastAsia="Consolas" w:hAnsi="Consolas"/>
-          <w:color w:val="333333"/>
-          <w:sz w:val="18"/>
-          <w:szCs w:val="18"/>
-        </w:rPr>
-        <w:t xml:space="preserve">│   ├── fetch_podcast_rss.py        播客 RSS 自动探测（M6）</w:t>
-      </w:r>
-    </w:p>
-    <w:p>
-      <w:pPr>
-        <w:shd w:color="F5F5F5" w:val="solid"/>
-        <w:spacing w:after="80" w:line="280"/>
-      </w:pPr>
-      <w:r>
-        <w:rPr>
-          <w:rFonts w:ascii="Consolas" w:cs="Consolas" w:eastAsia="Consolas" w:hAnsi="Consolas"/>
-          <w:color w:val="333333"/>
-          <w:sz w:val="18"/>
-          <w:szCs w:val="18"/>
-        </w:rPr>
-        <w:t xml:space="preserve">│   ├── fetch_xiaohongshu.py        小红书图文抓取</w:t>
-      </w:r>
-    </w:p>
-    <w:p>
-      <w:pPr>
-        <w:shd w:color="F5F5F5" w:val="solid"/>
-        <w:spacing w:after="80" w:line="280"/>
-      </w:pPr>
-      <w:r>
-        <w:rPr>
-          <w:rFonts w:ascii="Consolas" w:cs="Consolas" w:eastAsia="Consolas" w:hAnsi="Consolas"/>
-          <w:color w:val="333333"/>
-          <w:sz w:val="18"/>
-          <w:szCs w:val="18"/>
-        </w:rPr>
-        <w:t xml:space="preserve">│   ├── transcribe.py               Whisper 转写</w:t>
-      </w:r>
-    </w:p>
-    <w:p>
-      <w:pPr>
-        <w:shd w:color="F5F5F5" w:val="solid"/>
-        <w:spacing w:after="80" w:line="280"/>
-      </w:pPr>
-      <w:r>
-        <w:rPr>
-          <w:rFonts w:ascii="Consolas" w:cs="Consolas" w:eastAsia="Consolas" w:hAnsi="Consolas"/>
-          <w:color w:val="333333"/>
-          <w:sz w:val="18"/>
-          <w:szCs w:val="18"/>
-        </w:rPr>
-        <w:t xml:space="preserve">│   ├── chunker.py                  长内容分段</w:t>
-      </w:r>
-    </w:p>
-    <w:p>
-      <w:pPr>
-        <w:shd w:color="F5F5F5" w:val="solid"/>
-        <w:spacing w:after="80" w:line="280"/>
-      </w:pPr>
-      <w:r>
-        <w:rPr>
-          <w:rFonts w:ascii="Consolas" w:cs="Consolas" w:eastAsia="Consolas" w:hAnsi="Consolas"/>
-          <w:color w:val="333333"/>
-          <w:sz w:val="18"/>
-          <w:szCs w:val="18"/>
-        </w:rPr>
-        <w:t xml:space="preserve">│   ├── build_prompt.py             投喂包生成</w:t>
-      </w:r>
-    </w:p>
-    <w:p>
-      <w:pPr>
-        <w:shd w:color="F5F5F5" w:val="solid"/>
-        <w:spacing w:after="80" w:line="280"/>
-      </w:pPr>
-      <w:r>
-        <w:rPr>
-          <w:rFonts w:ascii="Consolas" w:cs="Consolas" w:eastAsia="Consolas" w:hAnsi="Consolas"/>
-          <w:color w:val="333333"/>
-          <w:sz w:val="18"/>
-          <w:szCs w:val="18"/>
-        </w:rPr>
-        <w:t xml:space="preserve">│   ├── run_llm.py                  调用 LLM API（可选）</w:t>
-      </w:r>
-    </w:p>
-    <w:p>
-      <w:pPr>
-        <w:shd w:color="F5F5F5" w:val="solid"/>
-        <w:spacing w:after="80" w:line="280"/>
-      </w:pPr>
-      <w:r>
-        <w:rPr>
-          <w:rFonts w:ascii="Consolas" w:cs="Consolas" w:eastAsia="Consolas" w:hAnsi="Consolas"/>
-          <w:color w:val="333333"/>
-          <w:sz w:val="18"/>
-          <w:szCs w:val="18"/>
-        </w:rPr>
-        <w:t xml:space="preserve">│   ├── subscribe.py                订阅扫描</w:t>
-      </w:r>
-    </w:p>
-    <w:p>
-      <w:pPr>
-        <w:shd w:color="F5F5F5" w:val="solid"/>
-        <w:spacing w:after="80" w:line="280"/>
-      </w:pPr>
-      <w:r>
-        <w:rPr>
-          <w:rFonts w:ascii="Consolas" w:cs="Consolas" w:eastAsia="Consolas" w:hAnsi="Consolas"/>
-          <w:color w:val="333333"/>
-          <w:sz w:val="18"/>
-          <w:szCs w:val="18"/>
-        </w:rPr>
-        <w:t xml:space="preserve">│   ├── digest.py                   周报主调度</w:t>
-      </w:r>
-    </w:p>
-    <w:p>
-      <w:pPr>
-        <w:shd w:color="F5F5F5" w:val="solid"/>
-        <w:spacing w:after="80" w:line="280"/>
-      </w:pPr>
-      <w:r>
-        <w:rPr>
-          <w:rFonts w:ascii="Consolas" w:cs="Consolas" w:eastAsia="Consolas" w:hAnsi="Consolas"/>
-          <w:color w:val="333333"/>
-          <w:sz w:val="18"/>
-          <w:szCs w:val="18"/>
-        </w:rPr>
-        <w:t xml:space="preserve">│   ├── email_sender.py             SMTP 邮件发送</w:t>
-      </w:r>
-    </w:p>
-    <w:p>
-      <w:pPr>
-        <w:shd w:color="F5F5F5" w:val="solid"/>
-        <w:spacing w:after="80" w:line="280"/>
-      </w:pPr>
-      <w:r>
-        <w:rPr>
-          <w:rFonts w:ascii="Consolas" w:cs="Consolas" w:eastAsia="Consolas" w:hAnsi="Consolas"/>
-          <w:color w:val="333333"/>
-          <w:sz w:val="18"/>
-          <w:szCs w:val="18"/>
-        </w:rPr>
-        <w:t xml:space="preserve">│   ├── export_epub.py              EPUB 导出</w:t>
-      </w:r>
-    </w:p>
-    <w:p>
-      <w:pPr>
-        <w:shd w:color="F5F5F5" w:val="solid"/>
-        <w:spacing w:after="80" w:line="280"/>
-      </w:pPr>
-      <w:r>
-        <w:rPr>
-          <w:rFonts w:ascii="Consolas" w:cs="Consolas" w:eastAsia="Consolas" w:hAnsi="Consolas"/>
-          <w:color w:val="333333"/>
-          <w:sz w:val="18"/>
-          <w:szCs w:val="18"/>
-        </w:rPr>
-        <w:t xml:space="preserve">│   ├── manage_channels.py          订阅管理 CLI</w:t>
-      </w:r>
-    </w:p>
-    <w:p>
-      <w:pPr>
-        <w:shd w:color="F5F5F5" w:val="solid"/>
-        <w:spacing w:after="80" w:line="280"/>
-      </w:pPr>
-      <w:r>
-        <w:rPr>
-          <w:rFonts w:ascii="Consolas" w:cs="Consolas" w:eastAsia="Consolas" w:hAnsi="Consolas"/>
-          <w:color w:val="333333"/>
-          <w:sz w:val="18"/>
-          <w:szCs w:val="18"/>
-        </w:rPr>
-        <w:t xml:space="preserve">│   └── doctor.py                   环境体检</w:t>
-      </w:r>
-    </w:p>
-    <w:p>
-      <w:pPr>
-        <w:shd w:color="F5F5F5" w:val="solid"/>
-        <w:spacing w:after="80" w:line="280"/>
-      </w:pPr>
-      <w:r>
-        <w:rPr>
-          <w:rFonts w:ascii="Consolas" w:cs="Consolas" w:eastAsia="Consolas" w:hAnsi="Consolas"/>
-          <w:color w:val="333333"/>
-          <w:sz w:val="18"/>
-          <w:szCs w:val="18"/>
-        </w:rPr>
-        <w:t xml:space="preserve">│</w:t>
-      </w:r>
-    </w:p>
-    <w:p>
-      <w:pPr>
-        <w:shd w:color="F5F5F5" w:val="solid"/>
-        <w:spacing w:after="80" w:line="280"/>
-      </w:pPr>
-      <w:r>
-        <w:rPr>
-          <w:rFonts w:ascii="Consolas" w:cs="Consolas" w:eastAsia="Consolas" w:hAnsi="Consolas"/>
-          <w:color w:val="333333"/>
-          <w:sz w:val="18"/>
-          <w:szCs w:val="18"/>
-        </w:rPr>
-        <w:t xml:space="preserve">├── templates/                      8 个 Prompt 模板（核心壁垒）</w:t>
-      </w:r>
-    </w:p>
-    <w:p>
-      <w:pPr>
-        <w:shd w:color="F5F5F5" w:val="solid"/>
-        <w:spacing w:after="80" w:line="280"/>
-      </w:pPr>
-      <w:r>
-        <w:rPr>
-          <w:rFonts w:ascii="Consolas" w:cs="Consolas" w:eastAsia="Consolas" w:hAnsi="Consolas"/>
-          <w:color w:val="333333"/>
-          <w:sz w:val="18"/>
-          <w:szCs w:val="18"/>
-        </w:rPr>
-        <w:t xml:space="preserve">│   ├── chinese_notes.md            中文笔记</w:t>
-      </w:r>
-    </w:p>
-    <w:p>
-      <w:pPr>
-        <w:shd w:color="F5F5F5" w:val="solid"/>
-        <w:spacing w:after="80" w:line="280"/>
-      </w:pPr>
-      <w:r>
-        <w:rPr>
-          <w:rFonts w:ascii="Consolas" w:cs="Consolas" w:eastAsia="Consolas" w:hAnsi="Consolas"/>
-          <w:color w:val="333333"/>
-          <w:sz w:val="18"/>
-          <w:szCs w:val="18"/>
-        </w:rPr>
-        <w:t xml:space="preserve">│   ├── english_bilingual.md        英文双语</w:t>
-      </w:r>
-    </w:p>
-    <w:p>
-      <w:pPr>
-        <w:shd w:color="F5F5F5" w:val="solid"/>
-        <w:spacing w:after="80" w:line="280"/>
-      </w:pPr>
-      <w:r>
-        <w:rPr>
-          <w:rFonts w:ascii="Consolas" w:cs="Consolas" w:eastAsia="Consolas" w:hAnsi="Consolas"/>
-          <w:color w:val="333333"/>
-          <w:sz w:val="18"/>
-          <w:szCs w:val="18"/>
-        </w:rPr>
-        <w:t xml:space="preserve">│   ├── xiaohongshu_note.md         小红书二创</w:t>
-      </w:r>
-    </w:p>
-    <w:p>
-      <w:pPr>
-        <w:shd w:color="F5F5F5" w:val="solid"/>
-        <w:spacing w:after="80" w:line="280"/>
-      </w:pPr>
-      <w:r>
-        <w:rPr>
-          <w:rFonts w:ascii="Consolas" w:cs="Consolas" w:eastAsia="Consolas" w:hAnsi="Consolas"/>
-          <w:color w:val="333333"/>
-          <w:sz w:val="18"/>
-          <w:szCs w:val="18"/>
-        </w:rPr>
-        <w:t xml:space="preserve">│   ├── deep_book.md                精装版长文</w:t>
-      </w:r>
-    </w:p>
-    <w:p>
-      <w:pPr>
-        <w:shd w:color="F5F5F5" w:val="solid"/>
-        <w:spacing w:after="80" w:line="280"/>
-      </w:pPr>
-      <w:r>
-        <w:rPr>
-          <w:rFonts w:ascii="Consolas" w:cs="Consolas" w:eastAsia="Consolas" w:hAnsi="Consolas"/>
-          <w:color w:val="333333"/>
-          <w:sz w:val="18"/>
-          <w:szCs w:val="18"/>
-        </w:rPr>
-        <w:t xml:space="preserve">│   ├── full_transcript.md          逐字稿</w:t>
-      </w:r>
-    </w:p>
-    <w:p>
-      <w:pPr>
-        <w:shd w:color="F5F5F5" w:val="solid"/>
-        <w:spacing w:after="80" w:line="280"/>
-      </w:pPr>
-      <w:r>
-        <w:rPr>
-          <w:rFonts w:ascii="Consolas" w:cs="Consolas" w:eastAsia="Consolas" w:hAnsi="Consolas"/>
-          <w:color w:val="333333"/>
-          <w:sz w:val="18"/>
-          <w:szCs w:val="18"/>
-        </w:rPr>
-        <w:t xml:space="preserve">│   ├── topic_collection.md         专题合集</w:t>
-      </w:r>
-    </w:p>
-    <w:p>
-      <w:pPr>
-        <w:shd w:color="F5F5F5" w:val="solid"/>
-        <w:spacing w:after="80" w:line="280"/>
-      </w:pPr>
-      <w:r>
-        <w:rPr>
-          <w:rFonts w:ascii="Consolas" w:cs="Consolas" w:eastAsia="Consolas" w:hAnsi="Consolas"/>
-          <w:color w:val="333333"/>
-          <w:sz w:val="18"/>
-          <w:szCs w:val="18"/>
-        </w:rPr>
-        <w:t xml:space="preserve">│   ├── cross_platform_compare.md   跨平台对比</w:t>
-      </w:r>
-    </w:p>
-    <w:p>
-      <w:pPr>
-        <w:shd w:color="F5F5F5" w:val="solid"/>
-        <w:spacing w:after="80" w:line="280"/>
-      </w:pPr>
-      <w:r>
-        <w:rPr>
-          <w:rFonts w:ascii="Consolas" w:cs="Consolas" w:eastAsia="Consolas" w:hAnsi="Consolas"/>
-          <w:color w:val="333333"/>
-          <w:sz w:val="18"/>
-          <w:szCs w:val="18"/>
-        </w:rPr>
-        <w:t xml:space="preserve">│   └── weekly_digest.md            Newsletter 周报</w:t>
-      </w:r>
-    </w:p>
-    <w:p>
-      <w:pPr>
-        <w:shd w:color="F5F5F5" w:val="solid"/>
-        <w:spacing w:after="80" w:line="280"/>
-      </w:pPr>
-      <w:r>
-        <w:rPr>
-          <w:rFonts w:ascii="Consolas" w:cs="Consolas" w:eastAsia="Consolas" w:hAnsi="Consolas"/>
-          <w:color w:val="333333"/>
-          <w:sz w:val="18"/>
-          <w:szCs w:val="18"/>
-        </w:rPr>
-        <w:t xml:space="preserve">│</w:t>
-      </w:r>
-    </w:p>
-    <w:p>
-      <w:pPr>
-        <w:shd w:color="F5F5F5" w:val="solid"/>
-        <w:spacing w:after="80" w:line="280"/>
-      </w:pPr>
-      <w:r>
-        <w:rPr>
-          <w:rFonts w:ascii="Consolas" w:cs="Consolas" w:eastAsia="Consolas" w:hAnsi="Consolas"/>
-          <w:color w:val="333333"/>
-          <w:sz w:val="18"/>
-          <w:szCs w:val="18"/>
-        </w:rPr>
-        <w:t xml:space="preserve">├── tests/                          自检脚本</w:t>
-      </w:r>
-    </w:p>
-    <w:p>
-      <w:pPr>
-        <w:shd w:color="F5F5F5" w:val="solid"/>
-        <w:spacing w:after="80" w:line="280"/>
-      </w:pPr>
-      <w:r>
-        <w:rPr>
-          <w:rFonts w:ascii="Consolas" w:cs="Consolas" w:eastAsia="Consolas" w:hAnsi="Consolas"/>
-          <w:color w:val="333333"/>
-          <w:sz w:val="18"/>
-          <w:szCs w:val="18"/>
-        </w:rPr>
-        <w:t xml:space="preserve">├── models/                         Whisper 模型缓存</w:t>
-      </w:r>
-    </w:p>
-    <w:p>
-      <w:pPr>
-        <w:shd w:color="F5F5F5" w:val="solid"/>
-        <w:spacing w:after="80" w:line="280"/>
-      </w:pPr>
-      <w:r>
-        <w:rPr>
-          <w:rFonts w:ascii="Consolas" w:cs="Consolas" w:eastAsia="Consolas" w:hAnsi="Consolas"/>
-          <w:color w:val="333333"/>
-          <w:sz w:val="18"/>
-          <w:szCs w:val="18"/>
-        </w:rPr>
-        <w:t xml:space="preserve">└── output/                         产物（不进 git）</w:t>
-      </w:r>
-    </w:p>
-    <w:p>
-      <w:pPr>
-        <w:shd w:color="F5F5F5" w:val="solid"/>
-        <w:spacing w:after="80" w:line="280"/>
-      </w:pPr>
-      <w:r>
-        <w:rPr>
-          <w:rFonts w:ascii="Consolas" w:cs="Consolas" w:eastAsia="Consolas" w:hAnsi="Consolas"/>
-          <w:color w:val="333333"/>
-          <w:sz w:val="18"/>
-          <w:szCs w:val="18"/>
-        </w:rPr>
-        <w:t xml:space="preserve">    ├── bundles/                    投喂包</w:t>
-      </w:r>
-    </w:p>
-    <w:p>
-      <w:pPr>
-        <w:shd w:color="F5F5F5" w:val="solid"/>
-        <w:spacing w:after="80" w:line="280"/>
-      </w:pPr>
-      <w:r>
-        <w:rPr>
-          <w:rFonts w:ascii="Consolas" w:cs="Consolas" w:eastAsia="Consolas" w:hAnsi="Consolas"/>
-          <w:color w:val="333333"/>
-          <w:sz w:val="18"/>
-          <w:szCs w:val="18"/>
-        </w:rPr>
-        <w:t xml:space="preserve">    ├── final/                      最终笔记</w:t>
-      </w:r>
-    </w:p>
-    <w:p>
-      <w:pPr>
-        <w:shd w:color="F5F5F5" w:val="solid"/>
-        <w:spacing w:after="80" w:line="280"/>
-      </w:pPr>
-      <w:r>
-        <w:rPr>
-          <w:rFonts w:ascii="Consolas" w:cs="Consolas" w:eastAsia="Consolas" w:hAnsi="Consolas"/>
-          <w:color w:val="333333"/>
-          <w:sz w:val="18"/>
-          <w:szCs w:val="18"/>
-        </w:rPr>
-        <w:t xml:space="preserve">    ├── batches/                    批量产物</w:t>
-      </w:r>
-    </w:p>
-    <w:p>
-      <w:pPr>
-        <w:shd w:color="F5F5F5" w:val="solid"/>
-        <w:spacing w:after="80" w:line="280"/>
-      </w:pPr>
-      <w:r>
-        <w:rPr>
-          <w:rFonts w:ascii="Consolas" w:cs="Consolas" w:eastAsia="Consolas" w:hAnsi="Consolas"/>
-          <w:color w:val="333333"/>
-          <w:sz w:val="18"/>
-          <w:szCs w:val="18"/>
-        </w:rPr>
-        <w:t xml:space="preserve">    └── digest/                     周报历史</w:t>
-      </w:r>
-    </w:p>
-    <w:p>
-      <w:r>
-        <w:br w:type="page"/>
-      </w:r>
-    </w:p>
-    <w:p>
-      <w:pPr>
-        <w:pStyle w:val="Heading1"/>
-        <w:spacing w:after="120" w:before="240"/>
-      </w:pPr>
-      <w:r>
-        <w:rPr>
-          <w:rFonts w:ascii="Microsoft YaHei" w:cs="Microsoft YaHei" w:eastAsia="Microsoft YaHei" w:hAnsi="Microsoft YaHei"/>
-          <w:b/>
-          <w:bCs/>
-          <w:color w:val="1F4E79"/>
-          <w:sz w:val="36"/>
-          <w:szCs w:val="36"/>
-        </w:rPr>
-        <w:t xml:space="preserve">九、路线图（Roadmap）</w:t>
+        <w:t xml:space="preserve">5.2 各平台 ID 怎么找</w:t>
       </w:r>
     </w:p>
     <w:tbl>
@@ -6610,7 +5549,7 @@
                 <w:sz w:val="20"/>
                 <w:szCs w:val="20"/>
               </w:rPr>
-              <w:t xml:space="preserve">里程碑</w:t>
+              <w:t xml:space="preserve">平台</w:t>
             </w:r>
           </w:p>
         </w:tc>
@@ -6637,7 +5576,7 @@
                 <w:sz w:val="20"/>
                 <w:szCs w:val="20"/>
               </w:rPr>
-              <w:t xml:space="preserve">内容</w:t>
+              <w:t xml:space="preserve">ID 在哪里找</w:t>
             </w:r>
           </w:p>
         </w:tc>
@@ -6664,7 +5603,7 @@
                 <w:sz w:val="20"/>
                 <w:szCs w:val="20"/>
               </w:rPr>
-              <w:t xml:space="preserve">状态</w:t>
+              <w:t xml:space="preserve">例子</w:t>
             </w:r>
           </w:p>
         </w:tc>
@@ -6692,59 +5631,59 @@
                 <w:sz w:val="20"/>
                 <w:szCs w:val="20"/>
               </w:rPr>
-              <w:t xml:space="preserve">M0</w:t>
-            </w:r>
-          </w:p>
-        </w:tc>
-        <w:tc>
-          <w:tcPr>
-            <w:tcMar>
-              <w:top w:type="dxa" w:w="80"/>
-              <w:left w:type="dxa" w:w="120"/>
-              <w:bottom w:type="dxa" w:w="80"/>
-              <w:right w:type="dxa" w:w="120"/>
-            </w:tcMar>
-          </w:tcPr>
-          <w:p>
-            <w:pPr>
-              <w:spacing w:after="40"/>
-            </w:pPr>
-            <w:r>
-              <w:rPr>
-                <w:rFonts w:ascii="Microsoft YaHei" w:cs="Microsoft YaHei" w:eastAsia="Microsoft YaHei" w:hAnsi="Microsoft YaHei"/>
-                <w:b w:val="false"/>
-                <w:bCs w:val="false"/>
-                <w:color w:val="333333"/>
-                <w:sz w:val="20"/>
-                <w:szCs w:val="20"/>
-              </w:rPr>
-              <w:t xml:space="preserve">基础管线（链接 → 字幕）</w:t>
-            </w:r>
-          </w:p>
-        </w:tc>
-        <w:tc>
-          <w:tcPr>
-            <w:tcMar>
-              <w:top w:type="dxa" w:w="80"/>
-              <w:left w:type="dxa" w:w="120"/>
-              <w:bottom w:type="dxa" w:w="80"/>
-              <w:right w:type="dxa" w:w="120"/>
-            </w:tcMar>
-          </w:tcPr>
-          <w:p>
-            <w:pPr>
-              <w:spacing w:after="40"/>
-            </w:pPr>
-            <w:r>
-              <w:rPr>
-                <w:rFonts w:ascii="Microsoft YaHei" w:cs="Microsoft YaHei" w:eastAsia="Microsoft YaHei" w:hAnsi="Microsoft YaHei"/>
-                <w:b w:val="false"/>
-                <w:bCs w:val="false"/>
-                <w:color w:val="333333"/>
-                <w:sz w:val="20"/>
-                <w:szCs w:val="20"/>
-              </w:rPr>
-              <w:t xml:space="preserve">✅</w:t>
+              <w:t xml:space="preserve">B 站 up 主</w:t>
+            </w:r>
+          </w:p>
+        </w:tc>
+        <w:tc>
+          <w:tcPr>
+            <w:tcMar>
+              <w:top w:type="dxa" w:w="80"/>
+              <w:left w:type="dxa" w:w="120"/>
+              <w:bottom w:type="dxa" w:w="80"/>
+              <w:right w:type="dxa" w:w="120"/>
+            </w:tcMar>
+          </w:tcPr>
+          <w:p>
+            <w:pPr>
+              <w:spacing w:after="40"/>
+            </w:pPr>
+            <w:r>
+              <w:rPr>
+                <w:rFonts w:ascii="Microsoft YaHei" w:cs="Microsoft YaHei" w:eastAsia="Microsoft YaHei" w:hAnsi="Microsoft YaHei"/>
+                <w:b w:val="false"/>
+                <w:bCs w:val="false"/>
+                <w:color w:val="333333"/>
+                <w:sz w:val="20"/>
+                <w:szCs w:val="20"/>
+              </w:rPr>
+              <w:t xml:space="preserve">space.bilibili.com/XXXXXXX 的 URL 数字</w:t>
+            </w:r>
+          </w:p>
+        </w:tc>
+        <w:tc>
+          <w:tcPr>
+            <w:tcMar>
+              <w:top w:type="dxa" w:w="80"/>
+              <w:left w:type="dxa" w:w="120"/>
+              <w:bottom w:type="dxa" w:w="80"/>
+              <w:right w:type="dxa" w:w="120"/>
+            </w:tcMar>
+          </w:tcPr>
+          <w:p>
+            <w:pPr>
+              <w:spacing w:after="40"/>
+            </w:pPr>
+            <w:r>
+              <w:rPr>
+                <w:rFonts w:ascii="Microsoft YaHei" w:cs="Microsoft YaHei" w:eastAsia="Microsoft YaHei" w:hAnsi="Microsoft YaHei"/>
+                <w:b w:val="false"/>
+                <w:bCs w:val="false"/>
+                <w:color w:val="333333"/>
+                <w:sz w:val="20"/>
+                <w:szCs w:val="20"/>
+              </w:rPr>
+              <w:t xml:space="preserve">25752587</w:t>
             </w:r>
           </w:p>
         </w:tc>
@@ -6772,59 +5711,59 @@
                 <w:sz w:val="20"/>
                 <w:szCs w:val="20"/>
               </w:rPr>
-              <w:t xml:space="preserve">M1</w:t>
-            </w:r>
-          </w:p>
-        </w:tc>
-        <w:tc>
-          <w:tcPr>
-            <w:tcMar>
-              <w:top w:type="dxa" w:w="80"/>
-              <w:left w:type="dxa" w:w="120"/>
-              <w:bottom w:type="dxa" w:w="80"/>
-              <w:right w:type="dxa" w:w="120"/>
-            </w:tcMar>
-          </w:tcPr>
-          <w:p>
-            <w:pPr>
-              <w:spacing w:after="40"/>
-            </w:pPr>
-            <w:r>
-              <w:rPr>
-                <w:rFonts w:ascii="Microsoft YaHei" w:cs="Microsoft YaHei" w:eastAsia="Microsoft YaHei" w:hAnsi="Microsoft YaHei"/>
-                <w:b w:val="false"/>
-                <w:bCs w:val="false"/>
-                <w:color w:val="333333"/>
-                <w:sz w:val="20"/>
-                <w:szCs w:val="20"/>
-              </w:rPr>
-              <w:t xml:space="preserve">LLM 投喂包自动化（中英分流）</w:t>
-            </w:r>
-          </w:p>
-        </w:tc>
-        <w:tc>
-          <w:tcPr>
-            <w:tcMar>
-              <w:top w:type="dxa" w:w="80"/>
-              <w:left w:type="dxa" w:w="120"/>
-              <w:bottom w:type="dxa" w:w="80"/>
-              <w:right w:type="dxa" w:w="120"/>
-            </w:tcMar>
-          </w:tcPr>
-          <w:p>
-            <w:pPr>
-              <w:spacing w:after="40"/>
-            </w:pPr>
-            <w:r>
-              <w:rPr>
-                <w:rFonts w:ascii="Microsoft YaHei" w:cs="Microsoft YaHei" w:eastAsia="Microsoft YaHei" w:hAnsi="Microsoft YaHei"/>
-                <w:b w:val="false"/>
-                <w:bCs w:val="false"/>
-                <w:color w:val="333333"/>
-                <w:sz w:val="20"/>
-                <w:szCs w:val="20"/>
-              </w:rPr>
-              <w:t xml:space="preserve">✅</w:t>
+              <w:t xml:space="preserve">YouTube 频道</w:t>
+            </w:r>
+          </w:p>
+        </w:tc>
+        <w:tc>
+          <w:tcPr>
+            <w:tcMar>
+              <w:top w:type="dxa" w:w="80"/>
+              <w:left w:type="dxa" w:w="120"/>
+              <w:bottom w:type="dxa" w:w="80"/>
+              <w:right w:type="dxa" w:w="120"/>
+            </w:tcMar>
+          </w:tcPr>
+          <w:p>
+            <w:pPr>
+              <w:spacing w:after="40"/>
+            </w:pPr>
+            <w:r>
+              <w:rPr>
+                <w:rFonts w:ascii="Microsoft YaHei" w:cs="Microsoft YaHei" w:eastAsia="Microsoft YaHei" w:hAnsi="Microsoft YaHei"/>
+                <w:b w:val="false"/>
+                <w:bCs w:val="false"/>
+                <w:color w:val="333333"/>
+                <w:sz w:val="20"/>
+                <w:szCs w:val="20"/>
+              </w:rPr>
+              <w:t xml:space="preserve">频道主页源码里搜 'channelId':'UC...'</w:t>
+            </w:r>
+          </w:p>
+        </w:tc>
+        <w:tc>
+          <w:tcPr>
+            <w:tcMar>
+              <w:top w:type="dxa" w:w="80"/>
+              <w:left w:type="dxa" w:w="120"/>
+              <w:bottom w:type="dxa" w:w="80"/>
+              <w:right w:type="dxa" w:w="120"/>
+            </w:tcMar>
+          </w:tcPr>
+          <w:p>
+            <w:pPr>
+              <w:spacing w:after="40"/>
+            </w:pPr>
+            <w:r>
+              <w:rPr>
+                <w:rFonts w:ascii="Microsoft YaHei" w:cs="Microsoft YaHei" w:eastAsia="Microsoft YaHei" w:hAnsi="Microsoft YaHei"/>
+                <w:b w:val="false"/>
+                <w:bCs w:val="false"/>
+                <w:color w:val="333333"/>
+                <w:sz w:val="20"/>
+                <w:szCs w:val="20"/>
+              </w:rPr>
+              <w:t xml:space="preserve">UCJIfeSCssxSC_Dhc5s7woww</w:t>
             </w:r>
           </w:p>
         </w:tc>
@@ -6852,59 +5791,59 @@
                 <w:sz w:val="20"/>
                 <w:szCs w:val="20"/>
               </w:rPr>
-              <w:t xml:space="preserve">M2</w:t>
-            </w:r>
-          </w:p>
-        </w:tc>
-        <w:tc>
-          <w:tcPr>
-            <w:tcMar>
-              <w:top w:type="dxa" w:w="80"/>
-              <w:left w:type="dxa" w:w="120"/>
-              <w:bottom w:type="dxa" w:w="80"/>
-              <w:right w:type="dxa" w:w="120"/>
-            </w:tcMar>
-          </w:tcPr>
-          <w:p>
-            <w:pPr>
-              <w:spacing w:after="40"/>
-            </w:pPr>
-            <w:r>
-              <w:rPr>
-                <w:rFonts w:ascii="Microsoft YaHei" w:cs="Microsoft YaHei" w:eastAsia="Microsoft YaHei" w:hAnsi="Microsoft YaHei"/>
-                <w:b w:val="false"/>
-                <w:bCs w:val="false"/>
-                <w:color w:val="333333"/>
-                <w:sz w:val="20"/>
-                <w:szCs w:val="20"/>
-              </w:rPr>
-              <w:t xml:space="preserve">B 站 cookies + Whisper 兜底</w:t>
-            </w:r>
-          </w:p>
-        </w:tc>
-        <w:tc>
-          <w:tcPr>
-            <w:tcMar>
-              <w:top w:type="dxa" w:w="80"/>
-              <w:left w:type="dxa" w:w="120"/>
-              <w:bottom w:type="dxa" w:w="80"/>
-              <w:right w:type="dxa" w:w="120"/>
-            </w:tcMar>
-          </w:tcPr>
-          <w:p>
-            <w:pPr>
-              <w:spacing w:after="40"/>
-            </w:pPr>
-            <w:r>
-              <w:rPr>
-                <w:rFonts w:ascii="Microsoft YaHei" w:cs="Microsoft YaHei" w:eastAsia="Microsoft YaHei" w:hAnsi="Microsoft YaHei"/>
-                <w:b w:val="false"/>
-                <w:bCs w:val="false"/>
-                <w:color w:val="333333"/>
-                <w:sz w:val="20"/>
-                <w:szCs w:val="20"/>
-              </w:rPr>
-              <w:t xml:space="preserve">✅</w:t>
+              <w:t xml:space="preserve">小宇宙节目</w:t>
+            </w:r>
+          </w:p>
+        </w:tc>
+        <w:tc>
+          <w:tcPr>
+            <w:tcMar>
+              <w:top w:type="dxa" w:w="80"/>
+              <w:left w:type="dxa" w:w="120"/>
+              <w:bottom w:type="dxa" w:w="80"/>
+              <w:right w:type="dxa" w:w="120"/>
+            </w:tcMar>
+          </w:tcPr>
+          <w:p>
+            <w:pPr>
+              <w:spacing w:after="40"/>
+            </w:pPr>
+            <w:r>
+              <w:rPr>
+                <w:rFonts w:ascii="Microsoft YaHei" w:cs="Microsoft YaHei" w:eastAsia="Microsoft YaHei" w:hAnsi="Microsoft YaHei"/>
+                <w:b w:val="false"/>
+                <w:bCs w:val="false"/>
+                <w:color w:val="333333"/>
+                <w:sz w:val="20"/>
+                <w:szCs w:val="20"/>
+              </w:rPr>
+              <w:t xml:space="preserve">节目页源码搜 feed.xml</w:t>
+            </w:r>
+          </w:p>
+        </w:tc>
+        <w:tc>
+          <w:tcPr>
+            <w:tcMar>
+              <w:top w:type="dxa" w:w="80"/>
+              <w:left w:type="dxa" w:w="120"/>
+              <w:bottom w:type="dxa" w:w="80"/>
+              <w:right w:type="dxa" w:w="120"/>
+            </w:tcMar>
+          </w:tcPr>
+          <w:p>
+            <w:pPr>
+              <w:spacing w:after="40"/>
+            </w:pPr>
+            <w:r>
+              <w:rPr>
+                <w:rFonts w:ascii="Microsoft YaHei" w:cs="Microsoft YaHei" w:eastAsia="Microsoft YaHei" w:hAnsi="Microsoft YaHei"/>
+                <w:b w:val="false"/>
+                <w:bCs w:val="false"/>
+                <w:color w:val="333333"/>
+                <w:sz w:val="20"/>
+                <w:szCs w:val="20"/>
+              </w:rPr>
+              <w:t xml:space="preserve">xiaoyuzhoufm.com/podcast/xxx/feed.xml</w:t>
             </w:r>
           </w:p>
         </w:tc>
@@ -6932,59 +5871,59 @@
                 <w:sz w:val="20"/>
                 <w:szCs w:val="20"/>
               </w:rPr>
-              <w:t xml:space="preserve">M3</w:t>
-            </w:r>
-          </w:p>
-        </w:tc>
-        <w:tc>
-          <w:tcPr>
-            <w:tcMar>
-              <w:top w:type="dxa" w:w="80"/>
-              <w:left w:type="dxa" w:w="120"/>
-              <w:bottom w:type="dxa" w:w="80"/>
-              <w:right w:type="dxa" w:w="120"/>
-            </w:tcMar>
-          </w:tcPr>
-          <w:p>
-            <w:pPr>
-              <w:spacing w:after="40"/>
-            </w:pPr>
-            <w:r>
-              <w:rPr>
-                <w:rFonts w:ascii="Microsoft YaHei" w:cs="Microsoft YaHei" w:eastAsia="Microsoft YaHei" w:hAnsi="Microsoft YaHei"/>
-                <w:b w:val="false"/>
-                <w:bCs w:val="false"/>
-                <w:color w:val="333333"/>
-                <w:sz w:val="20"/>
-                <w:szCs w:val="20"/>
-              </w:rPr>
-              <w:t xml:space="preserve">小红书图文 + 长内容分段</w:t>
-            </w:r>
-          </w:p>
-        </w:tc>
-        <w:tc>
-          <w:tcPr>
-            <w:tcMar>
-              <w:top w:type="dxa" w:w="80"/>
-              <w:left w:type="dxa" w:w="120"/>
-              <w:bottom w:type="dxa" w:w="80"/>
-              <w:right w:type="dxa" w:w="120"/>
-            </w:tcMar>
-          </w:tcPr>
-          <w:p>
-            <w:pPr>
-              <w:spacing w:after="40"/>
-            </w:pPr>
-            <w:r>
-              <w:rPr>
-                <w:rFonts w:ascii="Microsoft YaHei" w:cs="Microsoft YaHei" w:eastAsia="Microsoft YaHei" w:hAnsi="Microsoft YaHei"/>
-                <w:b w:val="false"/>
-                <w:bCs w:val="false"/>
-                <w:color w:val="333333"/>
-                <w:sz w:val="20"/>
-                <w:szCs w:val="20"/>
-              </w:rPr>
-              <w:t xml:space="preserve">✅</w:t>
+              <w:t xml:space="preserve">Substack 播客</w:t>
+            </w:r>
+          </w:p>
+        </w:tc>
+        <w:tc>
+          <w:tcPr>
+            <w:tcMar>
+              <w:top w:type="dxa" w:w="80"/>
+              <w:left w:type="dxa" w:w="120"/>
+              <w:bottom w:type="dxa" w:w="80"/>
+              <w:right w:type="dxa" w:w="120"/>
+            </w:tcMar>
+          </w:tcPr>
+          <w:p>
+            <w:pPr>
+              <w:spacing w:after="40"/>
+            </w:pPr>
+            <w:r>
+              <w:rPr>
+                <w:rFonts w:ascii="Microsoft YaHei" w:cs="Microsoft YaHei" w:eastAsia="Microsoft YaHei" w:hAnsi="Microsoft YaHei"/>
+                <w:b w:val="false"/>
+                <w:bCs w:val="false"/>
+                <w:color w:val="333333"/>
+                <w:sz w:val="20"/>
+                <w:szCs w:val="20"/>
+              </w:rPr>
+              <w:t xml:space="preserve">&lt;站名&gt;.substack.com/feed（也支持自动探测）</w:t>
+            </w:r>
+          </w:p>
+        </w:tc>
+        <w:tc>
+          <w:tcPr>
+            <w:tcMar>
+              <w:top w:type="dxa" w:w="80"/>
+              <w:left w:type="dxa" w:w="120"/>
+              <w:bottom w:type="dxa" w:w="80"/>
+              <w:right w:type="dxa" w:w="120"/>
+            </w:tcMar>
+          </w:tcPr>
+          <w:p>
+            <w:pPr>
+              <w:spacing w:after="40"/>
+            </w:pPr>
+            <w:r>
+              <w:rPr>
+                <w:rFonts w:ascii="Microsoft YaHei" w:cs="Microsoft YaHei" w:eastAsia="Microsoft YaHei" w:hAnsi="Microsoft YaHei"/>
+                <w:b w:val="false"/>
+                <w:bCs w:val="false"/>
+                <w:color w:val="333333"/>
+                <w:sz w:val="20"/>
+                <w:szCs w:val="20"/>
+              </w:rPr>
+              <w:t xml:space="preserve">api.substack.com/feed/podcast/xxxxx.rss</w:t>
             </w:r>
           </w:p>
         </w:tc>
@@ -7012,481 +5951,64 @@
                 <w:sz w:val="20"/>
                 <w:szCs w:val="20"/>
               </w:rPr>
-              <w:t xml:space="preserve">M4</w:t>
-            </w:r>
-          </w:p>
-        </w:tc>
-        <w:tc>
-          <w:tcPr>
-            <w:tcMar>
-              <w:top w:type="dxa" w:w="80"/>
-              <w:left w:type="dxa" w:w="120"/>
-              <w:bottom w:type="dxa" w:w="80"/>
-              <w:right w:type="dxa" w:w="120"/>
-            </w:tcMar>
-          </w:tcPr>
-          <w:p>
-            <w:pPr>
-              <w:spacing w:after="40"/>
-            </w:pPr>
-            <w:r>
-              <w:rPr>
-                <w:rFonts w:ascii="Microsoft YaHei" w:cs="Microsoft YaHei" w:eastAsia="Microsoft YaHei" w:hAnsi="Microsoft YaHei"/>
-                <w:b w:val="false"/>
-                <w:bCs w:val="false"/>
-                <w:color w:val="333333"/>
-                <w:sz w:val="20"/>
-                <w:szCs w:val="20"/>
-              </w:rPr>
-              <w:t xml:space="preserve">批量 + 跨平台对比 + 缓存</w:t>
-            </w:r>
-          </w:p>
-        </w:tc>
-        <w:tc>
-          <w:tcPr>
-            <w:tcMar>
-              <w:top w:type="dxa" w:w="80"/>
-              <w:left w:type="dxa" w:w="120"/>
-              <w:bottom w:type="dxa" w:w="80"/>
-              <w:right w:type="dxa" w:w="120"/>
-            </w:tcMar>
-          </w:tcPr>
-          <w:p>
-            <w:pPr>
-              <w:spacing w:after="40"/>
-            </w:pPr>
-            <w:r>
-              <w:rPr>
-                <w:rFonts w:ascii="Microsoft YaHei" w:cs="Microsoft YaHei" w:eastAsia="Microsoft YaHei" w:hAnsi="Microsoft YaHei"/>
-                <w:b w:val="false"/>
-                <w:bCs w:val="false"/>
-                <w:color w:val="333333"/>
-                <w:sz w:val="20"/>
-                <w:szCs w:val="20"/>
-              </w:rPr>
-              <w:t xml:space="preserve">✅</w:t>
-            </w:r>
-          </w:p>
-        </w:tc>
-      </w:tr>
-      <w:tr>
-        <w:tc>
-          <w:tcPr>
-            <w:tcMar>
-              <w:top w:type="dxa" w:w="80"/>
-              <w:left w:type="dxa" w:w="120"/>
-              <w:bottom w:type="dxa" w:w="80"/>
-              <w:right w:type="dxa" w:w="120"/>
-            </w:tcMar>
-          </w:tcPr>
-          <w:p>
-            <w:pPr>
-              <w:spacing w:after="40"/>
-            </w:pPr>
-            <w:r>
-              <w:rPr>
-                <w:rFonts w:ascii="Microsoft YaHei" w:cs="Microsoft YaHei" w:eastAsia="Microsoft YaHei" w:hAnsi="Microsoft YaHei"/>
-                <w:b w:val="false"/>
-                <w:bCs w:val="false"/>
-                <w:color w:val="333333"/>
-                <w:sz w:val="20"/>
-                <w:szCs w:val="20"/>
-              </w:rPr>
-              <w:t xml:space="preserve">M5</w:t>
-            </w:r>
-          </w:p>
-        </w:tc>
-        <w:tc>
-          <w:tcPr>
-            <w:tcMar>
-              <w:top w:type="dxa" w:w="80"/>
-              <w:left w:type="dxa" w:w="120"/>
-              <w:bottom w:type="dxa" w:w="80"/>
-              <w:right w:type="dxa" w:w="120"/>
-            </w:tcMar>
-          </w:tcPr>
-          <w:p>
-            <w:pPr>
-              <w:spacing w:after="40"/>
-            </w:pPr>
-            <w:r>
-              <w:rPr>
-                <w:rFonts w:ascii="Microsoft YaHei" w:cs="Microsoft YaHei" w:eastAsia="Microsoft YaHei" w:hAnsi="Microsoft YaHei"/>
-                <w:b w:val="false"/>
-                <w:bCs w:val="false"/>
-                <w:color w:val="333333"/>
-                <w:sz w:val="20"/>
-                <w:szCs w:val="20"/>
-              </w:rPr>
-              <w:t xml:space="preserve">订阅周报 + SMTP 邮件 + EPUB</w:t>
-            </w:r>
-          </w:p>
-        </w:tc>
-        <w:tc>
-          <w:tcPr>
-            <w:tcMar>
-              <w:top w:type="dxa" w:w="80"/>
-              <w:left w:type="dxa" w:w="120"/>
-              <w:bottom w:type="dxa" w:w="80"/>
-              <w:right w:type="dxa" w:w="120"/>
-            </w:tcMar>
-          </w:tcPr>
-          <w:p>
-            <w:pPr>
-              <w:spacing w:after="40"/>
-            </w:pPr>
-            <w:r>
-              <w:rPr>
-                <w:rFonts w:ascii="Microsoft YaHei" w:cs="Microsoft YaHei" w:eastAsia="Microsoft YaHei" w:hAnsi="Microsoft YaHei"/>
-                <w:b w:val="false"/>
-                <w:bCs w:val="false"/>
-                <w:color w:val="333333"/>
-                <w:sz w:val="20"/>
-                <w:szCs w:val="20"/>
-              </w:rPr>
-              <w:t xml:space="preserve">✅</w:t>
-            </w:r>
-          </w:p>
-        </w:tc>
-      </w:tr>
-      <w:tr>
-        <w:tc>
-          <w:tcPr>
-            <w:tcMar>
-              <w:top w:type="dxa" w:w="80"/>
-              <w:left w:type="dxa" w:w="120"/>
-              <w:bottom w:type="dxa" w:w="80"/>
-              <w:right w:type="dxa" w:w="120"/>
-            </w:tcMar>
-          </w:tcPr>
-          <w:p>
-            <w:pPr>
-              <w:spacing w:after="40"/>
-            </w:pPr>
-            <w:r>
-              <w:rPr>
-                <w:rFonts w:ascii="Microsoft YaHei" w:cs="Microsoft YaHei" w:eastAsia="Microsoft YaHei" w:hAnsi="Microsoft YaHei"/>
-                <w:b w:val="false"/>
-                <w:bCs w:val="false"/>
-                <w:color w:val="333333"/>
-                <w:sz w:val="20"/>
-                <w:szCs w:val="20"/>
-              </w:rPr>
-              <w:t xml:space="preserve">M6</w:t>
-            </w:r>
-          </w:p>
-        </w:tc>
-        <w:tc>
-          <w:tcPr>
-            <w:tcMar>
-              <w:top w:type="dxa" w:w="80"/>
-              <w:left w:type="dxa" w:w="120"/>
-              <w:bottom w:type="dxa" w:w="80"/>
-              <w:right w:type="dxa" w:w="120"/>
-            </w:tcMar>
-          </w:tcPr>
-          <w:p>
-            <w:pPr>
-              <w:spacing w:after="40"/>
-            </w:pPr>
-            <w:r>
-              <w:rPr>
-                <w:rFonts w:ascii="Microsoft YaHei" w:cs="Microsoft YaHei" w:eastAsia="Microsoft YaHei" w:hAnsi="Microsoft YaHei"/>
-                <w:b w:val="false"/>
-                <w:bCs w:val="false"/>
-                <w:color w:val="333333"/>
-                <w:sz w:val="20"/>
-                <w:szCs w:val="20"/>
-              </w:rPr>
-              <w:t xml:space="preserve">播客主站 RSS 自动整合</w:t>
-            </w:r>
-          </w:p>
-        </w:tc>
-        <w:tc>
-          <w:tcPr>
-            <w:tcMar>
-              <w:top w:type="dxa" w:w="80"/>
-              <w:left w:type="dxa" w:w="120"/>
-              <w:bottom w:type="dxa" w:w="80"/>
-              <w:right w:type="dxa" w:w="120"/>
-            </w:tcMar>
-          </w:tcPr>
-          <w:p>
-            <w:pPr>
-              <w:spacing w:after="40"/>
-            </w:pPr>
-            <w:r>
-              <w:rPr>
-                <w:rFonts w:ascii="Microsoft YaHei" w:cs="Microsoft YaHei" w:eastAsia="Microsoft YaHei" w:hAnsi="Microsoft YaHei"/>
-                <w:b w:val="false"/>
-                <w:bCs w:val="false"/>
-                <w:color w:val="333333"/>
-                <w:sz w:val="20"/>
-                <w:szCs w:val="20"/>
-              </w:rPr>
-              <w:t xml:space="preserve">✅</w:t>
-            </w:r>
-          </w:p>
-        </w:tc>
-      </w:tr>
-      <w:tr>
-        <w:tc>
-          <w:tcPr>
-            <w:tcMar>
-              <w:top w:type="dxa" w:w="80"/>
-              <w:left w:type="dxa" w:w="120"/>
-              <w:bottom w:type="dxa" w:w="80"/>
-              <w:right w:type="dxa" w:w="120"/>
-            </w:tcMar>
-          </w:tcPr>
-          <w:p>
-            <w:pPr>
-              <w:spacing w:after="40"/>
-            </w:pPr>
-            <w:r>
-              <w:rPr>
-                <w:rFonts w:ascii="Microsoft YaHei" w:cs="Microsoft YaHei" w:eastAsia="Microsoft YaHei" w:hAnsi="Microsoft YaHei"/>
-                <w:b w:val="false"/>
-                <w:bCs w:val="false"/>
-                <w:color w:val="333333"/>
-                <w:sz w:val="20"/>
-                <w:szCs w:val="20"/>
-              </w:rPr>
-              <w:t xml:space="preserve">M7</w:t>
-            </w:r>
-          </w:p>
-        </w:tc>
-        <w:tc>
-          <w:tcPr>
-            <w:tcMar>
-              <w:top w:type="dxa" w:w="80"/>
-              <w:left w:type="dxa" w:w="120"/>
-              <w:bottom w:type="dxa" w:w="80"/>
-              <w:right w:type="dxa" w:w="120"/>
-            </w:tcMar>
-          </w:tcPr>
-          <w:p>
-            <w:pPr>
-              <w:spacing w:after="40"/>
-            </w:pPr>
-            <w:r>
-              <w:rPr>
-                <w:rFonts w:ascii="Microsoft YaHei" w:cs="Microsoft YaHei" w:eastAsia="Microsoft YaHei" w:hAnsi="Microsoft YaHei"/>
-                <w:b w:val="false"/>
-                <w:bCs w:val="false"/>
-                <w:color w:val="333333"/>
-                <w:sz w:val="20"/>
-                <w:szCs w:val="20"/>
-              </w:rPr>
-              <w:t xml:space="preserve">launchd / cron 定时任务模板</w:t>
-            </w:r>
-          </w:p>
-        </w:tc>
-        <w:tc>
-          <w:tcPr>
-            <w:tcMar>
-              <w:top w:type="dxa" w:w="80"/>
-              <w:left w:type="dxa" w:w="120"/>
-              <w:bottom w:type="dxa" w:w="80"/>
-              <w:right w:type="dxa" w:w="120"/>
-            </w:tcMar>
-          </w:tcPr>
-          <w:p>
-            <w:pPr>
-              <w:spacing w:after="40"/>
-            </w:pPr>
-            <w:r>
-              <w:rPr>
-                <w:rFonts w:ascii="Microsoft YaHei" w:cs="Microsoft YaHei" w:eastAsia="Microsoft YaHei" w:hAnsi="Microsoft YaHei"/>
-                <w:b w:val="false"/>
-                <w:bCs w:val="false"/>
-                <w:color w:val="333333"/>
-                <w:sz w:val="20"/>
-                <w:szCs w:val="20"/>
-              </w:rPr>
-              <w:t xml:space="preserve">🚧</w:t>
-            </w:r>
-          </w:p>
-        </w:tc>
-      </w:tr>
-      <w:tr>
-        <w:tc>
-          <w:tcPr>
-            <w:tcMar>
-              <w:top w:type="dxa" w:w="80"/>
-              <w:left w:type="dxa" w:w="120"/>
-              <w:bottom w:type="dxa" w:w="80"/>
-              <w:right w:type="dxa" w:w="120"/>
-            </w:tcMar>
-          </w:tcPr>
-          <w:p>
-            <w:pPr>
-              <w:spacing w:after="40"/>
-            </w:pPr>
-            <w:r>
-              <w:rPr>
-                <w:rFonts w:ascii="Microsoft YaHei" w:cs="Microsoft YaHei" w:eastAsia="Microsoft YaHei" w:hAnsi="Microsoft YaHei"/>
-                <w:b w:val="false"/>
-                <w:bCs w:val="false"/>
-                <w:color w:val="333333"/>
-                <w:sz w:val="20"/>
-                <w:szCs w:val="20"/>
-              </w:rPr>
-              <w:t xml:space="preserve">M8</w:t>
-            </w:r>
-          </w:p>
-        </w:tc>
-        <w:tc>
-          <w:tcPr>
-            <w:tcMar>
-              <w:top w:type="dxa" w:w="80"/>
-              <w:left w:type="dxa" w:w="120"/>
-              <w:bottom w:type="dxa" w:w="80"/>
-              <w:right w:type="dxa" w:w="120"/>
-            </w:tcMar>
-          </w:tcPr>
-          <w:p>
-            <w:pPr>
-              <w:spacing w:after="40"/>
-            </w:pPr>
-            <w:r>
-              <w:rPr>
-                <w:rFonts w:ascii="Microsoft YaHei" w:cs="Microsoft YaHei" w:eastAsia="Microsoft YaHei" w:hAnsi="Microsoft YaHei"/>
-                <w:b w:val="false"/>
-                <w:bCs w:val="false"/>
-                <w:color w:val="333333"/>
-                <w:sz w:val="20"/>
-                <w:szCs w:val="20"/>
-              </w:rPr>
-              <w:t xml:space="preserve">并行处理（多链接同时跑）</w:t>
-            </w:r>
-          </w:p>
-        </w:tc>
-        <w:tc>
-          <w:tcPr>
-            <w:tcMar>
-              <w:top w:type="dxa" w:w="80"/>
-              <w:left w:type="dxa" w:w="120"/>
-              <w:bottom w:type="dxa" w:w="80"/>
-              <w:right w:type="dxa" w:w="120"/>
-            </w:tcMar>
-          </w:tcPr>
-          <w:p>
-            <w:pPr>
-              <w:spacing w:after="40"/>
-            </w:pPr>
-            <w:r>
-              <w:rPr>
-                <w:rFonts w:ascii="Microsoft YaHei" w:cs="Microsoft YaHei" w:eastAsia="Microsoft YaHei" w:hAnsi="Microsoft YaHei"/>
-                <w:b w:val="false"/>
-                <w:bCs w:val="false"/>
-                <w:color w:val="333333"/>
-                <w:sz w:val="20"/>
-                <w:szCs w:val="20"/>
-              </w:rPr>
-              <w:t xml:space="preserve">📋</w:t>
-            </w:r>
-          </w:p>
-        </w:tc>
-      </w:tr>
-      <w:tr>
-        <w:tc>
-          <w:tcPr>
-            <w:tcMar>
-              <w:top w:type="dxa" w:w="80"/>
-              <w:left w:type="dxa" w:w="120"/>
-              <w:bottom w:type="dxa" w:w="80"/>
-              <w:right w:type="dxa" w:w="120"/>
-            </w:tcMar>
-          </w:tcPr>
-          <w:p>
-            <w:pPr>
-              <w:spacing w:after="40"/>
-            </w:pPr>
-            <w:r>
-              <w:rPr>
-                <w:rFonts w:ascii="Microsoft YaHei" w:cs="Microsoft YaHei" w:eastAsia="Microsoft YaHei" w:hAnsi="Microsoft YaHei"/>
-                <w:b w:val="false"/>
-                <w:bCs w:val="false"/>
-                <w:color w:val="333333"/>
-                <w:sz w:val="20"/>
-                <w:szCs w:val="20"/>
-              </w:rPr>
-              <w:t xml:space="preserve">M9</w:t>
-            </w:r>
-          </w:p>
-        </w:tc>
-        <w:tc>
-          <w:tcPr>
-            <w:tcMar>
-              <w:top w:type="dxa" w:w="80"/>
-              <w:left w:type="dxa" w:w="120"/>
-              <w:bottom w:type="dxa" w:w="80"/>
-              <w:right w:type="dxa" w:w="120"/>
-            </w:tcMar>
-          </w:tcPr>
-          <w:p>
-            <w:pPr>
-              <w:spacing w:after="40"/>
-            </w:pPr>
-            <w:r>
-              <w:rPr>
-                <w:rFonts w:ascii="Microsoft YaHei" w:cs="Microsoft YaHei" w:eastAsia="Microsoft YaHei" w:hAnsi="Microsoft YaHei"/>
-                <w:b w:val="false"/>
-                <w:bCs w:val="false"/>
-                <w:color w:val="333333"/>
-                <w:sz w:val="20"/>
-                <w:szCs w:val="20"/>
-              </w:rPr>
-              <w:t xml:space="preserve">上架 WorkBuddy Skill 市场</w:t>
-            </w:r>
-          </w:p>
-        </w:tc>
-        <w:tc>
-          <w:tcPr>
-            <w:tcMar>
-              <w:top w:type="dxa" w:w="80"/>
-              <w:left w:type="dxa" w:w="120"/>
-              <w:bottom w:type="dxa" w:w="80"/>
-              <w:right w:type="dxa" w:w="120"/>
-            </w:tcMar>
-          </w:tcPr>
-          <w:p>
-            <w:pPr>
-              <w:spacing w:after="40"/>
-            </w:pPr>
-            <w:r>
-              <w:rPr>
-                <w:rFonts w:ascii="Microsoft YaHei" w:cs="Microsoft YaHei" w:eastAsia="Microsoft YaHei" w:hAnsi="Microsoft YaHei"/>
-                <w:b w:val="false"/>
-                <w:bCs w:val="false"/>
-                <w:color w:val="333333"/>
-                <w:sz w:val="20"/>
-                <w:szCs w:val="20"/>
-              </w:rPr>
-              <w:t xml:space="preserve">📋</w:t>
+              <w:t xml:space="preserve">苹果播客</w:t>
+            </w:r>
+          </w:p>
+        </w:tc>
+        <w:tc>
+          <w:tcPr>
+            <w:tcMar>
+              <w:top w:type="dxa" w:w="80"/>
+              <w:left w:type="dxa" w:w="120"/>
+              <w:bottom w:type="dxa" w:w="80"/>
+              <w:right w:type="dxa" w:w="120"/>
+            </w:tcMar>
+          </w:tcPr>
+          <w:p>
+            <w:pPr>
+              <w:spacing w:after="40"/>
+            </w:pPr>
+            <w:r>
+              <w:rPr>
+                <w:rFonts w:ascii="Microsoft YaHei" w:cs="Microsoft YaHei" w:eastAsia="Microsoft YaHei" w:hAnsi="Microsoft YaHei"/>
+                <w:b w:val="false"/>
+                <w:bCs w:val="false"/>
+                <w:color w:val="333333"/>
+                <w:sz w:val="20"/>
+                <w:szCs w:val="20"/>
+              </w:rPr>
+              <w:t xml:space="preserve">用 castro.fm/itunes 转换成 RSS URL</w:t>
+            </w:r>
+          </w:p>
+        </w:tc>
+        <w:tc>
+          <w:tcPr>
+            <w:tcMar>
+              <w:top w:type="dxa" w:w="80"/>
+              <w:left w:type="dxa" w:w="120"/>
+              <w:bottom w:type="dxa" w:w="80"/>
+              <w:right w:type="dxa" w:w="120"/>
+            </w:tcMar>
+          </w:tcPr>
+          <w:p>
+            <w:pPr>
+              <w:spacing w:after="40"/>
+            </w:pPr>
+            <w:r>
+              <w:rPr>
+                <w:rFonts w:ascii="Microsoft YaHei" w:cs="Microsoft YaHei" w:eastAsia="Microsoft YaHei" w:hAnsi="Microsoft YaHei"/>
+                <w:b w:val="false"/>
+                <w:bCs w:val="false"/>
+                <w:color w:val="333333"/>
+                <w:sz w:val="20"/>
+                <w:szCs w:val="20"/>
+              </w:rPr>
+              <w:t xml:space="preserve">RSS URL</w:t>
             </w:r>
           </w:p>
         </w:tc>
       </w:tr>
     </w:tbl>
-    <w:p>
-      <w:pPr>
-        <w:pStyle w:val="Heading1"/>
-        <w:spacing w:after="120" w:before="240"/>
-      </w:pPr>
-      <w:r>
-        <w:rPr>
-          <w:rFonts w:ascii="Microsoft YaHei" w:cs="Microsoft YaHei" w:eastAsia="Microsoft YaHei" w:hAnsi="Microsoft YaHei"/>
-          <w:b/>
-          <w:bCs/>
-          <w:color w:val="1F4E79"/>
-          <w:sz w:val="36"/>
-          <w:szCs w:val="36"/>
-        </w:rPr>
-        <w:t xml:space="preserve">十、附录：面试讲解话术</w:t>
-      </w:r>
-    </w:p>
     <w:p>
       <w:pPr>
         <w:pStyle w:val="Heading2"/>
@@ -7501,7 +6023,114 @@
           <w:sz w:val="30"/>
           <w:szCs w:val="30"/>
         </w:rPr>
-        <w:t xml:space="preserve">10.1 90 秒口头介绍</w:t>
+        <w:t xml:space="preserve">5.3 重要细节</w:t>
+      </w:r>
+    </w:p>
+    <w:p>
+      <w:pPr>
+        <w:pStyle w:val="ListParagraph"/>
+        <w:numPr>
+          <w:ilvl w:val="0"/>
+          <w:numId w:val="1"/>
+        </w:numPr>
+        <w:spacing w:after="80"/>
+      </w:pPr>
+      <w:r>
+        <w:rPr>
+          <w:rFonts w:ascii="Microsoft YaHei" w:cs="Microsoft YaHei" w:eastAsia="Microsoft YaHei" w:hAnsi="Microsoft YaHei"/>
+          <w:sz w:val="22"/>
+          <w:szCs w:val="22"/>
+        </w:rPr>
+        <w:t xml:space="preserve">修改订阅后立即生效 —— 下次跑 --subscribe 自动用新清单，不需要重启。</w:t>
+      </w:r>
+    </w:p>
+    <w:p>
+      <w:pPr>
+        <w:pStyle w:val="ListParagraph"/>
+        <w:numPr>
+          <w:ilvl w:val="0"/>
+          <w:numId w:val="1"/>
+        </w:numPr>
+        <w:spacing w:after="80"/>
+      </w:pPr>
+      <w:r>
+        <w:rPr>
+          <w:rFonts w:ascii="Microsoft YaHei" w:cs="Microsoft YaHei" w:eastAsia="Microsoft YaHei" w:hAnsi="Microsoft YaHei"/>
+          <w:sz w:val="22"/>
+          <w:szCs w:val="22"/>
+        </w:rPr>
+        <w:t xml:space="preserve">output/digest/history.json 存"已发过的视频"，改订阅清单不会重置 —— 避免老视频被重发。</w:t>
+      </w:r>
+    </w:p>
+    <w:p>
+      <w:pPr>
+        <w:pStyle w:val="ListParagraph"/>
+        <w:numPr>
+          <w:ilvl w:val="0"/>
+          <w:numId w:val="1"/>
+        </w:numPr>
+        <w:spacing w:after="80"/>
+      </w:pPr>
+      <w:r>
+        <w:rPr>
+          <w:rFonts w:ascii="Microsoft YaHei" w:cs="Microsoft YaHei" w:eastAsia="Microsoft YaHei" w:hAnsi="Microsoft YaHei"/>
+          <w:sz w:val="22"/>
+          <w:szCs w:val="22"/>
+        </w:rPr>
+        <w:t xml:space="preserve">想重新发所有内容（比如换 up 主想看历史）？rm output/digest/history.json 清空历史。</w:t>
+      </w:r>
+    </w:p>
+    <w:p>
+      <w:pPr>
+        <w:pStyle w:val="ListParagraph"/>
+        <w:numPr>
+          <w:ilvl w:val="0"/>
+          <w:numId w:val="1"/>
+        </w:numPr>
+        <w:spacing w:after="80"/>
+      </w:pPr>
+      <w:r>
+        <w:rPr>
+          <w:rFonts w:ascii="Microsoft YaHei" w:cs="Microsoft YaHei" w:eastAsia="Microsoft YaHei" w:hAnsi="Microsoft YaHei"/>
+          <w:sz w:val="22"/>
+          <w:szCs w:val="22"/>
+        </w:rPr>
+        <w:t xml:space="preserve">B 站 up 主必须配 cookies_from: chrome（manage_channels.py 自动加上了）。</w:t>
+      </w:r>
+    </w:p>
+    <w:p>
+      <w:pPr>
+        <w:pStyle w:val="ListParagraph"/>
+        <w:numPr>
+          <w:ilvl w:val="0"/>
+          <w:numId w:val="1"/>
+        </w:numPr>
+        <w:spacing w:after="80"/>
+      </w:pPr>
+      <w:r>
+        <w:rPr>
+          <w:rFonts w:ascii="Microsoft YaHei" w:cs="Microsoft YaHei" w:eastAsia="Microsoft YaHei" w:hAnsi="Microsoft YaHei"/>
+          <w:sz w:val="22"/>
+          <w:szCs w:val="22"/>
+        </w:rPr>
+        <w:t xml:space="preserve">订阅清单 channels.yaml 含你邮箱，不要提交到公开 GitHub。</w:t>
+      </w:r>
+    </w:p>
+    <w:p>
+      <w:pPr>
+        <w:pStyle w:val="Heading2"/>
+        <w:spacing w:after="120" w:before="240"/>
+      </w:pPr>
+      <w:r>
+        <w:rPr>
+          <w:rFonts w:ascii="Microsoft YaHei" w:cs="Microsoft YaHei" w:eastAsia="Microsoft YaHei" w:hAnsi="Microsoft YaHei"/>
+          <w:b/>
+          <w:bCs/>
+          <w:color w:val="1F4E79"/>
+          <w:sz w:val="30"/>
+          <w:szCs w:val="30"/>
+        </w:rPr>
+        <w:t xml:space="preserve">5.4 推荐的初始订阅</w:t>
       </w:r>
     </w:p>
     <w:p>
@@ -7518,7 +6147,610 @@
           <w:sz w:val="22"/>
           <w:szCs w:val="22"/>
         </w:rPr>
-        <w:t xml:space="preserve">"我做了一个叫 content-catcher 的项目 —— 它不只是一个 Skill，而是一个 4 层架构的内容蒸馏基础设施。</w:t>
+        <w:t xml:space="preserve">不知道订什么？以下是几个 vibe coding / AI 主题的优质源：</w:t>
+      </w:r>
+    </w:p>
+    <w:tbl>
+      <w:tblPr>
+        <w:tblW w:type="pct" w:w="100%"/>
+        <w:tblBorders>
+          <w:top w:val="single" w:color="BFBFBF" w:sz="4"/>
+          <w:left w:val="single" w:color="BFBFBF" w:sz="4"/>
+          <w:bottom w:val="single" w:color="BFBFBF" w:sz="4"/>
+          <w:right w:val="single" w:color="BFBFBF" w:sz="4"/>
+          <w:insideH w:val="single" w:color="DCDCDC" w:sz="2"/>
+          <w:insideV w:val="single" w:color="DCDCDC" w:sz="2"/>
+        </w:tblBorders>
+      </w:tblPr>
+      <w:tblGrid>
+        <w:gridCol w:w="100"/>
+        <w:gridCol w:w="100"/>
+        <w:gridCol w:w="100"/>
+      </w:tblGrid>
+      <w:tr>
+        <w:tc>
+          <w:tcPr>
+            <w:shd w:color="1F4E79" w:val="solid"/>
+            <w:tcMar>
+              <w:top w:type="dxa" w:w="80"/>
+              <w:left w:type="dxa" w:w="120"/>
+              <w:bottom w:type="dxa" w:w="80"/>
+              <w:right w:type="dxa" w:w="120"/>
+            </w:tcMar>
+          </w:tcPr>
+          <w:p>
+            <w:pPr>
+              <w:spacing w:after="40"/>
+            </w:pPr>
+            <w:r>
+              <w:rPr>
+                <w:rFonts w:ascii="Microsoft YaHei" w:cs="Microsoft YaHei" w:eastAsia="Microsoft YaHei" w:hAnsi="Microsoft YaHei"/>
+                <w:b/>
+                <w:bCs/>
+                <w:color w:val="FFFFFF"/>
+                <w:sz w:val="20"/>
+                <w:szCs w:val="20"/>
+              </w:rPr>
+              <w:t xml:space="preserve">类型</w:t>
+            </w:r>
+          </w:p>
+        </w:tc>
+        <w:tc>
+          <w:tcPr>
+            <w:shd w:color="1F4E79" w:val="solid"/>
+            <w:tcMar>
+              <w:top w:type="dxa" w:w="80"/>
+              <w:left w:type="dxa" w:w="120"/>
+              <w:bottom w:type="dxa" w:w="80"/>
+              <w:right w:type="dxa" w:w="120"/>
+            </w:tcMar>
+          </w:tcPr>
+          <w:p>
+            <w:pPr>
+              <w:spacing w:after="40"/>
+            </w:pPr>
+            <w:r>
+              <w:rPr>
+                <w:rFonts w:ascii="Microsoft YaHei" w:cs="Microsoft YaHei" w:eastAsia="Microsoft YaHei" w:hAnsi="Microsoft YaHei"/>
+                <w:b/>
+                <w:bCs/>
+                <w:color w:val="FFFFFF"/>
+                <w:sz w:val="20"/>
+                <w:szCs w:val="20"/>
+              </w:rPr>
+              <w:t xml:space="preserve">名字</w:t>
+            </w:r>
+          </w:p>
+        </w:tc>
+        <w:tc>
+          <w:tcPr>
+            <w:shd w:color="1F4E79" w:val="solid"/>
+            <w:tcMar>
+              <w:top w:type="dxa" w:w="80"/>
+              <w:left w:type="dxa" w:w="120"/>
+              <w:bottom w:type="dxa" w:w="80"/>
+              <w:right w:type="dxa" w:w="120"/>
+            </w:tcMar>
+          </w:tcPr>
+          <w:p>
+            <w:pPr>
+              <w:spacing w:after="40"/>
+            </w:pPr>
+            <w:r>
+              <w:rPr>
+                <w:rFonts w:ascii="Microsoft YaHei" w:cs="Microsoft YaHei" w:eastAsia="Microsoft YaHei" w:hAnsi="Microsoft YaHei"/>
+                <w:b/>
+                <w:bCs/>
+                <w:color w:val="FFFFFF"/>
+                <w:sz w:val="20"/>
+                <w:szCs w:val="20"/>
+              </w:rPr>
+              <w:t xml:space="preserve">ID / URL</w:t>
+            </w:r>
+          </w:p>
+        </w:tc>
+      </w:tr>
+      <w:tr>
+        <w:tc>
+          <w:tcPr>
+            <w:tcMar>
+              <w:top w:type="dxa" w:w="80"/>
+              <w:left w:type="dxa" w:w="120"/>
+              <w:bottom w:type="dxa" w:w="80"/>
+              <w:right w:type="dxa" w:w="120"/>
+            </w:tcMar>
+          </w:tcPr>
+          <w:p>
+            <w:pPr>
+              <w:spacing w:after="40"/>
+            </w:pPr>
+            <w:r>
+              <w:rPr>
+                <w:rFonts w:ascii="Microsoft YaHei" w:cs="Microsoft YaHei" w:eastAsia="Microsoft YaHei" w:hAnsi="Microsoft YaHei"/>
+                <w:b w:val="false"/>
+                <w:bCs w:val="false"/>
+                <w:color w:val="333333"/>
+                <w:sz w:val="20"/>
+                <w:szCs w:val="20"/>
+              </w:rPr>
+              <w:t xml:space="preserve">B 站</w:t>
+            </w:r>
+          </w:p>
+        </w:tc>
+        <w:tc>
+          <w:tcPr>
+            <w:tcMar>
+              <w:top w:type="dxa" w:w="80"/>
+              <w:left w:type="dxa" w:w="120"/>
+              <w:bottom w:type="dxa" w:w="80"/>
+              <w:right w:type="dxa" w:w="120"/>
+            </w:tcMar>
+          </w:tcPr>
+          <w:p>
+            <w:pPr>
+              <w:spacing w:after="40"/>
+            </w:pPr>
+            <w:r>
+              <w:rPr>
+                <w:rFonts w:ascii="Microsoft YaHei" w:cs="Microsoft YaHei" w:eastAsia="Microsoft YaHei" w:hAnsi="Microsoft YaHei"/>
+                <w:b w:val="false"/>
+                <w:bCs w:val="false"/>
+                <w:color w:val="333333"/>
+                <w:sz w:val="20"/>
+                <w:szCs w:val="20"/>
+              </w:rPr>
+              <w:t xml:space="preserve">大牙大-</w:t>
+            </w:r>
+          </w:p>
+        </w:tc>
+        <w:tc>
+          <w:tcPr>
+            <w:tcMar>
+              <w:top w:type="dxa" w:w="80"/>
+              <w:left w:type="dxa" w:w="120"/>
+              <w:bottom w:type="dxa" w:w="80"/>
+              <w:right w:type="dxa" w:w="120"/>
+            </w:tcMar>
+          </w:tcPr>
+          <w:p>
+            <w:pPr>
+              <w:spacing w:after="40"/>
+            </w:pPr>
+            <w:r>
+              <w:rPr>
+                <w:rFonts w:ascii="Microsoft YaHei" w:cs="Microsoft YaHei" w:eastAsia="Microsoft YaHei" w:hAnsi="Microsoft YaHei"/>
+                <w:b w:val="false"/>
+                <w:bCs w:val="false"/>
+                <w:color w:val="333333"/>
+                <w:sz w:val="20"/>
+                <w:szCs w:val="20"/>
+              </w:rPr>
+              <w:t xml:space="preserve">mid: 25752587</w:t>
+            </w:r>
+          </w:p>
+        </w:tc>
+      </w:tr>
+      <w:tr>
+        <w:tc>
+          <w:tcPr>
+            <w:tcMar>
+              <w:top w:type="dxa" w:w="80"/>
+              <w:left w:type="dxa" w:w="120"/>
+              <w:bottom w:type="dxa" w:w="80"/>
+              <w:right w:type="dxa" w:w="120"/>
+            </w:tcMar>
+          </w:tcPr>
+          <w:p>
+            <w:pPr>
+              <w:spacing w:after="40"/>
+            </w:pPr>
+            <w:r>
+              <w:rPr>
+                <w:rFonts w:ascii="Microsoft YaHei" w:cs="Microsoft YaHei" w:eastAsia="Microsoft YaHei" w:hAnsi="Microsoft YaHei"/>
+                <w:b w:val="false"/>
+                <w:bCs w:val="false"/>
+                <w:color w:val="333333"/>
+                <w:sz w:val="20"/>
+                <w:szCs w:val="20"/>
+              </w:rPr>
+              <w:t xml:space="preserve">B 站</w:t>
+            </w:r>
+          </w:p>
+        </w:tc>
+        <w:tc>
+          <w:tcPr>
+            <w:tcMar>
+              <w:top w:type="dxa" w:w="80"/>
+              <w:left w:type="dxa" w:w="120"/>
+              <w:bottom w:type="dxa" w:w="80"/>
+              <w:right w:type="dxa" w:w="120"/>
+            </w:tcMar>
+          </w:tcPr>
+          <w:p>
+            <w:pPr>
+              <w:spacing w:after="40"/>
+            </w:pPr>
+            <w:r>
+              <w:rPr>
+                <w:rFonts w:ascii="Microsoft YaHei" w:cs="Microsoft YaHei" w:eastAsia="Microsoft YaHei" w:hAnsi="Microsoft YaHei"/>
+                <w:b w:val="false"/>
+                <w:bCs w:val="false"/>
+                <w:color w:val="333333"/>
+                <w:sz w:val="20"/>
+                <w:szCs w:val="20"/>
+              </w:rPr>
+              <w:t xml:space="preserve">马克的技术工作坊</w:t>
+            </w:r>
+          </w:p>
+        </w:tc>
+        <w:tc>
+          <w:tcPr>
+            <w:tcMar>
+              <w:top w:type="dxa" w:w="80"/>
+              <w:left w:type="dxa" w:w="120"/>
+              <w:bottom w:type="dxa" w:w="80"/>
+              <w:right w:type="dxa" w:w="120"/>
+            </w:tcMar>
+          </w:tcPr>
+          <w:p>
+            <w:pPr>
+              <w:spacing w:after="40"/>
+            </w:pPr>
+            <w:r>
+              <w:rPr>
+                <w:rFonts w:ascii="Microsoft YaHei" w:cs="Microsoft YaHei" w:eastAsia="Microsoft YaHei" w:hAnsi="Microsoft YaHei"/>
+                <w:b w:val="false"/>
+                <w:bCs w:val="false"/>
+                <w:color w:val="333333"/>
+                <w:sz w:val="20"/>
+                <w:szCs w:val="20"/>
+              </w:rPr>
+              <w:t xml:space="preserve">mid: 1815948385</w:t>
+            </w:r>
+          </w:p>
+        </w:tc>
+      </w:tr>
+      <w:tr>
+        <w:tc>
+          <w:tcPr>
+            <w:tcMar>
+              <w:top w:type="dxa" w:w="80"/>
+              <w:left w:type="dxa" w:w="120"/>
+              <w:bottom w:type="dxa" w:w="80"/>
+              <w:right w:type="dxa" w:w="120"/>
+            </w:tcMar>
+          </w:tcPr>
+          <w:p>
+            <w:pPr>
+              <w:spacing w:after="40"/>
+            </w:pPr>
+            <w:r>
+              <w:rPr>
+                <w:rFonts w:ascii="Microsoft YaHei" w:cs="Microsoft YaHei" w:eastAsia="Microsoft YaHei" w:hAnsi="Microsoft YaHei"/>
+                <w:b w:val="false"/>
+                <w:bCs w:val="false"/>
+                <w:color w:val="333333"/>
+                <w:sz w:val="20"/>
+                <w:szCs w:val="20"/>
+              </w:rPr>
+              <w:t xml:space="preserve">B 站</w:t>
+            </w:r>
+          </w:p>
+        </w:tc>
+        <w:tc>
+          <w:tcPr>
+            <w:tcMar>
+              <w:top w:type="dxa" w:w="80"/>
+              <w:left w:type="dxa" w:w="120"/>
+              <w:bottom w:type="dxa" w:w="80"/>
+              <w:right w:type="dxa" w:w="120"/>
+            </w:tcMar>
+          </w:tcPr>
+          <w:p>
+            <w:pPr>
+              <w:spacing w:after="40"/>
+            </w:pPr>
+            <w:r>
+              <w:rPr>
+                <w:rFonts w:ascii="Microsoft YaHei" w:cs="Microsoft YaHei" w:eastAsia="Microsoft YaHei" w:hAnsi="Microsoft YaHei"/>
+                <w:b w:val="false"/>
+                <w:bCs w:val="false"/>
+                <w:color w:val="333333"/>
+                <w:sz w:val="20"/>
+                <w:szCs w:val="20"/>
+              </w:rPr>
+              <w:t xml:space="preserve">我是阿众</w:t>
+            </w:r>
+          </w:p>
+        </w:tc>
+        <w:tc>
+          <w:tcPr>
+            <w:tcMar>
+              <w:top w:type="dxa" w:w="80"/>
+              <w:left w:type="dxa" w:w="120"/>
+              <w:bottom w:type="dxa" w:w="80"/>
+              <w:right w:type="dxa" w:w="120"/>
+            </w:tcMar>
+          </w:tcPr>
+          <w:p>
+            <w:pPr>
+              <w:spacing w:after="40"/>
+            </w:pPr>
+            <w:r>
+              <w:rPr>
+                <w:rFonts w:ascii="Microsoft YaHei" w:cs="Microsoft YaHei" w:eastAsia="Microsoft YaHei" w:hAnsi="Microsoft YaHei"/>
+                <w:b w:val="false"/>
+                <w:bCs w:val="false"/>
+                <w:color w:val="333333"/>
+                <w:sz w:val="20"/>
+                <w:szCs w:val="20"/>
+              </w:rPr>
+              <w:t xml:space="preserve">mid: 281120100</w:t>
+            </w:r>
+          </w:p>
+        </w:tc>
+      </w:tr>
+      <w:tr>
+        <w:tc>
+          <w:tcPr>
+            <w:tcMar>
+              <w:top w:type="dxa" w:w="80"/>
+              <w:left w:type="dxa" w:w="120"/>
+              <w:bottom w:type="dxa" w:w="80"/>
+              <w:right w:type="dxa" w:w="120"/>
+            </w:tcMar>
+          </w:tcPr>
+          <w:p>
+            <w:pPr>
+              <w:spacing w:after="40"/>
+            </w:pPr>
+            <w:r>
+              <w:rPr>
+                <w:rFonts w:ascii="Microsoft YaHei" w:cs="Microsoft YaHei" w:eastAsia="Microsoft YaHei" w:hAnsi="Microsoft YaHei"/>
+                <w:b w:val="false"/>
+                <w:bCs w:val="false"/>
+                <w:color w:val="333333"/>
+                <w:sz w:val="20"/>
+                <w:szCs w:val="20"/>
+              </w:rPr>
+              <w:t xml:space="preserve">YouTube</w:t>
+            </w:r>
+          </w:p>
+        </w:tc>
+        <w:tc>
+          <w:tcPr>
+            <w:tcMar>
+              <w:top w:type="dxa" w:w="80"/>
+              <w:left w:type="dxa" w:w="120"/>
+              <w:bottom w:type="dxa" w:w="80"/>
+              <w:right w:type="dxa" w:w="120"/>
+            </w:tcMar>
+          </w:tcPr>
+          <w:p>
+            <w:pPr>
+              <w:spacing w:after="40"/>
+            </w:pPr>
+            <w:r>
+              <w:rPr>
+                <w:rFonts w:ascii="Microsoft YaHei" w:cs="Microsoft YaHei" w:eastAsia="Microsoft YaHei" w:hAnsi="Microsoft YaHei"/>
+                <w:b w:val="false"/>
+                <w:bCs w:val="false"/>
+                <w:color w:val="333333"/>
+                <w:sz w:val="20"/>
+                <w:szCs w:val="20"/>
+              </w:rPr>
+              <w:t xml:space="preserve">Lex Fridman</w:t>
+            </w:r>
+          </w:p>
+        </w:tc>
+        <w:tc>
+          <w:tcPr>
+            <w:tcMar>
+              <w:top w:type="dxa" w:w="80"/>
+              <w:left w:type="dxa" w:w="120"/>
+              <w:bottom w:type="dxa" w:w="80"/>
+              <w:right w:type="dxa" w:w="120"/>
+            </w:tcMar>
+          </w:tcPr>
+          <w:p>
+            <w:pPr>
+              <w:spacing w:after="40"/>
+            </w:pPr>
+            <w:r>
+              <w:rPr>
+                <w:rFonts w:ascii="Microsoft YaHei" w:cs="Microsoft YaHei" w:eastAsia="Microsoft YaHei" w:hAnsi="Microsoft YaHei"/>
+                <w:b w:val="false"/>
+                <w:bCs w:val="false"/>
+                <w:color w:val="333333"/>
+                <w:sz w:val="20"/>
+                <w:szCs w:val="20"/>
+              </w:rPr>
+              <w:t xml:space="preserve">UCJIfeSCssxSC_Dhc5s7woww</w:t>
+            </w:r>
+          </w:p>
+        </w:tc>
+      </w:tr>
+      <w:tr>
+        <w:tc>
+          <w:tcPr>
+            <w:tcMar>
+              <w:top w:type="dxa" w:w="80"/>
+              <w:left w:type="dxa" w:w="120"/>
+              <w:bottom w:type="dxa" w:w="80"/>
+              <w:right w:type="dxa" w:w="120"/>
+            </w:tcMar>
+          </w:tcPr>
+          <w:p>
+            <w:pPr>
+              <w:spacing w:after="40"/>
+            </w:pPr>
+            <w:r>
+              <w:rPr>
+                <w:rFonts w:ascii="Microsoft YaHei" w:cs="Microsoft YaHei" w:eastAsia="Microsoft YaHei" w:hAnsi="Microsoft YaHei"/>
+                <w:b w:val="false"/>
+                <w:bCs w:val="false"/>
+                <w:color w:val="333333"/>
+                <w:sz w:val="20"/>
+                <w:szCs w:val="20"/>
+              </w:rPr>
+              <w:t xml:space="preserve">播客 RSS</w:t>
+            </w:r>
+          </w:p>
+        </w:tc>
+        <w:tc>
+          <w:tcPr>
+            <w:tcMar>
+              <w:top w:type="dxa" w:w="80"/>
+              <w:left w:type="dxa" w:w="120"/>
+              <w:bottom w:type="dxa" w:w="80"/>
+              <w:right w:type="dxa" w:w="120"/>
+            </w:tcMar>
+          </w:tcPr>
+          <w:p>
+            <w:pPr>
+              <w:spacing w:after="40"/>
+            </w:pPr>
+            <w:r>
+              <w:rPr>
+                <w:rFonts w:ascii="Microsoft YaHei" w:cs="Microsoft YaHei" w:eastAsia="Microsoft YaHei" w:hAnsi="Microsoft YaHei"/>
+                <w:b w:val="false"/>
+                <w:bCs w:val="false"/>
+                <w:color w:val="333333"/>
+                <w:sz w:val="20"/>
+                <w:szCs w:val="20"/>
+              </w:rPr>
+              <w:t xml:space="preserve">Latent Space</w:t>
+            </w:r>
+          </w:p>
+        </w:tc>
+        <w:tc>
+          <w:tcPr>
+            <w:tcMar>
+              <w:top w:type="dxa" w:w="80"/>
+              <w:left w:type="dxa" w:w="120"/>
+              <w:bottom w:type="dxa" w:w="80"/>
+              <w:right w:type="dxa" w:w="120"/>
+            </w:tcMar>
+          </w:tcPr>
+          <w:p>
+            <w:pPr>
+              <w:spacing w:after="40"/>
+            </w:pPr>
+            <w:r>
+              <w:rPr>
+                <w:rFonts w:ascii="Microsoft YaHei" w:cs="Microsoft YaHei" w:eastAsia="Microsoft YaHei" w:hAnsi="Microsoft YaHei"/>
+                <w:b w:val="false"/>
+                <w:bCs w:val="false"/>
+                <w:color w:val="333333"/>
+                <w:sz w:val="20"/>
+                <w:szCs w:val="20"/>
+              </w:rPr>
+              <w:t xml:space="preserve">api.substack.com/feed/podcast/1084089.rss</w:t>
+            </w:r>
+          </w:p>
+        </w:tc>
+      </w:tr>
+      <w:tr>
+        <w:tc>
+          <w:tcPr>
+            <w:tcMar>
+              <w:top w:type="dxa" w:w="80"/>
+              <w:left w:type="dxa" w:w="120"/>
+              <w:bottom w:type="dxa" w:w="80"/>
+              <w:right w:type="dxa" w:w="120"/>
+            </w:tcMar>
+          </w:tcPr>
+          <w:p>
+            <w:pPr>
+              <w:spacing w:after="40"/>
+            </w:pPr>
+            <w:r>
+              <w:rPr>
+                <w:rFonts w:ascii="Microsoft YaHei" w:cs="Microsoft YaHei" w:eastAsia="Microsoft YaHei" w:hAnsi="Microsoft YaHei"/>
+                <w:b w:val="false"/>
+                <w:bCs w:val="false"/>
+                <w:color w:val="333333"/>
+                <w:sz w:val="20"/>
+                <w:szCs w:val="20"/>
+              </w:rPr>
+              <w:t xml:space="preserve">播客主站</w:t>
+            </w:r>
+          </w:p>
+        </w:tc>
+        <w:tc>
+          <w:tcPr>
+            <w:tcMar>
+              <w:top w:type="dxa" w:w="80"/>
+              <w:left w:type="dxa" w:w="120"/>
+              <w:bottom w:type="dxa" w:w="80"/>
+              <w:right w:type="dxa" w:w="120"/>
+            </w:tcMar>
+          </w:tcPr>
+          <w:p>
+            <w:pPr>
+              <w:spacing w:after="40"/>
+            </w:pPr>
+            <w:r>
+              <w:rPr>
+                <w:rFonts w:ascii="Microsoft YaHei" w:cs="Microsoft YaHei" w:eastAsia="Microsoft YaHei" w:hAnsi="Microsoft YaHei"/>
+                <w:b w:val="false"/>
+                <w:bCs w:val="false"/>
+                <w:color w:val="333333"/>
+                <w:sz w:val="20"/>
+                <w:szCs w:val="20"/>
+              </w:rPr>
+              <w:t xml:space="preserve">Acquired</w:t>
+            </w:r>
+          </w:p>
+        </w:tc>
+        <w:tc>
+          <w:tcPr>
+            <w:tcMar>
+              <w:top w:type="dxa" w:w="80"/>
+              <w:left w:type="dxa" w:w="120"/>
+              <w:bottom w:type="dxa" w:w="80"/>
+              <w:right w:type="dxa" w:w="120"/>
+            </w:tcMar>
+          </w:tcPr>
+          <w:p>
+            <w:pPr>
+              <w:spacing w:after="40"/>
+            </w:pPr>
+            <w:r>
+              <w:rPr>
+                <w:rFonts w:ascii="Microsoft YaHei" w:cs="Microsoft YaHei" w:eastAsia="Microsoft YaHei" w:hAnsi="Microsoft YaHei"/>
+                <w:b w:val="false"/>
+                <w:bCs w:val="false"/>
+                <w:color w:val="333333"/>
+                <w:sz w:val="20"/>
+                <w:szCs w:val="20"/>
+              </w:rPr>
+              <w:t xml:space="preserve">https://www.acquired.fm/episodes/...</w:t>
+            </w:r>
+          </w:p>
+        </w:tc>
+      </w:tr>
+    </w:tbl>
+    <w:p>
+      <w:r>
+        <w:br w:type="page"/>
+      </w:r>
+    </w:p>
+    <w:p>
+      <w:pPr>
+        <w:pStyle w:val="Heading1"/>
+        <w:spacing w:after="120" w:before="240"/>
+      </w:pPr>
+      <w:r>
+        <w:rPr>
+          <w:rFonts w:ascii="Microsoft YaHei" w:cs="Microsoft YaHei" w:eastAsia="Microsoft YaHei" w:hAnsi="Microsoft YaHei"/>
+          <w:b/>
+          <w:bCs/>
+          <w:color w:val="1F4E79"/>
+          <w:sz w:val="36"/>
+          <w:szCs w:val="36"/>
+        </w:rPr>
+        <w:t xml:space="preserve">六、部署步骤（精简版）</w:t>
       </w:r>
     </w:p>
     <w:p>
@@ -7535,7 +6767,366 @@
           <w:sz w:val="22"/>
           <w:szCs w:val="22"/>
         </w:rPr>
-        <w:t xml:space="preserve">最底层是技术管线：字幕抓取、Whisper 转写、RSS 探测、Cookies 注入。</w:t>
+        <w:t xml:space="preserve">详细步骤请看项目根目录的 DEPLOYMENT.md。这里是 10 步浓缩版。</w:t>
+      </w:r>
+    </w:p>
+    <w:p>
+      <w:pPr>
+        <w:pStyle w:val="Heading3"/>
+        <w:spacing w:after="120" w:before="240"/>
+      </w:pPr>
+      <w:r>
+        <w:rPr>
+          <w:rFonts w:ascii="Microsoft YaHei" w:cs="Microsoft YaHei" w:eastAsia="Microsoft YaHei" w:hAnsi="Microsoft YaHei"/>
+          <w:b/>
+          <w:bCs/>
+          <w:color w:val="1F4E79"/>
+          <w:sz w:val="26"/>
+          <w:szCs w:val="26"/>
+        </w:rPr>
+        <w:t xml:space="preserve">Step 1: 下载/克隆项目</w:t>
+      </w:r>
+    </w:p>
+    <w:p>
+      <w:pPr>
+        <w:shd w:color="F5F5F5" w:val="solid"/>
+        <w:spacing w:after="80" w:line="280"/>
+      </w:pPr>
+      <w:r>
+        <w:rPr>
+          <w:rFonts w:ascii="Consolas" w:cs="Consolas" w:eastAsia="Consolas" w:hAnsi="Consolas"/>
+          <w:color w:val="333333"/>
+          <w:sz w:val="18"/>
+          <w:szCs w:val="18"/>
+        </w:rPr>
+        <w:t xml:space="preserve">git clone https://github.com/zczxd1118/content-catcher.git</w:t>
+      </w:r>
+    </w:p>
+    <w:p>
+      <w:pPr>
+        <w:pStyle w:val="Heading3"/>
+        <w:spacing w:after="120" w:before="240"/>
+      </w:pPr>
+      <w:r>
+        <w:rPr>
+          <w:rFonts w:ascii="Microsoft YaHei" w:cs="Microsoft YaHei" w:eastAsia="Microsoft YaHei" w:hAnsi="Microsoft YaHei"/>
+          <w:b/>
+          <w:bCs/>
+          <w:color w:val="1F4E79"/>
+          <w:sz w:val="26"/>
+          <w:szCs w:val="26"/>
+        </w:rPr>
+        <w:t xml:space="preserve">Step 2: 装 Homebrew（仅 macOS 没装的）</w:t>
+      </w:r>
+    </w:p>
+    <w:p>
+      <w:pPr>
+        <w:shd w:color="F5F5F5" w:val="solid"/>
+        <w:spacing w:after="80" w:line="280"/>
+      </w:pPr>
+      <w:r>
+        <w:rPr>
+          <w:rFonts w:ascii="Consolas" w:cs="Consolas" w:eastAsia="Consolas" w:hAnsi="Consolas"/>
+          <w:color w:val="333333"/>
+          <w:sz w:val="18"/>
+          <w:szCs w:val="18"/>
+        </w:rPr>
+        <w:t xml:space="preserve">/bin/bash -c "$(curl -fsSL https://raw.githubusercontent.com/Homebrew/install/HEAD/install.sh)"</w:t>
+      </w:r>
+    </w:p>
+    <w:p>
+      <w:pPr>
+        <w:pStyle w:val="Heading3"/>
+        <w:spacing w:after="120" w:before="240"/>
+      </w:pPr>
+      <w:r>
+        <w:rPr>
+          <w:rFonts w:ascii="Microsoft YaHei" w:cs="Microsoft YaHei" w:eastAsia="Microsoft YaHei" w:hAnsi="Microsoft YaHei"/>
+          <w:b/>
+          <w:bCs/>
+          <w:color w:val="1F4E79"/>
+          <w:sz w:val="26"/>
+          <w:szCs w:val="26"/>
+        </w:rPr>
+        <w:t xml:space="preserve">Step 3: 装 Python 3.10+</w:t>
+      </w:r>
+    </w:p>
+    <w:p>
+      <w:pPr>
+        <w:shd w:color="F5F5F5" w:val="solid"/>
+        <w:spacing w:after="80" w:line="280"/>
+      </w:pPr>
+      <w:r>
+        <w:rPr>
+          <w:rFonts w:ascii="Consolas" w:cs="Consolas" w:eastAsia="Consolas" w:hAnsi="Consolas"/>
+          <w:color w:val="333333"/>
+          <w:sz w:val="18"/>
+          <w:szCs w:val="18"/>
+        </w:rPr>
+        <w:t xml:space="preserve">brew install python@3.12  # 或用系统 Python 3.10+</w:t>
+      </w:r>
+    </w:p>
+    <w:p>
+      <w:pPr>
+        <w:pStyle w:val="Heading3"/>
+        <w:spacing w:after="120" w:before="240"/>
+      </w:pPr>
+      <w:r>
+        <w:rPr>
+          <w:rFonts w:ascii="Microsoft YaHei" w:cs="Microsoft YaHei" w:eastAsia="Microsoft YaHei" w:hAnsi="Microsoft YaHei"/>
+          <w:b/>
+          <w:bCs/>
+          <w:color w:val="1F4E79"/>
+          <w:sz w:val="26"/>
+          <w:szCs w:val="26"/>
+        </w:rPr>
+        <w:t xml:space="preserve">Step 4: 建虚拟环境（必须用本机 Python，不要用沙箱来的）</w:t>
+      </w:r>
+    </w:p>
+    <w:p>
+      <w:pPr>
+        <w:shd w:color="F5F5F5" w:val="solid"/>
+        <w:spacing w:after="80" w:line="280"/>
+      </w:pPr>
+      <w:r>
+        <w:rPr>
+          <w:rFonts w:ascii="Consolas" w:cs="Consolas" w:eastAsia="Consolas" w:hAnsi="Consolas"/>
+          <w:color w:val="333333"/>
+          <w:sz w:val="18"/>
+          <w:szCs w:val="18"/>
+        </w:rPr>
+        <w:t xml:space="preserve">/usr/local/bin/python3.12 -m venv .venv</w:t>
+      </w:r>
+    </w:p>
+    <w:p>
+      <w:pPr>
+        <w:pStyle w:val="Heading3"/>
+        <w:spacing w:after="120" w:before="240"/>
+      </w:pPr>
+      <w:r>
+        <w:rPr>
+          <w:rFonts w:ascii="Microsoft YaHei" w:cs="Microsoft YaHei" w:eastAsia="Microsoft YaHei" w:hAnsi="Microsoft YaHei"/>
+          <w:b/>
+          <w:bCs/>
+          <w:color w:val="1F4E79"/>
+          <w:sz w:val="26"/>
+          <w:szCs w:val="26"/>
+        </w:rPr>
+        <w:t xml:space="preserve">Step 5: 装核心依赖</w:t>
+      </w:r>
+    </w:p>
+    <w:p>
+      <w:pPr>
+        <w:shd w:color="F5F5F5" w:val="solid"/>
+        <w:spacing w:after="80" w:line="280"/>
+      </w:pPr>
+      <w:r>
+        <w:rPr>
+          <w:rFonts w:ascii="Consolas" w:cs="Consolas" w:eastAsia="Consolas" w:hAnsi="Consolas"/>
+          <w:color w:val="333333"/>
+          <w:sz w:val="18"/>
+          <w:szCs w:val="18"/>
+        </w:rPr>
+        <w:t xml:space="preserve">.venv/bin/pip install yt-dlp youtube-transcript-api langdetect chardet PyYAML ebooklib lxml faster-whisper markdown</w:t>
+      </w:r>
+    </w:p>
+    <w:p>
+      <w:pPr>
+        <w:pStyle w:val="Heading3"/>
+        <w:spacing w:after="120" w:before="240"/>
+      </w:pPr>
+      <w:r>
+        <w:rPr>
+          <w:rFonts w:ascii="Microsoft YaHei" w:cs="Microsoft YaHei" w:eastAsia="Microsoft YaHei" w:hAnsi="Microsoft YaHei"/>
+          <w:b/>
+          <w:bCs/>
+          <w:color w:val="1F4E79"/>
+          <w:sz w:val="26"/>
+          <w:szCs w:val="26"/>
+        </w:rPr>
+        <w:t xml:space="preserve">Step 6: 装 ffmpeg（Whisper 依赖）</w:t>
+      </w:r>
+    </w:p>
+    <w:p>
+      <w:pPr>
+        <w:shd w:color="F5F5F5" w:val="solid"/>
+        <w:spacing w:after="80" w:line="280"/>
+      </w:pPr>
+      <w:r>
+        <w:rPr>
+          <w:rFonts w:ascii="Consolas" w:cs="Consolas" w:eastAsia="Consolas" w:hAnsi="Consolas"/>
+          <w:color w:val="333333"/>
+          <w:sz w:val="18"/>
+          <w:szCs w:val="18"/>
+        </w:rPr>
+        <w:t xml:space="preserve">brew install ffmpeg</w:t>
+      </w:r>
+    </w:p>
+    <w:p>
+      <w:pPr>
+        <w:pStyle w:val="Heading3"/>
+        <w:spacing w:after="120" w:before="240"/>
+      </w:pPr>
+      <w:r>
+        <w:rPr>
+          <w:rFonts w:ascii="Microsoft YaHei" w:cs="Microsoft YaHei" w:eastAsia="Microsoft YaHei" w:hAnsi="Microsoft YaHei"/>
+          <w:b/>
+          <w:bCs/>
+          <w:color w:val="1F4E79"/>
+          <w:sz w:val="26"/>
+          <w:szCs w:val="26"/>
+        </w:rPr>
+        <w:t xml:space="preserve">Step 7: （可选）下载 Whisper 模型 - 走国内镜像 hf-mirror.com 下到 models/ 目录</w:t>
+      </w:r>
+    </w:p>
+    <w:p>
+      <w:pPr>
+        <w:shd w:color="F5F5F5" w:val="solid"/>
+        <w:spacing w:after="80" w:line="280"/>
+      </w:pPr>
+      <w:r>
+        <w:rPr>
+          <w:rFonts w:ascii="Consolas" w:cs="Consolas" w:eastAsia="Consolas" w:hAnsi="Consolas"/>
+          <w:color w:val="333333"/>
+          <w:sz w:val="18"/>
+          <w:szCs w:val="18"/>
+        </w:rPr>
+        <w:t xml:space="preserve">见 DEPLOYMENT.md 详细步骤</w:t>
+      </w:r>
+    </w:p>
+    <w:p>
+      <w:pPr>
+        <w:pStyle w:val="Heading3"/>
+        <w:spacing w:after="120" w:before="240"/>
+      </w:pPr>
+      <w:r>
+        <w:rPr>
+          <w:rFonts w:ascii="Microsoft YaHei" w:cs="Microsoft YaHei" w:eastAsia="Microsoft YaHei" w:hAnsi="Microsoft YaHei"/>
+          <w:b/>
+          <w:bCs/>
+          <w:color w:val="1F4E79"/>
+          <w:sz w:val="26"/>
+          <w:szCs w:val="26"/>
+        </w:rPr>
+        <w:t xml:space="preserve">Step 8: （可选）配 SMTP 邮件 - 创建 .smtp_secret 文件</w:t>
+      </w:r>
+    </w:p>
+    <w:p>
+      <w:pPr>
+        <w:shd w:color="F5F5F5" w:val="solid"/>
+        <w:spacing w:after="80" w:line="280"/>
+      </w:pPr>
+      <w:r>
+        <w:rPr>
+          <w:rFonts w:ascii="Consolas" w:cs="Consolas" w:eastAsia="Consolas" w:hAnsi="Consolas"/>
+          <w:color w:val="333333"/>
+          <w:sz w:val="18"/>
+          <w:szCs w:val="18"/>
+        </w:rPr>
+        <w:t xml:space="preserve">echo "SMTP_PASS=你的16位授权码" &gt; .smtp_secret</w:t>
+      </w:r>
+    </w:p>
+    <w:p>
+      <w:pPr>
+        <w:pStyle w:val="Heading3"/>
+        <w:spacing w:after="120" w:before="240"/>
+      </w:pPr>
+      <w:r>
+        <w:rPr>
+          <w:rFonts w:ascii="Microsoft YaHei" w:cs="Microsoft YaHei" w:eastAsia="Microsoft YaHei" w:hAnsi="Microsoft YaHei"/>
+          <w:b/>
+          <w:bCs/>
+          <w:color w:val="1F4E79"/>
+          <w:sz w:val="26"/>
+          <w:szCs w:val="26"/>
+        </w:rPr>
+        <w:t xml:space="preserve">Step 9: 配订阅清单</w:t>
+      </w:r>
+    </w:p>
+    <w:p>
+      <w:pPr>
+        <w:shd w:color="F5F5F5" w:val="solid"/>
+        <w:spacing w:after="80" w:line="280"/>
+      </w:pPr>
+      <w:r>
+        <w:rPr>
+          <w:rFonts w:ascii="Consolas" w:cs="Consolas" w:eastAsia="Consolas" w:hAnsi="Consolas"/>
+          <w:color w:val="333333"/>
+          <w:sz w:val="18"/>
+          <w:szCs w:val="18"/>
+        </w:rPr>
+        <w:t xml:space="preserve">cp channels.example.yaml channels.yaml &amp;&amp; 编辑邮箱</w:t>
+      </w:r>
+    </w:p>
+    <w:p>
+      <w:pPr>
+        <w:pStyle w:val="Heading3"/>
+        <w:spacing w:after="120" w:before="240"/>
+      </w:pPr>
+      <w:r>
+        <w:rPr>
+          <w:rFonts w:ascii="Microsoft YaHei" w:cs="Microsoft YaHei" w:eastAsia="Microsoft YaHei" w:hAnsi="Microsoft YaHei"/>
+          <w:b/>
+          <w:bCs/>
+          <w:color w:val="1F4E79"/>
+          <w:sz w:val="26"/>
+          <w:szCs w:val="26"/>
+        </w:rPr>
+        <w:t xml:space="preserve">Step 10: 跑一个</w:t>
+      </w:r>
+    </w:p>
+    <w:p>
+      <w:pPr>
+        <w:shd w:color="F5F5F5" w:val="solid"/>
+        <w:spacing w:after="80" w:line="280"/>
+      </w:pPr>
+      <w:r>
+        <w:rPr>
+          <w:rFonts w:ascii="Consolas" w:cs="Consolas" w:eastAsia="Consolas" w:hAnsi="Consolas"/>
+          <w:color w:val="333333"/>
+          <w:sz w:val="18"/>
+          <w:szCs w:val="18"/>
+        </w:rPr>
+        <w:t xml:space="preserve">.venv/bin/python catch.py URL --deep</w:t>
+      </w:r>
+    </w:p>
+    <w:p>
+      <w:r>
+        <w:br w:type="page"/>
+      </w:r>
+    </w:p>
+    <w:p>
+      <w:pPr>
+        <w:pStyle w:val="Heading1"/>
+        <w:spacing w:after="120" w:before="240"/>
+      </w:pPr>
+      <w:r>
+        <w:rPr>
+          <w:rFonts w:ascii="Microsoft YaHei" w:cs="Microsoft YaHei" w:eastAsia="Microsoft YaHei" w:hAnsi="Microsoft YaHei"/>
+          <w:b/>
+          <w:bCs/>
+          <w:color w:val="1F4E79"/>
+          <w:sz w:val="36"/>
+          <w:szCs w:val="36"/>
+        </w:rPr>
+        <w:t xml:space="preserve">七、复用到其他 AI / 其他电脑</w:t>
+      </w:r>
+    </w:p>
+    <w:p>
+      <w:pPr>
+        <w:pStyle w:val="Heading2"/>
+        <w:spacing w:after="120" w:before="240"/>
+      </w:pPr>
+      <w:r>
+        <w:rPr>
+          <w:rFonts w:ascii="Microsoft YaHei" w:cs="Microsoft YaHei" w:eastAsia="Microsoft YaHei" w:hAnsi="Microsoft YaHei"/>
+          <w:b/>
+          <w:bCs/>
+          <w:color w:val="1F4E79"/>
+          <w:sz w:val="30"/>
+          <w:szCs w:val="30"/>
+        </w:rPr>
+        <w:t xml:space="preserve">7.1 给其他 AI 用</w:t>
       </w:r>
     </w:p>
     <w:p>
@@ -7552,7 +7143,37 @@
           <w:sz w:val="22"/>
           <w:szCs w:val="22"/>
         </w:rPr>
-        <w:t xml:space="preserve">第二层是我精心打磨的 8 个 Prompt 模板 —— 我认为这才是真正的护城河，因为代码 1 周可以抄完，但 Prompt 是几个月迭代积累的。</w:t>
+        <w:t xml:space="preserve">对 Claude Code / Cursor / 其他 AI 助手说：</w:t>
+      </w:r>
+    </w:p>
+    <w:p>
+      <w:pPr>
+        <w:shd w:color="F5F5F5" w:val="solid"/>
+        <w:spacing w:after="80" w:line="280"/>
+      </w:pPr>
+      <w:r>
+        <w:rPr>
+          <w:rFonts w:ascii="Consolas" w:cs="Consolas" w:eastAsia="Consolas" w:hAnsi="Consolas"/>
+          <w:color w:val="333333"/>
+          <w:sz w:val="18"/>
+          <w:szCs w:val="18"/>
+        </w:rPr>
+        <w:t xml:space="preserve">我有一个项目要部署。请读 ~/Downloads/content-catcher/DEPLOYMENT.md</w:t>
+      </w:r>
+    </w:p>
+    <w:p>
+      <w:pPr>
+        <w:shd w:color="F5F5F5" w:val="solid"/>
+        <w:spacing w:after="80" w:line="280"/>
+      </w:pPr>
+      <w:r>
+        <w:rPr>
+          <w:rFonts w:ascii="Consolas" w:cs="Consolas" w:eastAsia="Consolas" w:hAnsi="Consolas"/>
+          <w:color w:val="333333"/>
+          <w:sz w:val="18"/>
+          <w:szCs w:val="18"/>
+        </w:rPr>
+        <w:t xml:space="preserve">然后帮我一步步部署到我的 macOS / Linux / Windows 电脑上。</w:t>
       </w:r>
     </w:p>
     <w:p>
@@ -7569,7 +7190,24 @@
           <w:sz w:val="22"/>
           <w:szCs w:val="22"/>
         </w:rPr>
-        <w:t xml:space="preserve">第三层是 CLI 工具 / Skill 形态：用户 1 行命令或 @调用 拿到笔记。</w:t>
+        <w:t xml:space="preserve">AI 会自动执行命令并 debug。这是 DEPLOYMENT.md 存在的意义 —— 让任何 AI 都能读懂部署流程。</w:t>
+      </w:r>
+    </w:p>
+    <w:p>
+      <w:pPr>
+        <w:pStyle w:val="Heading2"/>
+        <w:spacing w:after="120" w:before="240"/>
+      </w:pPr>
+      <w:r>
+        <w:rPr>
+          <w:rFonts w:ascii="Microsoft YaHei" w:cs="Microsoft YaHei" w:eastAsia="Microsoft YaHei" w:hAnsi="Microsoft YaHei"/>
+          <w:b/>
+          <w:bCs/>
+          <w:color w:val="1F4E79"/>
+          <w:sz w:val="30"/>
+          <w:szCs w:val="30"/>
+        </w:rPr>
+        <w:t xml:space="preserve">7.2 跨电脑迁移</w:t>
       </w:r>
     </w:p>
     <w:p>
@@ -7586,7 +7224,207 @@
           <w:sz w:val="22"/>
           <w:szCs w:val="22"/>
         </w:rPr>
-        <w:t xml:space="preserve">最上层是 Newsletter 系统：可以订阅式自动推送到邮箱，类似 Refind / Substack。</w:t>
+        <w:t xml:space="preserve">迁移时务必带上的文件：</w:t>
+      </w:r>
+    </w:p>
+    <w:p>
+      <w:pPr>
+        <w:pStyle w:val="ListParagraph"/>
+        <w:numPr>
+          <w:ilvl w:val="0"/>
+          <w:numId w:val="1"/>
+        </w:numPr>
+        <w:spacing w:after="80"/>
+      </w:pPr>
+      <w:r>
+        <w:rPr>
+          <w:rFonts w:ascii="Microsoft YaHei" w:cs="Microsoft YaHei" w:eastAsia="Microsoft YaHei" w:hAnsi="Microsoft YaHei"/>
+          <w:sz w:val="22"/>
+          <w:szCs w:val="22"/>
+        </w:rPr>
+        <w:t xml:space="preserve">整个 content-catcher/ 目录（含代码 + Prompt 模板）</w:t>
+      </w:r>
+    </w:p>
+    <w:p>
+      <w:pPr>
+        <w:pStyle w:val="ListParagraph"/>
+        <w:numPr>
+          <w:ilvl w:val="0"/>
+          <w:numId w:val="1"/>
+        </w:numPr>
+        <w:spacing w:after="80"/>
+      </w:pPr>
+      <w:r>
+        <w:rPr>
+          <w:rFonts w:ascii="Microsoft YaHei" w:cs="Microsoft YaHei" w:eastAsia="Microsoft YaHei" w:hAnsi="Microsoft YaHei"/>
+          <w:sz w:val="22"/>
+          <w:szCs w:val="22"/>
+        </w:rPr>
+        <w:t xml:space="preserve">models/ 目录（Whisper 模型，省去重新下载）</w:t>
+      </w:r>
+    </w:p>
+    <w:p>
+      <w:pPr>
+        <w:spacing w:after="100" w:line="360"/>
+      </w:pPr>
+      <w:r>
+        <w:rPr>
+          <w:rFonts w:ascii="Microsoft YaHei" w:cs="Microsoft YaHei" w:eastAsia="Microsoft YaHei" w:hAnsi="Microsoft YaHei"/>
+          <w:b/>
+          <w:bCs/>
+          <w:i w:val="false"/>
+          <w:iCs w:val="false"/>
+          <w:color w:val="C00000"/>
+          <w:sz w:val="22"/>
+          <w:szCs w:val="22"/>
+        </w:rPr>
+        <w:t xml:space="preserve">绝对不要带的文件（敏感信息）：</w:t>
+      </w:r>
+    </w:p>
+    <w:p>
+      <w:pPr>
+        <w:pStyle w:val="ListParagraph"/>
+        <w:numPr>
+          <w:ilvl w:val="0"/>
+          <w:numId w:val="1"/>
+        </w:numPr>
+        <w:spacing w:after="80"/>
+      </w:pPr>
+      <w:r>
+        <w:rPr>
+          <w:rFonts w:ascii="Microsoft YaHei" w:cs="Microsoft YaHei" w:eastAsia="Microsoft YaHei" w:hAnsi="Microsoft YaHei"/>
+          <w:sz w:val="22"/>
+          <w:szCs w:val="22"/>
+        </w:rPr>
+        <w:t xml:space="preserve">.smtp_secret（你的 SMTP 授权码 —— 新电脑重新生成）</w:t>
+      </w:r>
+    </w:p>
+    <w:p>
+      <w:pPr>
+        <w:pStyle w:val="ListParagraph"/>
+        <w:numPr>
+          <w:ilvl w:val="0"/>
+          <w:numId w:val="1"/>
+        </w:numPr>
+        <w:spacing w:after="80"/>
+      </w:pPr>
+      <w:r>
+        <w:rPr>
+          <w:rFonts w:ascii="Microsoft YaHei" w:cs="Microsoft YaHei" w:eastAsia="Microsoft YaHei" w:hAnsi="Microsoft YaHei"/>
+          <w:sz w:val="22"/>
+          <w:szCs w:val="22"/>
+        </w:rPr>
+        <w:t xml:space="preserve">channels.yaml（含你邮箱 —— 新电脑可以照着 .example 改）</w:t>
+      </w:r>
+    </w:p>
+    <w:p>
+      <w:pPr>
+        <w:pStyle w:val="Heading2"/>
+        <w:spacing w:after="120" w:before="240"/>
+      </w:pPr>
+      <w:r>
+        <w:rPr>
+          <w:rFonts w:ascii="Microsoft YaHei" w:cs="Microsoft YaHei" w:eastAsia="Microsoft YaHei" w:hAnsi="Microsoft YaHei"/>
+          <w:b/>
+          <w:bCs/>
+          <w:color w:val="1F4E79"/>
+          <w:sz w:val="30"/>
+          <w:szCs w:val="30"/>
+        </w:rPr>
+        <w:t xml:space="preserve">7.3 推荐工作流</w:t>
+      </w:r>
+    </w:p>
+    <w:p>
+      <w:pPr>
+        <w:pStyle w:val="ListParagraph"/>
+        <w:numPr>
+          <w:ilvl w:val="0"/>
+          <w:numId w:val="1"/>
+        </w:numPr>
+        <w:spacing w:after="80"/>
+      </w:pPr>
+      <w:r>
+        <w:rPr>
+          <w:rFonts w:ascii="Microsoft YaHei" w:cs="Microsoft YaHei" w:eastAsia="Microsoft YaHei" w:hAnsi="Microsoft YaHei"/>
+          <w:sz w:val="22"/>
+          <w:szCs w:val="22"/>
+        </w:rPr>
+        <w:t xml:space="preserve">用 GitHub 同步代码：git clone + git pull</w:t>
+      </w:r>
+    </w:p>
+    <w:p>
+      <w:pPr>
+        <w:pStyle w:val="ListParagraph"/>
+        <w:numPr>
+          <w:ilvl w:val="0"/>
+          <w:numId w:val="1"/>
+        </w:numPr>
+        <w:spacing w:after="80"/>
+      </w:pPr>
+      <w:r>
+        <w:rPr>
+          <w:rFonts w:ascii="Microsoft YaHei" w:cs="Microsoft YaHei" w:eastAsia="Microsoft YaHei" w:hAnsi="Microsoft YaHei"/>
+          <w:sz w:val="22"/>
+          <w:szCs w:val="22"/>
+        </w:rPr>
+        <w:t xml:space="preserve">.smtp_secret / channels.yaml 通过其他渠道传（iCloud Drive / 锁定备忘录）</w:t>
+      </w:r>
+    </w:p>
+    <w:p>
+      <w:pPr>
+        <w:pStyle w:val="ListParagraph"/>
+        <w:numPr>
+          <w:ilvl w:val="0"/>
+          <w:numId w:val="1"/>
+        </w:numPr>
+        <w:spacing w:after="80"/>
+      </w:pPr>
+      <w:r>
+        <w:rPr>
+          <w:rFonts w:ascii="Microsoft YaHei" w:cs="Microsoft YaHei" w:eastAsia="Microsoft YaHei" w:hAnsi="Microsoft YaHei"/>
+          <w:sz w:val="22"/>
+          <w:szCs w:val="22"/>
+        </w:rPr>
+        <w:t xml:space="preserve">Whisper 模型 ≈80MB，可选择重新下或直接复制</w:t>
+      </w:r>
+    </w:p>
+    <w:p>
+      <w:r>
+        <w:br w:type="page"/>
+      </w:r>
+    </w:p>
+    <w:p>
+      <w:pPr>
+        <w:pStyle w:val="Heading1"/>
+        <w:spacing w:after="120" w:before="240"/>
+      </w:pPr>
+      <w:r>
+        <w:rPr>
+          <w:rFonts w:ascii="Microsoft YaHei" w:cs="Microsoft YaHei" w:eastAsia="Microsoft YaHei" w:hAnsi="Microsoft YaHei"/>
+          <w:b/>
+          <w:bCs/>
+          <w:color w:val="1F4E79"/>
+          <w:sz w:val="36"/>
+          <w:szCs w:val="36"/>
+        </w:rPr>
+        <w:t xml:space="preserve">八、常见问题（FAQ）</w:t>
+      </w:r>
+    </w:p>
+    <w:p>
+      <w:pPr>
+        <w:pStyle w:val="Heading3"/>
+        <w:spacing w:after="120" w:before="240"/>
+      </w:pPr>
+      <w:r>
+        <w:rPr>
+          <w:rFonts w:ascii="Microsoft YaHei" w:cs="Microsoft YaHei" w:eastAsia="Microsoft YaHei" w:hAnsi="Microsoft YaHei"/>
+          <w:b/>
+          <w:bCs/>
+          <w:color w:val="1F4E79"/>
+          <w:sz w:val="26"/>
+          <w:szCs w:val="26"/>
+        </w:rPr>
+        <w:t xml:space="preserve">Q1: AI 为什么不能直接"听"音频？</w:t>
       </w:r>
     </w:p>
     <w:p>
@@ -7603,7 +7441,1920 @@
           <w:sz w:val="22"/>
           <w:szCs w:val="22"/>
         </w:rPr>
-        <w:t xml:space="preserve">这种 4 层架构让我能复用同一套 Prompt 库做完全不同的产品形态 —— Skill 是按需，Newsletter 是被动。最酷的是：未来我还会做 content-curator Agent，把这个项目当作 Agent 的'手脚层'。"</w:t>
+        <w:t xml:space="preserve">Claude 4.7（包括 WorkBuddy）目前不支持音频输入。只有 Gemini / GPT-4o 真做出来了。所以必须先 Whisper 转文字，再 LLM 蒸馏。这是当前所有 LLM 的通用限制。</w:t>
+      </w:r>
+    </w:p>
+    <w:p>
+      <w:pPr>
+        <w:pStyle w:val="Heading3"/>
+        <w:spacing w:after="120" w:before="240"/>
+      </w:pPr>
+      <w:r>
+        <w:rPr>
+          <w:rFonts w:ascii="Microsoft YaHei" w:cs="Microsoft YaHei" w:eastAsia="Microsoft YaHei" w:hAnsi="Microsoft YaHei"/>
+          <w:b/>
+          <w:bCs/>
+          <w:color w:val="1F4E79"/>
+          <w:sz w:val="26"/>
+          <w:szCs w:val="26"/>
+        </w:rPr>
+        <w:t xml:space="preserve">Q2: YouTube 抓不到怎么办？</w:t>
+      </w:r>
+    </w:p>
+    <w:p>
+      <w:pPr>
+        <w:spacing w:after="100" w:line="360"/>
+      </w:pPr>
+      <w:r>
+        <w:rPr>
+          <w:rFonts w:ascii="Microsoft YaHei" w:cs="Microsoft YaHei" w:eastAsia="Microsoft YaHei" w:hAnsi="Microsoft YaHei"/>
+          <w:b w:val="false"/>
+          <w:bCs w:val="false"/>
+          <w:i w:val="false"/>
+          <w:iCs w:val="false"/>
+          <w:sz w:val="22"/>
+          <w:szCs w:val="22"/>
+        </w:rPr>
+        <w:t xml:space="preserve">YouTube 在国内 IP 反爬严重。三个方案：1) 国外节点；2) 用苹果播客 RSS 替代英文播客；3) 装 Chrome 登录 YouTube。最务实是方案 2。</w:t>
+      </w:r>
+    </w:p>
+    <w:p>
+      <w:pPr>
+        <w:pStyle w:val="Heading3"/>
+        <w:spacing w:after="120" w:before="240"/>
+      </w:pPr>
+      <w:r>
+        <w:rPr>
+          <w:rFonts w:ascii="Microsoft YaHei" w:cs="Microsoft YaHei" w:eastAsia="Microsoft YaHei" w:hAnsi="Microsoft YaHei"/>
+          <w:b/>
+          <w:bCs/>
+          <w:color w:val="1F4E79"/>
+          <w:sz w:val="26"/>
+          <w:szCs w:val="26"/>
+        </w:rPr>
+        <w:t xml:space="preserve">Q3: B 站 Safari 不行怎么办？</w:t>
+      </w:r>
+    </w:p>
+    <w:p>
+      <w:pPr>
+        <w:spacing w:after="100" w:line="360"/>
+      </w:pPr>
+      <w:r>
+        <w:rPr>
+          <w:rFonts w:ascii="Microsoft YaHei" w:cs="Microsoft YaHei" w:eastAsia="Microsoft YaHei" w:hAnsi="Microsoft YaHei"/>
+          <w:b w:val="false"/>
+          <w:bCs w:val="false"/>
+          <w:i w:val="false"/>
+          <w:iCs w:val="false"/>
+          <w:sz w:val="22"/>
+          <w:szCs w:val="22"/>
+        </w:rPr>
+        <w:t xml:space="preserve">macOS 12+ 隐私保护拦截程序读 Safari cookies。装 Chrome 并登录 B 站，用 --cookies-from chrome 即可。</w:t>
+      </w:r>
+    </w:p>
+    <w:p>
+      <w:pPr>
+        <w:pStyle w:val="Heading3"/>
+        <w:spacing w:after="120" w:before="240"/>
+      </w:pPr>
+      <w:r>
+        <w:rPr>
+          <w:rFonts w:ascii="Microsoft YaHei" w:cs="Microsoft YaHei" w:eastAsia="Microsoft YaHei" w:hAnsi="Microsoft YaHei"/>
+          <w:b/>
+          <w:bCs/>
+          <w:color w:val="1F4E79"/>
+          <w:sz w:val="26"/>
+          <w:szCs w:val="26"/>
+        </w:rPr>
+        <w:t xml:space="preserve">Q4: 要钱吗？</w:t>
+      </w:r>
+    </w:p>
+    <w:p>
+      <w:pPr>
+        <w:spacing w:after="100" w:line="360"/>
+      </w:pPr>
+      <w:r>
+        <w:rPr>
+          <w:rFonts w:ascii="Microsoft YaHei" w:cs="Microsoft YaHei" w:eastAsia="Microsoft YaHei" w:hAnsi="Microsoft YaHei"/>
+          <w:b w:val="false"/>
+          <w:bCs w:val="false"/>
+          <w:i w:val="false"/>
+          <w:iCs w:val="false"/>
+          <w:sz w:val="22"/>
+          <w:szCs w:val="22"/>
+        </w:rPr>
+        <w:t xml:space="preserve">默认模式完全免费 —— 用 Whisper 本地转写 + WorkBuddy / 你自己的 ChatGPT。只有 --auto 模式调 API 才花钱（DeepSeek 一年约 ¥25，Claude 约 ¥150）。</w:t>
+      </w:r>
+    </w:p>
+    <w:p>
+      <w:pPr>
+        <w:pStyle w:val="Heading3"/>
+        <w:spacing w:after="120" w:before="240"/>
+      </w:pPr>
+      <w:r>
+        <w:rPr>
+          <w:rFonts w:ascii="Microsoft YaHei" w:cs="Microsoft YaHei" w:eastAsia="Microsoft YaHei" w:hAnsi="Microsoft YaHei"/>
+          <w:b/>
+          <w:bCs/>
+          <w:color w:val="1F4E79"/>
+          <w:sz w:val="26"/>
+          <w:szCs w:val="26"/>
+        </w:rPr>
+        <w:t xml:space="preserve">Q5: 邮件没收到？</w:t>
+      </w:r>
+    </w:p>
+    <w:p>
+      <w:pPr>
+        <w:spacing w:after="100" w:line="360"/>
+      </w:pPr>
+      <w:r>
+        <w:rPr>
+          <w:rFonts w:ascii="Microsoft YaHei" w:cs="Microsoft YaHei" w:eastAsia="Microsoft YaHei" w:hAnsi="Microsoft YaHei"/>
+          <w:b w:val="false"/>
+          <w:bCs w:val="false"/>
+          <w:i w:val="false"/>
+          <w:iCs w:val="false"/>
+          <w:sz w:val="22"/>
+          <w:szCs w:val="22"/>
+        </w:rPr>
+        <w:t xml:space="preserve">翻 QQ 邮箱垃圾箱（自己给自己发偶尔被拦）。标记"非垃圾"后续就直接进收件箱。</w:t>
+      </w:r>
+    </w:p>
+    <w:p>
+      <w:pPr>
+        <w:pStyle w:val="Heading3"/>
+        <w:spacing w:after="120" w:before="240"/>
+      </w:pPr>
+      <w:r>
+        <w:rPr>
+          <w:rFonts w:ascii="Microsoft YaHei" w:cs="Microsoft YaHei" w:eastAsia="Microsoft YaHei" w:hAnsi="Microsoft YaHei"/>
+          <w:b/>
+          <w:bCs/>
+          <w:color w:val="1F4E79"/>
+          <w:sz w:val="26"/>
+          <w:szCs w:val="26"/>
+        </w:rPr>
+        <w:t xml:space="preserve">Q6: Whisper 转写慢/卡？</w:t>
+      </w:r>
+    </w:p>
+    <w:p>
+      <w:pPr>
+        <w:spacing w:after="100" w:line="360"/>
+      </w:pPr>
+      <w:r>
+        <w:rPr>
+          <w:rFonts w:ascii="Microsoft YaHei" w:cs="Microsoft YaHei" w:eastAsia="Microsoft YaHei" w:hAnsi="Microsoft YaHei"/>
+          <w:b w:val="false"/>
+          <w:bCs w:val="false"/>
+          <w:i w:val="false"/>
+          <w:iCs w:val="false"/>
+          <w:sz w:val="22"/>
+          <w:szCs w:val="22"/>
+        </w:rPr>
+        <w:t xml:space="preserve">首次会下载模型 ~480MB，国内慢。建议手动从 hf-mirror.com 下到 models/ 目录。tiny 模型（75MB）足够大部分场景。</w:t>
+      </w:r>
+    </w:p>
+    <w:p>
+      <w:pPr>
+        <w:pStyle w:val="Heading3"/>
+        <w:spacing w:after="120" w:before="240"/>
+      </w:pPr>
+      <w:r>
+        <w:rPr>
+          <w:rFonts w:ascii="Microsoft YaHei" w:cs="Microsoft YaHei" w:eastAsia="Microsoft YaHei" w:hAnsi="Microsoft YaHei"/>
+          <w:b/>
+          <w:bCs/>
+          <w:color w:val="1F4E79"/>
+          <w:sz w:val="26"/>
+          <w:szCs w:val="26"/>
+        </w:rPr>
+        <w:t xml:space="preserve">Q7: 我装的 Python 版本不对？</w:t>
+      </w:r>
+    </w:p>
+    <w:p>
+      <w:pPr>
+        <w:spacing w:after="100" w:line="360"/>
+      </w:pPr>
+      <w:r>
+        <w:rPr>
+          <w:rFonts w:ascii="Microsoft YaHei" w:cs="Microsoft YaHei" w:eastAsia="Microsoft YaHei" w:hAnsi="Microsoft YaHei"/>
+          <w:b w:val="false"/>
+          <w:bCs w:val="false"/>
+          <w:i w:val="false"/>
+          <w:iCs w:val="false"/>
+          <w:sz w:val="22"/>
+          <w:szCs w:val="22"/>
+        </w:rPr>
+        <w:t xml:space="preserve">必须 3.10+。macOS 系统自带 3.9 不支持新语法。brew install python@3.12 是标准解。</w:t>
+      </w:r>
+    </w:p>
+    <w:p>
+      <w:pPr>
+        <w:pStyle w:val="Heading3"/>
+        <w:spacing w:after="120" w:before="240"/>
+      </w:pPr>
+      <w:r>
+        <w:rPr>
+          <w:rFonts w:ascii="Microsoft YaHei" w:cs="Microsoft YaHei" w:eastAsia="Microsoft YaHei" w:hAnsi="Microsoft YaHei"/>
+          <w:b/>
+          <w:bCs/>
+          <w:color w:val="1F4E79"/>
+          <w:sz w:val="26"/>
+          <w:szCs w:val="26"/>
+        </w:rPr>
+        <w:t xml:space="preserve">Q8: charset-normalizer 显示"未安装"但其实装了？</w:t>
+      </w:r>
+    </w:p>
+    <w:p>
+      <w:pPr>
+        <w:spacing w:after="100" w:line="360"/>
+      </w:pPr>
+      <w:r>
+        <w:rPr>
+          <w:rFonts w:ascii="Microsoft YaHei" w:cs="Microsoft YaHei" w:eastAsia="Microsoft YaHei" w:hAnsi="Microsoft YaHei"/>
+          <w:b w:val="false"/>
+          <w:bCs w:val="false"/>
+          <w:i w:val="false"/>
+          <w:iCs w:val="false"/>
+          <w:sz w:val="22"/>
+          <w:szCs w:val="22"/>
+        </w:rPr>
+        <w:t xml:space="preserve">macOS 沙箱来的 venv 有代码签名问题。必须用本机 /usr/local/bin/python3.12 重建 venv。</w:t>
+      </w:r>
+    </w:p>
+    <w:p>
+      <w:pPr>
+        <w:pStyle w:val="Heading3"/>
+        <w:spacing w:after="120" w:before="240"/>
+      </w:pPr>
+      <w:r>
+        <w:rPr>
+          <w:rFonts w:ascii="Microsoft YaHei" w:cs="Microsoft YaHei" w:eastAsia="Microsoft YaHei" w:hAnsi="Microsoft YaHei"/>
+          <w:b/>
+          <w:bCs/>
+          <w:color w:val="1F4E79"/>
+          <w:sz w:val="26"/>
+          <w:szCs w:val="26"/>
+        </w:rPr>
+        <w:t xml:space="preserve">Q9: 长视频转写时进程被杀了？</w:t>
+      </w:r>
+    </w:p>
+    <w:p>
+      <w:pPr>
+        <w:spacing w:after="100" w:line="360"/>
+      </w:pPr>
+      <w:r>
+        <w:rPr>
+          <w:rFonts w:ascii="Microsoft YaHei" w:cs="Microsoft YaHei" w:eastAsia="Microsoft YaHei" w:hAnsi="Microsoft YaHei"/>
+          <w:b w:val="false"/>
+          <w:bCs w:val="false"/>
+          <w:i w:val="false"/>
+          <w:iCs w:val="false"/>
+          <w:sz w:val="22"/>
+          <w:szCs w:val="22"/>
+        </w:rPr>
+        <w:t xml:space="preserve">Whisper 转 30+ 分钟视频要 8-15 分钟，超过单次 shell 命令限制。用 nohup 后台跑，或用 --no-transcribe 走 metadata fallback。</w:t>
+      </w:r>
+    </w:p>
+    <w:p>
+      <w:pPr>
+        <w:pStyle w:val="Heading3"/>
+        <w:spacing w:after="120" w:before="240"/>
+      </w:pPr>
+      <w:r>
+        <w:rPr>
+          <w:rFonts w:ascii="Microsoft YaHei" w:cs="Microsoft YaHei" w:eastAsia="Microsoft YaHei" w:hAnsi="Microsoft YaHei"/>
+          <w:b/>
+          <w:bCs/>
+          <w:color w:val="1F4E79"/>
+          <w:sz w:val="26"/>
+          <w:szCs w:val="26"/>
+        </w:rPr>
+        <w:t xml:space="preserve">Q10: 想自己加新平台支持？</w:t>
+      </w:r>
+    </w:p>
+    <w:p>
+      <w:pPr>
+        <w:spacing w:after="100" w:line="360"/>
+      </w:pPr>
+      <w:r>
+        <w:rPr>
+          <w:rFonts w:ascii="Microsoft YaHei" w:cs="Microsoft YaHei" w:eastAsia="Microsoft YaHei" w:hAnsi="Microsoft YaHei"/>
+          <w:b w:val="false"/>
+          <w:bCs w:val="false"/>
+          <w:i w:val="false"/>
+          <w:iCs w:val="false"/>
+          <w:sz w:val="22"/>
+          <w:szCs w:val="22"/>
+        </w:rPr>
+        <w:t xml:space="preserve">改 detect_platform.py 加平台识别，再写一个 fetch_xxx.py 模块，最后在 catch.py 路由分发即可。30 分钟搞定。</w:t>
+      </w:r>
+    </w:p>
+    <w:p>
+      <w:r>
+        <w:br w:type="page"/>
+      </w:r>
+    </w:p>
+    <w:p>
+      <w:pPr>
+        <w:pStyle w:val="Heading1"/>
+        <w:spacing w:after="120" w:before="240"/>
+      </w:pPr>
+      <w:r>
+        <w:rPr>
+          <w:rFonts w:ascii="Microsoft YaHei" w:cs="Microsoft YaHei" w:eastAsia="Microsoft YaHei" w:hAnsi="Microsoft YaHei"/>
+          <w:b/>
+          <w:bCs/>
+          <w:color w:val="1F4E79"/>
+          <w:sz w:val="36"/>
+          <w:szCs w:val="36"/>
+        </w:rPr>
+        <w:t xml:space="preserve">九、完整目录结构</w:t>
+      </w:r>
+    </w:p>
+    <w:p>
+      <w:pPr>
+        <w:shd w:color="F5F5F5" w:val="solid"/>
+        <w:spacing w:after="80" w:line="280"/>
+      </w:pPr>
+      <w:r>
+        <w:rPr>
+          <w:rFonts w:ascii="Consolas" w:cs="Consolas" w:eastAsia="Consolas" w:hAnsi="Consolas"/>
+          <w:color w:val="333333"/>
+          <w:sz w:val="18"/>
+          <w:szCs w:val="18"/>
+        </w:rPr>
+        <w:t xml:space="preserve">content-catcher/</w:t>
+      </w:r>
+    </w:p>
+    <w:p>
+      <w:pPr>
+        <w:shd w:color="F5F5F5" w:val="solid"/>
+        <w:spacing w:after="80" w:line="280"/>
+      </w:pPr>
+      <w:r>
+        <w:rPr>
+          <w:rFonts w:ascii="Consolas" w:cs="Consolas" w:eastAsia="Consolas" w:hAnsi="Consolas"/>
+          <w:color w:val="333333"/>
+          <w:sz w:val="18"/>
+          <w:szCs w:val="18"/>
+        </w:rPr>
+        <w:t xml:space="preserve">├── README.md                       项目主页</w:t>
+      </w:r>
+    </w:p>
+    <w:p>
+      <w:pPr>
+        <w:shd w:color="F5F5F5" w:val="solid"/>
+        <w:spacing w:after="80" w:line="280"/>
+      </w:pPr>
+      <w:r>
+        <w:rPr>
+          <w:rFonts w:ascii="Consolas" w:cs="Consolas" w:eastAsia="Consolas" w:hAnsi="Consolas"/>
+          <w:color w:val="333333"/>
+          <w:sz w:val="18"/>
+          <w:szCs w:val="18"/>
+        </w:rPr>
+        <w:t xml:space="preserve">├── DEPLOYMENT.md                   详细部署指南</w:t>
+      </w:r>
+    </w:p>
+    <w:p>
+      <w:pPr>
+        <w:shd w:color="F5F5F5" w:val="solid"/>
+        <w:spacing w:after="80" w:line="280"/>
+      </w:pPr>
+      <w:r>
+        <w:rPr>
+          <w:rFonts w:ascii="Consolas" w:cs="Consolas" w:eastAsia="Consolas" w:hAnsi="Consolas"/>
+          <w:color w:val="333333"/>
+          <w:sz w:val="18"/>
+          <w:szCs w:val="18"/>
+        </w:rPr>
+        <w:t xml:space="preserve">├── 项目说明书.docx                  Word 版本（你正在看）</w:t>
+      </w:r>
+    </w:p>
+    <w:p>
+      <w:pPr>
+        <w:shd w:color="F5F5F5" w:val="solid"/>
+        <w:spacing w:after="80" w:line="280"/>
+      </w:pPr>
+      <w:r>
+        <w:rPr>
+          <w:rFonts w:ascii="Consolas" w:cs="Consolas" w:eastAsia="Consolas" w:hAnsi="Consolas"/>
+          <w:color w:val="333333"/>
+          <w:sz w:val="18"/>
+          <w:szCs w:val="18"/>
+        </w:rPr>
+        <w:t xml:space="preserve">├── SKILL.md                        WorkBuddy / Claude Skill 入口</w:t>
+      </w:r>
+    </w:p>
+    <w:p>
+      <w:pPr>
+        <w:shd w:color="F5F5F5" w:val="solid"/>
+        <w:spacing w:after="80" w:line="280"/>
+      </w:pPr>
+      <w:r>
+        <w:rPr>
+          <w:rFonts w:ascii="Consolas" w:cs="Consolas" w:eastAsia="Consolas" w:hAnsi="Consolas"/>
+          <w:color w:val="333333"/>
+          <w:sz w:val="18"/>
+          <w:szCs w:val="18"/>
+        </w:rPr>
+        <w:t xml:space="preserve">├── catch.py                        主入口 / CLI</w:t>
+      </w:r>
+    </w:p>
+    <w:p>
+      <w:pPr>
+        <w:shd w:color="F5F5F5" w:val="solid"/>
+        <w:spacing w:after="80" w:line="280"/>
+      </w:pPr>
+      <w:r>
+        <w:rPr>
+          <w:rFonts w:ascii="Consolas" w:cs="Consolas" w:eastAsia="Consolas" w:hAnsi="Consolas"/>
+          <w:color w:val="333333"/>
+          <w:sz w:val="18"/>
+          <w:szCs w:val="18"/>
+        </w:rPr>
+        <w:t xml:space="preserve">├── channels.example.yaml           订阅清单模板</w:t>
+      </w:r>
+    </w:p>
+    <w:p>
+      <w:pPr>
+        <w:shd w:color="F5F5F5" w:val="solid"/>
+        <w:spacing w:after="80" w:line="280"/>
+      </w:pPr>
+      <w:r>
+        <w:rPr>
+          <w:rFonts w:ascii="Consolas" w:cs="Consolas" w:eastAsia="Consolas" w:hAnsi="Consolas"/>
+          <w:color w:val="333333"/>
+          <w:sz w:val="18"/>
+          <w:szCs w:val="18"/>
+        </w:rPr>
+        <w:t xml:space="preserve">├── .smtp_secret.template           SMTP 授权码模板</w:t>
+      </w:r>
+    </w:p>
+    <w:p>
+      <w:pPr>
+        <w:shd w:color="F5F5F5" w:val="solid"/>
+        <w:spacing w:after="80" w:line="280"/>
+      </w:pPr>
+      <w:r>
+        <w:rPr>
+          <w:rFonts w:ascii="Consolas" w:cs="Consolas" w:eastAsia="Consolas" w:hAnsi="Consolas"/>
+          <w:color w:val="333333"/>
+          <w:sz w:val="18"/>
+          <w:szCs w:val="18"/>
+        </w:rPr>
+        <w:t xml:space="preserve">├── .gitignore                      Git 忽略规则</w:t>
+      </w:r>
+    </w:p>
+    <w:p>
+      <w:pPr>
+        <w:shd w:color="F5F5F5" w:val="solid"/>
+        <w:spacing w:after="80" w:line="280"/>
+      </w:pPr>
+      <w:r>
+        <w:rPr>
+          <w:rFonts w:ascii="Consolas" w:cs="Consolas" w:eastAsia="Consolas" w:hAnsi="Consolas"/>
+          <w:color w:val="333333"/>
+          <w:sz w:val="18"/>
+          <w:szCs w:val="18"/>
+        </w:rPr>
+        <w:t xml:space="preserve">│</w:t>
+      </w:r>
+    </w:p>
+    <w:p>
+      <w:pPr>
+        <w:shd w:color="F5F5F5" w:val="solid"/>
+        <w:spacing w:after="80" w:line="280"/>
+      </w:pPr>
+      <w:r>
+        <w:rPr>
+          <w:rFonts w:ascii="Consolas" w:cs="Consolas" w:eastAsia="Consolas" w:hAnsi="Consolas"/>
+          <w:color w:val="333333"/>
+          <w:sz w:val="18"/>
+          <w:szCs w:val="18"/>
+        </w:rPr>
+        <w:t xml:space="preserve">├── scripts/                        21 个核心 Python 模块</w:t>
+      </w:r>
+    </w:p>
+    <w:p>
+      <w:pPr>
+        <w:shd w:color="F5F5F5" w:val="solid"/>
+        <w:spacing w:after="80" w:line="280"/>
+      </w:pPr>
+      <w:r>
+        <w:rPr>
+          <w:rFonts w:ascii="Consolas" w:cs="Consolas" w:eastAsia="Consolas" w:hAnsi="Consolas"/>
+          <w:color w:val="333333"/>
+          <w:sz w:val="18"/>
+          <w:szCs w:val="18"/>
+        </w:rPr>
+        <w:t xml:space="preserve">│   ├── detect_platform.py          平台识别</w:t>
+      </w:r>
+    </w:p>
+    <w:p>
+      <w:pPr>
+        <w:shd w:color="F5F5F5" w:val="solid"/>
+        <w:spacing w:after="80" w:line="280"/>
+      </w:pPr>
+      <w:r>
+        <w:rPr>
+          <w:rFonts w:ascii="Consolas" w:cs="Consolas" w:eastAsia="Consolas" w:hAnsi="Consolas"/>
+          <w:color w:val="333333"/>
+          <w:sz w:val="18"/>
+          <w:szCs w:val="18"/>
+        </w:rPr>
+        <w:t xml:space="preserve">│   ├── fetch_subtitle.py           字幕抓取</w:t>
+      </w:r>
+    </w:p>
+    <w:p>
+      <w:pPr>
+        <w:shd w:color="F5F5F5" w:val="solid"/>
+        <w:spacing w:after="80" w:line="280"/>
+      </w:pPr>
+      <w:r>
+        <w:rPr>
+          <w:rFonts w:ascii="Consolas" w:cs="Consolas" w:eastAsia="Consolas" w:hAnsi="Consolas"/>
+          <w:color w:val="333333"/>
+          <w:sz w:val="18"/>
+          <w:szCs w:val="18"/>
+        </w:rPr>
+        <w:t xml:space="preserve">│   ├── fetch_podcast_rss.py        播客 RSS 自动探测（M6）</w:t>
+      </w:r>
+    </w:p>
+    <w:p>
+      <w:pPr>
+        <w:shd w:color="F5F5F5" w:val="solid"/>
+        <w:spacing w:after="80" w:line="280"/>
+      </w:pPr>
+      <w:r>
+        <w:rPr>
+          <w:rFonts w:ascii="Consolas" w:cs="Consolas" w:eastAsia="Consolas" w:hAnsi="Consolas"/>
+          <w:color w:val="333333"/>
+          <w:sz w:val="18"/>
+          <w:szCs w:val="18"/>
+        </w:rPr>
+        <w:t xml:space="preserve">│   ├── fetch_xiaohongshu.py        小红书图文抓取</w:t>
+      </w:r>
+    </w:p>
+    <w:p>
+      <w:pPr>
+        <w:shd w:color="F5F5F5" w:val="solid"/>
+        <w:spacing w:after="80" w:line="280"/>
+      </w:pPr>
+      <w:r>
+        <w:rPr>
+          <w:rFonts w:ascii="Consolas" w:cs="Consolas" w:eastAsia="Consolas" w:hAnsi="Consolas"/>
+          <w:color w:val="333333"/>
+          <w:sz w:val="18"/>
+          <w:szCs w:val="18"/>
+        </w:rPr>
+        <w:t xml:space="preserve">│   ├── transcribe.py               Whisper 转写</w:t>
+      </w:r>
+    </w:p>
+    <w:p>
+      <w:pPr>
+        <w:shd w:color="F5F5F5" w:val="solid"/>
+        <w:spacing w:after="80" w:line="280"/>
+      </w:pPr>
+      <w:r>
+        <w:rPr>
+          <w:rFonts w:ascii="Consolas" w:cs="Consolas" w:eastAsia="Consolas" w:hAnsi="Consolas"/>
+          <w:color w:val="333333"/>
+          <w:sz w:val="18"/>
+          <w:szCs w:val="18"/>
+        </w:rPr>
+        <w:t xml:space="preserve">│   ├── chunker.py                  长内容分段</w:t>
+      </w:r>
+    </w:p>
+    <w:p>
+      <w:pPr>
+        <w:shd w:color="F5F5F5" w:val="solid"/>
+        <w:spacing w:after="80" w:line="280"/>
+      </w:pPr>
+      <w:r>
+        <w:rPr>
+          <w:rFonts w:ascii="Consolas" w:cs="Consolas" w:eastAsia="Consolas" w:hAnsi="Consolas"/>
+          <w:color w:val="333333"/>
+          <w:sz w:val="18"/>
+          <w:szCs w:val="18"/>
+        </w:rPr>
+        <w:t xml:space="preserve">│   ├── build_prompt.py             投喂包生成</w:t>
+      </w:r>
+    </w:p>
+    <w:p>
+      <w:pPr>
+        <w:shd w:color="F5F5F5" w:val="solid"/>
+        <w:spacing w:after="80" w:line="280"/>
+      </w:pPr>
+      <w:r>
+        <w:rPr>
+          <w:rFonts w:ascii="Consolas" w:cs="Consolas" w:eastAsia="Consolas" w:hAnsi="Consolas"/>
+          <w:color w:val="333333"/>
+          <w:sz w:val="18"/>
+          <w:szCs w:val="18"/>
+        </w:rPr>
+        <w:t xml:space="preserve">│   ├── run_llm.py                  调用 LLM API（可选）</w:t>
+      </w:r>
+    </w:p>
+    <w:p>
+      <w:pPr>
+        <w:shd w:color="F5F5F5" w:val="solid"/>
+        <w:spacing w:after="80" w:line="280"/>
+      </w:pPr>
+      <w:r>
+        <w:rPr>
+          <w:rFonts w:ascii="Consolas" w:cs="Consolas" w:eastAsia="Consolas" w:hAnsi="Consolas"/>
+          <w:color w:val="333333"/>
+          <w:sz w:val="18"/>
+          <w:szCs w:val="18"/>
+        </w:rPr>
+        <w:t xml:space="preserve">│   ├── subscribe.py                订阅扫描</w:t>
+      </w:r>
+    </w:p>
+    <w:p>
+      <w:pPr>
+        <w:shd w:color="F5F5F5" w:val="solid"/>
+        <w:spacing w:after="80" w:line="280"/>
+      </w:pPr>
+      <w:r>
+        <w:rPr>
+          <w:rFonts w:ascii="Consolas" w:cs="Consolas" w:eastAsia="Consolas" w:hAnsi="Consolas"/>
+          <w:color w:val="333333"/>
+          <w:sz w:val="18"/>
+          <w:szCs w:val="18"/>
+        </w:rPr>
+        <w:t xml:space="preserve">│   ├── digest.py                   周报主调度</w:t>
+      </w:r>
+    </w:p>
+    <w:p>
+      <w:pPr>
+        <w:shd w:color="F5F5F5" w:val="solid"/>
+        <w:spacing w:after="80" w:line="280"/>
+      </w:pPr>
+      <w:r>
+        <w:rPr>
+          <w:rFonts w:ascii="Consolas" w:cs="Consolas" w:eastAsia="Consolas" w:hAnsi="Consolas"/>
+          <w:color w:val="333333"/>
+          <w:sz w:val="18"/>
+          <w:szCs w:val="18"/>
+        </w:rPr>
+        <w:t xml:space="preserve">│   ├── email_sender.py             SMTP 邮件发送</w:t>
+      </w:r>
+    </w:p>
+    <w:p>
+      <w:pPr>
+        <w:shd w:color="F5F5F5" w:val="solid"/>
+        <w:spacing w:after="80" w:line="280"/>
+      </w:pPr>
+      <w:r>
+        <w:rPr>
+          <w:rFonts w:ascii="Consolas" w:cs="Consolas" w:eastAsia="Consolas" w:hAnsi="Consolas"/>
+          <w:color w:val="333333"/>
+          <w:sz w:val="18"/>
+          <w:szCs w:val="18"/>
+        </w:rPr>
+        <w:t xml:space="preserve">│   ├── export_epub.py              EPUB 导出</w:t>
+      </w:r>
+    </w:p>
+    <w:p>
+      <w:pPr>
+        <w:shd w:color="F5F5F5" w:val="solid"/>
+        <w:spacing w:after="80" w:line="280"/>
+      </w:pPr>
+      <w:r>
+        <w:rPr>
+          <w:rFonts w:ascii="Consolas" w:cs="Consolas" w:eastAsia="Consolas" w:hAnsi="Consolas"/>
+          <w:color w:val="333333"/>
+          <w:sz w:val="18"/>
+          <w:szCs w:val="18"/>
+        </w:rPr>
+        <w:t xml:space="preserve">│   ├── manage_channels.py          订阅管理 CLI</w:t>
+      </w:r>
+    </w:p>
+    <w:p>
+      <w:pPr>
+        <w:shd w:color="F5F5F5" w:val="solid"/>
+        <w:spacing w:after="80" w:line="280"/>
+      </w:pPr>
+      <w:r>
+        <w:rPr>
+          <w:rFonts w:ascii="Consolas" w:cs="Consolas" w:eastAsia="Consolas" w:hAnsi="Consolas"/>
+          <w:color w:val="333333"/>
+          <w:sz w:val="18"/>
+          <w:szCs w:val="18"/>
+        </w:rPr>
+        <w:t xml:space="preserve">│   └── doctor.py                   环境体检</w:t>
+      </w:r>
+    </w:p>
+    <w:p>
+      <w:pPr>
+        <w:shd w:color="F5F5F5" w:val="solid"/>
+        <w:spacing w:after="80" w:line="280"/>
+      </w:pPr>
+      <w:r>
+        <w:rPr>
+          <w:rFonts w:ascii="Consolas" w:cs="Consolas" w:eastAsia="Consolas" w:hAnsi="Consolas"/>
+          <w:color w:val="333333"/>
+          <w:sz w:val="18"/>
+          <w:szCs w:val="18"/>
+        </w:rPr>
+        <w:t xml:space="preserve">│</w:t>
+      </w:r>
+    </w:p>
+    <w:p>
+      <w:pPr>
+        <w:shd w:color="F5F5F5" w:val="solid"/>
+        <w:spacing w:after="80" w:line="280"/>
+      </w:pPr>
+      <w:r>
+        <w:rPr>
+          <w:rFonts w:ascii="Consolas" w:cs="Consolas" w:eastAsia="Consolas" w:hAnsi="Consolas"/>
+          <w:color w:val="333333"/>
+          <w:sz w:val="18"/>
+          <w:szCs w:val="18"/>
+        </w:rPr>
+        <w:t xml:space="preserve">├── templates/                      8 个 Prompt 模板（核心壁垒）</w:t>
+      </w:r>
+    </w:p>
+    <w:p>
+      <w:pPr>
+        <w:shd w:color="F5F5F5" w:val="solid"/>
+        <w:spacing w:after="80" w:line="280"/>
+      </w:pPr>
+      <w:r>
+        <w:rPr>
+          <w:rFonts w:ascii="Consolas" w:cs="Consolas" w:eastAsia="Consolas" w:hAnsi="Consolas"/>
+          <w:color w:val="333333"/>
+          <w:sz w:val="18"/>
+          <w:szCs w:val="18"/>
+        </w:rPr>
+        <w:t xml:space="preserve">│   ├── chinese_notes.md            中文笔记</w:t>
+      </w:r>
+    </w:p>
+    <w:p>
+      <w:pPr>
+        <w:shd w:color="F5F5F5" w:val="solid"/>
+        <w:spacing w:after="80" w:line="280"/>
+      </w:pPr>
+      <w:r>
+        <w:rPr>
+          <w:rFonts w:ascii="Consolas" w:cs="Consolas" w:eastAsia="Consolas" w:hAnsi="Consolas"/>
+          <w:color w:val="333333"/>
+          <w:sz w:val="18"/>
+          <w:szCs w:val="18"/>
+        </w:rPr>
+        <w:t xml:space="preserve">│   ├── english_bilingual.md        英文双语</w:t>
+      </w:r>
+    </w:p>
+    <w:p>
+      <w:pPr>
+        <w:shd w:color="F5F5F5" w:val="solid"/>
+        <w:spacing w:after="80" w:line="280"/>
+      </w:pPr>
+      <w:r>
+        <w:rPr>
+          <w:rFonts w:ascii="Consolas" w:cs="Consolas" w:eastAsia="Consolas" w:hAnsi="Consolas"/>
+          <w:color w:val="333333"/>
+          <w:sz w:val="18"/>
+          <w:szCs w:val="18"/>
+        </w:rPr>
+        <w:t xml:space="preserve">│   ├── xiaohongshu_note.md         小红书二创</w:t>
+      </w:r>
+    </w:p>
+    <w:p>
+      <w:pPr>
+        <w:shd w:color="F5F5F5" w:val="solid"/>
+        <w:spacing w:after="80" w:line="280"/>
+      </w:pPr>
+      <w:r>
+        <w:rPr>
+          <w:rFonts w:ascii="Consolas" w:cs="Consolas" w:eastAsia="Consolas" w:hAnsi="Consolas"/>
+          <w:color w:val="333333"/>
+          <w:sz w:val="18"/>
+          <w:szCs w:val="18"/>
+        </w:rPr>
+        <w:t xml:space="preserve">│   ├── deep_book.md                精装版长文</w:t>
+      </w:r>
+    </w:p>
+    <w:p>
+      <w:pPr>
+        <w:shd w:color="F5F5F5" w:val="solid"/>
+        <w:spacing w:after="80" w:line="280"/>
+      </w:pPr>
+      <w:r>
+        <w:rPr>
+          <w:rFonts w:ascii="Consolas" w:cs="Consolas" w:eastAsia="Consolas" w:hAnsi="Consolas"/>
+          <w:color w:val="333333"/>
+          <w:sz w:val="18"/>
+          <w:szCs w:val="18"/>
+        </w:rPr>
+        <w:t xml:space="preserve">│   ├── full_transcript.md          逐字稿</w:t>
+      </w:r>
+    </w:p>
+    <w:p>
+      <w:pPr>
+        <w:shd w:color="F5F5F5" w:val="solid"/>
+        <w:spacing w:after="80" w:line="280"/>
+      </w:pPr>
+      <w:r>
+        <w:rPr>
+          <w:rFonts w:ascii="Consolas" w:cs="Consolas" w:eastAsia="Consolas" w:hAnsi="Consolas"/>
+          <w:color w:val="333333"/>
+          <w:sz w:val="18"/>
+          <w:szCs w:val="18"/>
+        </w:rPr>
+        <w:t xml:space="preserve">│   ├── topic_collection.md         专题合集</w:t>
+      </w:r>
+    </w:p>
+    <w:p>
+      <w:pPr>
+        <w:shd w:color="F5F5F5" w:val="solid"/>
+        <w:spacing w:after="80" w:line="280"/>
+      </w:pPr>
+      <w:r>
+        <w:rPr>
+          <w:rFonts w:ascii="Consolas" w:cs="Consolas" w:eastAsia="Consolas" w:hAnsi="Consolas"/>
+          <w:color w:val="333333"/>
+          <w:sz w:val="18"/>
+          <w:szCs w:val="18"/>
+        </w:rPr>
+        <w:t xml:space="preserve">│   ├── cross_platform_compare.md   跨平台对比</w:t>
+      </w:r>
+    </w:p>
+    <w:p>
+      <w:pPr>
+        <w:shd w:color="F5F5F5" w:val="solid"/>
+        <w:spacing w:after="80" w:line="280"/>
+      </w:pPr>
+      <w:r>
+        <w:rPr>
+          <w:rFonts w:ascii="Consolas" w:cs="Consolas" w:eastAsia="Consolas" w:hAnsi="Consolas"/>
+          <w:color w:val="333333"/>
+          <w:sz w:val="18"/>
+          <w:szCs w:val="18"/>
+        </w:rPr>
+        <w:t xml:space="preserve">│   └── weekly_digest.md            Newsletter 周报</w:t>
+      </w:r>
+    </w:p>
+    <w:p>
+      <w:pPr>
+        <w:shd w:color="F5F5F5" w:val="solid"/>
+        <w:spacing w:after="80" w:line="280"/>
+      </w:pPr>
+      <w:r>
+        <w:rPr>
+          <w:rFonts w:ascii="Consolas" w:cs="Consolas" w:eastAsia="Consolas" w:hAnsi="Consolas"/>
+          <w:color w:val="333333"/>
+          <w:sz w:val="18"/>
+          <w:szCs w:val="18"/>
+        </w:rPr>
+        <w:t xml:space="preserve">│</w:t>
+      </w:r>
+    </w:p>
+    <w:p>
+      <w:pPr>
+        <w:shd w:color="F5F5F5" w:val="solid"/>
+        <w:spacing w:after="80" w:line="280"/>
+      </w:pPr>
+      <w:r>
+        <w:rPr>
+          <w:rFonts w:ascii="Consolas" w:cs="Consolas" w:eastAsia="Consolas" w:hAnsi="Consolas"/>
+          <w:color w:val="333333"/>
+          <w:sz w:val="18"/>
+          <w:szCs w:val="18"/>
+        </w:rPr>
+        <w:t xml:space="preserve">├── tests/                          自检脚本</w:t>
+      </w:r>
+    </w:p>
+    <w:p>
+      <w:pPr>
+        <w:shd w:color="F5F5F5" w:val="solid"/>
+        <w:spacing w:after="80" w:line="280"/>
+      </w:pPr>
+      <w:r>
+        <w:rPr>
+          <w:rFonts w:ascii="Consolas" w:cs="Consolas" w:eastAsia="Consolas" w:hAnsi="Consolas"/>
+          <w:color w:val="333333"/>
+          <w:sz w:val="18"/>
+          <w:szCs w:val="18"/>
+        </w:rPr>
+        <w:t xml:space="preserve">├── models/                         Whisper 模型缓存</w:t>
+      </w:r>
+    </w:p>
+    <w:p>
+      <w:pPr>
+        <w:shd w:color="F5F5F5" w:val="solid"/>
+        <w:spacing w:after="80" w:line="280"/>
+      </w:pPr>
+      <w:r>
+        <w:rPr>
+          <w:rFonts w:ascii="Consolas" w:cs="Consolas" w:eastAsia="Consolas" w:hAnsi="Consolas"/>
+          <w:color w:val="333333"/>
+          <w:sz w:val="18"/>
+          <w:szCs w:val="18"/>
+        </w:rPr>
+        <w:t xml:space="preserve">└── output/                         产物（不进 git）</w:t>
+      </w:r>
+    </w:p>
+    <w:p>
+      <w:pPr>
+        <w:shd w:color="F5F5F5" w:val="solid"/>
+        <w:spacing w:after="80" w:line="280"/>
+      </w:pPr>
+      <w:r>
+        <w:rPr>
+          <w:rFonts w:ascii="Consolas" w:cs="Consolas" w:eastAsia="Consolas" w:hAnsi="Consolas"/>
+          <w:color w:val="333333"/>
+          <w:sz w:val="18"/>
+          <w:szCs w:val="18"/>
+        </w:rPr>
+        <w:t xml:space="preserve">    ├── bundles/                    投喂包</w:t>
+      </w:r>
+    </w:p>
+    <w:p>
+      <w:pPr>
+        <w:shd w:color="F5F5F5" w:val="solid"/>
+        <w:spacing w:after="80" w:line="280"/>
+      </w:pPr>
+      <w:r>
+        <w:rPr>
+          <w:rFonts w:ascii="Consolas" w:cs="Consolas" w:eastAsia="Consolas" w:hAnsi="Consolas"/>
+          <w:color w:val="333333"/>
+          <w:sz w:val="18"/>
+          <w:szCs w:val="18"/>
+        </w:rPr>
+        <w:t xml:space="preserve">    ├── final/                      最终笔记</w:t>
+      </w:r>
+    </w:p>
+    <w:p>
+      <w:pPr>
+        <w:shd w:color="F5F5F5" w:val="solid"/>
+        <w:spacing w:after="80" w:line="280"/>
+      </w:pPr>
+      <w:r>
+        <w:rPr>
+          <w:rFonts w:ascii="Consolas" w:cs="Consolas" w:eastAsia="Consolas" w:hAnsi="Consolas"/>
+          <w:color w:val="333333"/>
+          <w:sz w:val="18"/>
+          <w:szCs w:val="18"/>
+        </w:rPr>
+        <w:t xml:space="preserve">    ├── batches/                    批量产物</w:t>
+      </w:r>
+    </w:p>
+    <w:p>
+      <w:pPr>
+        <w:shd w:color="F5F5F5" w:val="solid"/>
+        <w:spacing w:after="80" w:line="280"/>
+      </w:pPr>
+      <w:r>
+        <w:rPr>
+          <w:rFonts w:ascii="Consolas" w:cs="Consolas" w:eastAsia="Consolas" w:hAnsi="Consolas"/>
+          <w:color w:val="333333"/>
+          <w:sz w:val="18"/>
+          <w:szCs w:val="18"/>
+        </w:rPr>
+        <w:t xml:space="preserve">    └── digest/                     周报历史</w:t>
+      </w:r>
+    </w:p>
+    <w:p>
+      <w:r>
+        <w:br w:type="page"/>
+      </w:r>
+    </w:p>
+    <w:p>
+      <w:pPr>
+        <w:pStyle w:val="Heading1"/>
+        <w:spacing w:after="120" w:before="240"/>
+      </w:pPr>
+      <w:r>
+        <w:rPr>
+          <w:rFonts w:ascii="Microsoft YaHei" w:cs="Microsoft YaHei" w:eastAsia="Microsoft YaHei" w:hAnsi="Microsoft YaHei"/>
+          <w:b/>
+          <w:bCs/>
+          <w:color w:val="1F4E79"/>
+          <w:sz w:val="36"/>
+          <w:szCs w:val="36"/>
+        </w:rPr>
+        <w:t xml:space="preserve">十、路线图（Roadmap）</w:t>
+      </w:r>
+    </w:p>
+    <w:tbl>
+      <w:tblPr>
+        <w:tblW w:type="pct" w:w="100%"/>
+        <w:tblBorders>
+          <w:top w:val="single" w:color="BFBFBF" w:sz="4"/>
+          <w:left w:val="single" w:color="BFBFBF" w:sz="4"/>
+          <w:bottom w:val="single" w:color="BFBFBF" w:sz="4"/>
+          <w:right w:val="single" w:color="BFBFBF" w:sz="4"/>
+          <w:insideH w:val="single" w:color="DCDCDC" w:sz="2"/>
+          <w:insideV w:val="single" w:color="DCDCDC" w:sz="2"/>
+        </w:tblBorders>
+      </w:tblPr>
+      <w:tblGrid>
+        <w:gridCol w:w="100"/>
+        <w:gridCol w:w="100"/>
+        <w:gridCol w:w="100"/>
+      </w:tblGrid>
+      <w:tr>
+        <w:tc>
+          <w:tcPr>
+            <w:shd w:color="1F4E79" w:val="solid"/>
+            <w:tcMar>
+              <w:top w:type="dxa" w:w="80"/>
+              <w:left w:type="dxa" w:w="120"/>
+              <w:bottom w:type="dxa" w:w="80"/>
+              <w:right w:type="dxa" w:w="120"/>
+            </w:tcMar>
+          </w:tcPr>
+          <w:p>
+            <w:pPr>
+              <w:spacing w:after="40"/>
+            </w:pPr>
+            <w:r>
+              <w:rPr>
+                <w:rFonts w:ascii="Microsoft YaHei" w:cs="Microsoft YaHei" w:eastAsia="Microsoft YaHei" w:hAnsi="Microsoft YaHei"/>
+                <w:b/>
+                <w:bCs/>
+                <w:color w:val="FFFFFF"/>
+                <w:sz w:val="20"/>
+                <w:szCs w:val="20"/>
+              </w:rPr>
+              <w:t xml:space="preserve">里程碑</w:t>
+            </w:r>
+          </w:p>
+        </w:tc>
+        <w:tc>
+          <w:tcPr>
+            <w:shd w:color="1F4E79" w:val="solid"/>
+            <w:tcMar>
+              <w:top w:type="dxa" w:w="80"/>
+              <w:left w:type="dxa" w:w="120"/>
+              <w:bottom w:type="dxa" w:w="80"/>
+              <w:right w:type="dxa" w:w="120"/>
+            </w:tcMar>
+          </w:tcPr>
+          <w:p>
+            <w:pPr>
+              <w:spacing w:after="40"/>
+            </w:pPr>
+            <w:r>
+              <w:rPr>
+                <w:rFonts w:ascii="Microsoft YaHei" w:cs="Microsoft YaHei" w:eastAsia="Microsoft YaHei" w:hAnsi="Microsoft YaHei"/>
+                <w:b/>
+                <w:bCs/>
+                <w:color w:val="FFFFFF"/>
+                <w:sz w:val="20"/>
+                <w:szCs w:val="20"/>
+              </w:rPr>
+              <w:t xml:space="preserve">内容</w:t>
+            </w:r>
+          </w:p>
+        </w:tc>
+        <w:tc>
+          <w:tcPr>
+            <w:shd w:color="1F4E79" w:val="solid"/>
+            <w:tcMar>
+              <w:top w:type="dxa" w:w="80"/>
+              <w:left w:type="dxa" w:w="120"/>
+              <w:bottom w:type="dxa" w:w="80"/>
+              <w:right w:type="dxa" w:w="120"/>
+            </w:tcMar>
+          </w:tcPr>
+          <w:p>
+            <w:pPr>
+              <w:spacing w:after="40"/>
+            </w:pPr>
+            <w:r>
+              <w:rPr>
+                <w:rFonts w:ascii="Microsoft YaHei" w:cs="Microsoft YaHei" w:eastAsia="Microsoft YaHei" w:hAnsi="Microsoft YaHei"/>
+                <w:b/>
+                <w:bCs/>
+                <w:color w:val="FFFFFF"/>
+                <w:sz w:val="20"/>
+                <w:szCs w:val="20"/>
+              </w:rPr>
+              <w:t xml:space="preserve">状态</w:t>
+            </w:r>
+          </w:p>
+        </w:tc>
+      </w:tr>
+      <w:tr>
+        <w:tc>
+          <w:tcPr>
+            <w:tcMar>
+              <w:top w:type="dxa" w:w="80"/>
+              <w:left w:type="dxa" w:w="120"/>
+              <w:bottom w:type="dxa" w:w="80"/>
+              <w:right w:type="dxa" w:w="120"/>
+            </w:tcMar>
+          </w:tcPr>
+          <w:p>
+            <w:pPr>
+              <w:spacing w:after="40"/>
+            </w:pPr>
+            <w:r>
+              <w:rPr>
+                <w:rFonts w:ascii="Microsoft YaHei" w:cs="Microsoft YaHei" w:eastAsia="Microsoft YaHei" w:hAnsi="Microsoft YaHei"/>
+                <w:b w:val="false"/>
+                <w:bCs w:val="false"/>
+                <w:color w:val="333333"/>
+                <w:sz w:val="20"/>
+                <w:szCs w:val="20"/>
+              </w:rPr>
+              <w:t xml:space="preserve">M0</w:t>
+            </w:r>
+          </w:p>
+        </w:tc>
+        <w:tc>
+          <w:tcPr>
+            <w:tcMar>
+              <w:top w:type="dxa" w:w="80"/>
+              <w:left w:type="dxa" w:w="120"/>
+              <w:bottom w:type="dxa" w:w="80"/>
+              <w:right w:type="dxa" w:w="120"/>
+            </w:tcMar>
+          </w:tcPr>
+          <w:p>
+            <w:pPr>
+              <w:spacing w:after="40"/>
+            </w:pPr>
+            <w:r>
+              <w:rPr>
+                <w:rFonts w:ascii="Microsoft YaHei" w:cs="Microsoft YaHei" w:eastAsia="Microsoft YaHei" w:hAnsi="Microsoft YaHei"/>
+                <w:b w:val="false"/>
+                <w:bCs w:val="false"/>
+                <w:color w:val="333333"/>
+                <w:sz w:val="20"/>
+                <w:szCs w:val="20"/>
+              </w:rPr>
+              <w:t xml:space="preserve">基础管线（链接 → 字幕）</w:t>
+            </w:r>
+          </w:p>
+        </w:tc>
+        <w:tc>
+          <w:tcPr>
+            <w:tcMar>
+              <w:top w:type="dxa" w:w="80"/>
+              <w:left w:type="dxa" w:w="120"/>
+              <w:bottom w:type="dxa" w:w="80"/>
+              <w:right w:type="dxa" w:w="120"/>
+            </w:tcMar>
+          </w:tcPr>
+          <w:p>
+            <w:pPr>
+              <w:spacing w:after="40"/>
+            </w:pPr>
+            <w:r>
+              <w:rPr>
+                <w:rFonts w:ascii="Microsoft YaHei" w:cs="Microsoft YaHei" w:eastAsia="Microsoft YaHei" w:hAnsi="Microsoft YaHei"/>
+                <w:b w:val="false"/>
+                <w:bCs w:val="false"/>
+                <w:color w:val="333333"/>
+                <w:sz w:val="20"/>
+                <w:szCs w:val="20"/>
+              </w:rPr>
+              <w:t xml:space="preserve">✅</w:t>
+            </w:r>
+          </w:p>
+        </w:tc>
+      </w:tr>
+      <w:tr>
+        <w:tc>
+          <w:tcPr>
+            <w:tcMar>
+              <w:top w:type="dxa" w:w="80"/>
+              <w:left w:type="dxa" w:w="120"/>
+              <w:bottom w:type="dxa" w:w="80"/>
+              <w:right w:type="dxa" w:w="120"/>
+            </w:tcMar>
+          </w:tcPr>
+          <w:p>
+            <w:pPr>
+              <w:spacing w:after="40"/>
+            </w:pPr>
+            <w:r>
+              <w:rPr>
+                <w:rFonts w:ascii="Microsoft YaHei" w:cs="Microsoft YaHei" w:eastAsia="Microsoft YaHei" w:hAnsi="Microsoft YaHei"/>
+                <w:b w:val="false"/>
+                <w:bCs w:val="false"/>
+                <w:color w:val="333333"/>
+                <w:sz w:val="20"/>
+                <w:szCs w:val="20"/>
+              </w:rPr>
+              <w:t xml:space="preserve">M1</w:t>
+            </w:r>
+          </w:p>
+        </w:tc>
+        <w:tc>
+          <w:tcPr>
+            <w:tcMar>
+              <w:top w:type="dxa" w:w="80"/>
+              <w:left w:type="dxa" w:w="120"/>
+              <w:bottom w:type="dxa" w:w="80"/>
+              <w:right w:type="dxa" w:w="120"/>
+            </w:tcMar>
+          </w:tcPr>
+          <w:p>
+            <w:pPr>
+              <w:spacing w:after="40"/>
+            </w:pPr>
+            <w:r>
+              <w:rPr>
+                <w:rFonts w:ascii="Microsoft YaHei" w:cs="Microsoft YaHei" w:eastAsia="Microsoft YaHei" w:hAnsi="Microsoft YaHei"/>
+                <w:b w:val="false"/>
+                <w:bCs w:val="false"/>
+                <w:color w:val="333333"/>
+                <w:sz w:val="20"/>
+                <w:szCs w:val="20"/>
+              </w:rPr>
+              <w:t xml:space="preserve">LLM 投喂包自动化（中英分流）</w:t>
+            </w:r>
+          </w:p>
+        </w:tc>
+        <w:tc>
+          <w:tcPr>
+            <w:tcMar>
+              <w:top w:type="dxa" w:w="80"/>
+              <w:left w:type="dxa" w:w="120"/>
+              <w:bottom w:type="dxa" w:w="80"/>
+              <w:right w:type="dxa" w:w="120"/>
+            </w:tcMar>
+          </w:tcPr>
+          <w:p>
+            <w:pPr>
+              <w:spacing w:after="40"/>
+            </w:pPr>
+            <w:r>
+              <w:rPr>
+                <w:rFonts w:ascii="Microsoft YaHei" w:cs="Microsoft YaHei" w:eastAsia="Microsoft YaHei" w:hAnsi="Microsoft YaHei"/>
+                <w:b w:val="false"/>
+                <w:bCs w:val="false"/>
+                <w:color w:val="333333"/>
+                <w:sz w:val="20"/>
+                <w:szCs w:val="20"/>
+              </w:rPr>
+              <w:t xml:space="preserve">✅</w:t>
+            </w:r>
+          </w:p>
+        </w:tc>
+      </w:tr>
+      <w:tr>
+        <w:tc>
+          <w:tcPr>
+            <w:tcMar>
+              <w:top w:type="dxa" w:w="80"/>
+              <w:left w:type="dxa" w:w="120"/>
+              <w:bottom w:type="dxa" w:w="80"/>
+              <w:right w:type="dxa" w:w="120"/>
+            </w:tcMar>
+          </w:tcPr>
+          <w:p>
+            <w:pPr>
+              <w:spacing w:after="40"/>
+            </w:pPr>
+            <w:r>
+              <w:rPr>
+                <w:rFonts w:ascii="Microsoft YaHei" w:cs="Microsoft YaHei" w:eastAsia="Microsoft YaHei" w:hAnsi="Microsoft YaHei"/>
+                <w:b w:val="false"/>
+                <w:bCs w:val="false"/>
+                <w:color w:val="333333"/>
+                <w:sz w:val="20"/>
+                <w:szCs w:val="20"/>
+              </w:rPr>
+              <w:t xml:space="preserve">M2</w:t>
+            </w:r>
+          </w:p>
+        </w:tc>
+        <w:tc>
+          <w:tcPr>
+            <w:tcMar>
+              <w:top w:type="dxa" w:w="80"/>
+              <w:left w:type="dxa" w:w="120"/>
+              <w:bottom w:type="dxa" w:w="80"/>
+              <w:right w:type="dxa" w:w="120"/>
+            </w:tcMar>
+          </w:tcPr>
+          <w:p>
+            <w:pPr>
+              <w:spacing w:after="40"/>
+            </w:pPr>
+            <w:r>
+              <w:rPr>
+                <w:rFonts w:ascii="Microsoft YaHei" w:cs="Microsoft YaHei" w:eastAsia="Microsoft YaHei" w:hAnsi="Microsoft YaHei"/>
+                <w:b w:val="false"/>
+                <w:bCs w:val="false"/>
+                <w:color w:val="333333"/>
+                <w:sz w:val="20"/>
+                <w:szCs w:val="20"/>
+              </w:rPr>
+              <w:t xml:space="preserve">B 站 cookies + Whisper 兜底</w:t>
+            </w:r>
+          </w:p>
+        </w:tc>
+        <w:tc>
+          <w:tcPr>
+            <w:tcMar>
+              <w:top w:type="dxa" w:w="80"/>
+              <w:left w:type="dxa" w:w="120"/>
+              <w:bottom w:type="dxa" w:w="80"/>
+              <w:right w:type="dxa" w:w="120"/>
+            </w:tcMar>
+          </w:tcPr>
+          <w:p>
+            <w:pPr>
+              <w:spacing w:after="40"/>
+            </w:pPr>
+            <w:r>
+              <w:rPr>
+                <w:rFonts w:ascii="Microsoft YaHei" w:cs="Microsoft YaHei" w:eastAsia="Microsoft YaHei" w:hAnsi="Microsoft YaHei"/>
+                <w:b w:val="false"/>
+                <w:bCs w:val="false"/>
+                <w:color w:val="333333"/>
+                <w:sz w:val="20"/>
+                <w:szCs w:val="20"/>
+              </w:rPr>
+              <w:t xml:space="preserve">✅</w:t>
+            </w:r>
+          </w:p>
+        </w:tc>
+      </w:tr>
+      <w:tr>
+        <w:tc>
+          <w:tcPr>
+            <w:tcMar>
+              <w:top w:type="dxa" w:w="80"/>
+              <w:left w:type="dxa" w:w="120"/>
+              <w:bottom w:type="dxa" w:w="80"/>
+              <w:right w:type="dxa" w:w="120"/>
+            </w:tcMar>
+          </w:tcPr>
+          <w:p>
+            <w:pPr>
+              <w:spacing w:after="40"/>
+            </w:pPr>
+            <w:r>
+              <w:rPr>
+                <w:rFonts w:ascii="Microsoft YaHei" w:cs="Microsoft YaHei" w:eastAsia="Microsoft YaHei" w:hAnsi="Microsoft YaHei"/>
+                <w:b w:val="false"/>
+                <w:bCs w:val="false"/>
+                <w:color w:val="333333"/>
+                <w:sz w:val="20"/>
+                <w:szCs w:val="20"/>
+              </w:rPr>
+              <w:t xml:space="preserve">M3</w:t>
+            </w:r>
+          </w:p>
+        </w:tc>
+        <w:tc>
+          <w:tcPr>
+            <w:tcMar>
+              <w:top w:type="dxa" w:w="80"/>
+              <w:left w:type="dxa" w:w="120"/>
+              <w:bottom w:type="dxa" w:w="80"/>
+              <w:right w:type="dxa" w:w="120"/>
+            </w:tcMar>
+          </w:tcPr>
+          <w:p>
+            <w:pPr>
+              <w:spacing w:after="40"/>
+            </w:pPr>
+            <w:r>
+              <w:rPr>
+                <w:rFonts w:ascii="Microsoft YaHei" w:cs="Microsoft YaHei" w:eastAsia="Microsoft YaHei" w:hAnsi="Microsoft YaHei"/>
+                <w:b w:val="false"/>
+                <w:bCs w:val="false"/>
+                <w:color w:val="333333"/>
+                <w:sz w:val="20"/>
+                <w:szCs w:val="20"/>
+              </w:rPr>
+              <w:t xml:space="preserve">小红书图文 + 长内容分段</w:t>
+            </w:r>
+          </w:p>
+        </w:tc>
+        <w:tc>
+          <w:tcPr>
+            <w:tcMar>
+              <w:top w:type="dxa" w:w="80"/>
+              <w:left w:type="dxa" w:w="120"/>
+              <w:bottom w:type="dxa" w:w="80"/>
+              <w:right w:type="dxa" w:w="120"/>
+            </w:tcMar>
+          </w:tcPr>
+          <w:p>
+            <w:pPr>
+              <w:spacing w:after="40"/>
+            </w:pPr>
+            <w:r>
+              <w:rPr>
+                <w:rFonts w:ascii="Microsoft YaHei" w:cs="Microsoft YaHei" w:eastAsia="Microsoft YaHei" w:hAnsi="Microsoft YaHei"/>
+                <w:b w:val="false"/>
+                <w:bCs w:val="false"/>
+                <w:color w:val="333333"/>
+                <w:sz w:val="20"/>
+                <w:szCs w:val="20"/>
+              </w:rPr>
+              <w:t xml:space="preserve">✅</w:t>
+            </w:r>
+          </w:p>
+        </w:tc>
+      </w:tr>
+      <w:tr>
+        <w:tc>
+          <w:tcPr>
+            <w:tcMar>
+              <w:top w:type="dxa" w:w="80"/>
+              <w:left w:type="dxa" w:w="120"/>
+              <w:bottom w:type="dxa" w:w="80"/>
+              <w:right w:type="dxa" w:w="120"/>
+            </w:tcMar>
+          </w:tcPr>
+          <w:p>
+            <w:pPr>
+              <w:spacing w:after="40"/>
+            </w:pPr>
+            <w:r>
+              <w:rPr>
+                <w:rFonts w:ascii="Microsoft YaHei" w:cs="Microsoft YaHei" w:eastAsia="Microsoft YaHei" w:hAnsi="Microsoft YaHei"/>
+                <w:b w:val="false"/>
+                <w:bCs w:val="false"/>
+                <w:color w:val="333333"/>
+                <w:sz w:val="20"/>
+                <w:szCs w:val="20"/>
+              </w:rPr>
+              <w:t xml:space="preserve">M4</w:t>
+            </w:r>
+          </w:p>
+        </w:tc>
+        <w:tc>
+          <w:tcPr>
+            <w:tcMar>
+              <w:top w:type="dxa" w:w="80"/>
+              <w:left w:type="dxa" w:w="120"/>
+              <w:bottom w:type="dxa" w:w="80"/>
+              <w:right w:type="dxa" w:w="120"/>
+            </w:tcMar>
+          </w:tcPr>
+          <w:p>
+            <w:pPr>
+              <w:spacing w:after="40"/>
+            </w:pPr>
+            <w:r>
+              <w:rPr>
+                <w:rFonts w:ascii="Microsoft YaHei" w:cs="Microsoft YaHei" w:eastAsia="Microsoft YaHei" w:hAnsi="Microsoft YaHei"/>
+                <w:b w:val="false"/>
+                <w:bCs w:val="false"/>
+                <w:color w:val="333333"/>
+                <w:sz w:val="20"/>
+                <w:szCs w:val="20"/>
+              </w:rPr>
+              <w:t xml:space="preserve">批量 + 跨平台对比 + 缓存</w:t>
+            </w:r>
+          </w:p>
+        </w:tc>
+        <w:tc>
+          <w:tcPr>
+            <w:tcMar>
+              <w:top w:type="dxa" w:w="80"/>
+              <w:left w:type="dxa" w:w="120"/>
+              <w:bottom w:type="dxa" w:w="80"/>
+              <w:right w:type="dxa" w:w="120"/>
+            </w:tcMar>
+          </w:tcPr>
+          <w:p>
+            <w:pPr>
+              <w:spacing w:after="40"/>
+            </w:pPr>
+            <w:r>
+              <w:rPr>
+                <w:rFonts w:ascii="Microsoft YaHei" w:cs="Microsoft YaHei" w:eastAsia="Microsoft YaHei" w:hAnsi="Microsoft YaHei"/>
+                <w:b w:val="false"/>
+                <w:bCs w:val="false"/>
+                <w:color w:val="333333"/>
+                <w:sz w:val="20"/>
+                <w:szCs w:val="20"/>
+              </w:rPr>
+              <w:t xml:space="preserve">✅</w:t>
+            </w:r>
+          </w:p>
+        </w:tc>
+      </w:tr>
+      <w:tr>
+        <w:tc>
+          <w:tcPr>
+            <w:tcMar>
+              <w:top w:type="dxa" w:w="80"/>
+              <w:left w:type="dxa" w:w="120"/>
+              <w:bottom w:type="dxa" w:w="80"/>
+              <w:right w:type="dxa" w:w="120"/>
+            </w:tcMar>
+          </w:tcPr>
+          <w:p>
+            <w:pPr>
+              <w:spacing w:after="40"/>
+            </w:pPr>
+            <w:r>
+              <w:rPr>
+                <w:rFonts w:ascii="Microsoft YaHei" w:cs="Microsoft YaHei" w:eastAsia="Microsoft YaHei" w:hAnsi="Microsoft YaHei"/>
+                <w:b w:val="false"/>
+                <w:bCs w:val="false"/>
+                <w:color w:val="333333"/>
+                <w:sz w:val="20"/>
+                <w:szCs w:val="20"/>
+              </w:rPr>
+              <w:t xml:space="preserve">M5</w:t>
+            </w:r>
+          </w:p>
+        </w:tc>
+        <w:tc>
+          <w:tcPr>
+            <w:tcMar>
+              <w:top w:type="dxa" w:w="80"/>
+              <w:left w:type="dxa" w:w="120"/>
+              <w:bottom w:type="dxa" w:w="80"/>
+              <w:right w:type="dxa" w:w="120"/>
+            </w:tcMar>
+          </w:tcPr>
+          <w:p>
+            <w:pPr>
+              <w:spacing w:after="40"/>
+            </w:pPr>
+            <w:r>
+              <w:rPr>
+                <w:rFonts w:ascii="Microsoft YaHei" w:cs="Microsoft YaHei" w:eastAsia="Microsoft YaHei" w:hAnsi="Microsoft YaHei"/>
+                <w:b w:val="false"/>
+                <w:bCs w:val="false"/>
+                <w:color w:val="333333"/>
+                <w:sz w:val="20"/>
+                <w:szCs w:val="20"/>
+              </w:rPr>
+              <w:t xml:space="preserve">订阅周报 + SMTP 邮件 + EPUB</w:t>
+            </w:r>
+          </w:p>
+        </w:tc>
+        <w:tc>
+          <w:tcPr>
+            <w:tcMar>
+              <w:top w:type="dxa" w:w="80"/>
+              <w:left w:type="dxa" w:w="120"/>
+              <w:bottom w:type="dxa" w:w="80"/>
+              <w:right w:type="dxa" w:w="120"/>
+            </w:tcMar>
+          </w:tcPr>
+          <w:p>
+            <w:pPr>
+              <w:spacing w:after="40"/>
+            </w:pPr>
+            <w:r>
+              <w:rPr>
+                <w:rFonts w:ascii="Microsoft YaHei" w:cs="Microsoft YaHei" w:eastAsia="Microsoft YaHei" w:hAnsi="Microsoft YaHei"/>
+                <w:b w:val="false"/>
+                <w:bCs w:val="false"/>
+                <w:color w:val="333333"/>
+                <w:sz w:val="20"/>
+                <w:szCs w:val="20"/>
+              </w:rPr>
+              <w:t xml:space="preserve">✅</w:t>
+            </w:r>
+          </w:p>
+        </w:tc>
+      </w:tr>
+      <w:tr>
+        <w:tc>
+          <w:tcPr>
+            <w:tcMar>
+              <w:top w:type="dxa" w:w="80"/>
+              <w:left w:type="dxa" w:w="120"/>
+              <w:bottom w:type="dxa" w:w="80"/>
+              <w:right w:type="dxa" w:w="120"/>
+            </w:tcMar>
+          </w:tcPr>
+          <w:p>
+            <w:pPr>
+              <w:spacing w:after="40"/>
+            </w:pPr>
+            <w:r>
+              <w:rPr>
+                <w:rFonts w:ascii="Microsoft YaHei" w:cs="Microsoft YaHei" w:eastAsia="Microsoft YaHei" w:hAnsi="Microsoft YaHei"/>
+                <w:b w:val="false"/>
+                <w:bCs w:val="false"/>
+                <w:color w:val="333333"/>
+                <w:sz w:val="20"/>
+                <w:szCs w:val="20"/>
+              </w:rPr>
+              <w:t xml:space="preserve">M6</w:t>
+            </w:r>
+          </w:p>
+        </w:tc>
+        <w:tc>
+          <w:tcPr>
+            <w:tcMar>
+              <w:top w:type="dxa" w:w="80"/>
+              <w:left w:type="dxa" w:w="120"/>
+              <w:bottom w:type="dxa" w:w="80"/>
+              <w:right w:type="dxa" w:w="120"/>
+            </w:tcMar>
+          </w:tcPr>
+          <w:p>
+            <w:pPr>
+              <w:spacing w:after="40"/>
+            </w:pPr>
+            <w:r>
+              <w:rPr>
+                <w:rFonts w:ascii="Microsoft YaHei" w:cs="Microsoft YaHei" w:eastAsia="Microsoft YaHei" w:hAnsi="Microsoft YaHei"/>
+                <w:b w:val="false"/>
+                <w:bCs w:val="false"/>
+                <w:color w:val="333333"/>
+                <w:sz w:val="20"/>
+                <w:szCs w:val="20"/>
+              </w:rPr>
+              <w:t xml:space="preserve">播客主站 RSS 自动整合</w:t>
+            </w:r>
+          </w:p>
+        </w:tc>
+        <w:tc>
+          <w:tcPr>
+            <w:tcMar>
+              <w:top w:type="dxa" w:w="80"/>
+              <w:left w:type="dxa" w:w="120"/>
+              <w:bottom w:type="dxa" w:w="80"/>
+              <w:right w:type="dxa" w:w="120"/>
+            </w:tcMar>
+          </w:tcPr>
+          <w:p>
+            <w:pPr>
+              <w:spacing w:after="40"/>
+            </w:pPr>
+            <w:r>
+              <w:rPr>
+                <w:rFonts w:ascii="Microsoft YaHei" w:cs="Microsoft YaHei" w:eastAsia="Microsoft YaHei" w:hAnsi="Microsoft YaHei"/>
+                <w:b w:val="false"/>
+                <w:bCs w:val="false"/>
+                <w:color w:val="333333"/>
+                <w:sz w:val="20"/>
+                <w:szCs w:val="20"/>
+              </w:rPr>
+              <w:t xml:space="preserve">✅</w:t>
+            </w:r>
+          </w:p>
+        </w:tc>
+      </w:tr>
+      <w:tr>
+        <w:tc>
+          <w:tcPr>
+            <w:tcMar>
+              <w:top w:type="dxa" w:w="80"/>
+              <w:left w:type="dxa" w:w="120"/>
+              <w:bottom w:type="dxa" w:w="80"/>
+              <w:right w:type="dxa" w:w="120"/>
+            </w:tcMar>
+          </w:tcPr>
+          <w:p>
+            <w:pPr>
+              <w:spacing w:after="40"/>
+            </w:pPr>
+            <w:r>
+              <w:rPr>
+                <w:rFonts w:ascii="Microsoft YaHei" w:cs="Microsoft YaHei" w:eastAsia="Microsoft YaHei" w:hAnsi="Microsoft YaHei"/>
+                <w:b w:val="false"/>
+                <w:bCs w:val="false"/>
+                <w:color w:val="333333"/>
+                <w:sz w:val="20"/>
+                <w:szCs w:val="20"/>
+              </w:rPr>
+              <w:t xml:space="preserve">M7</w:t>
+            </w:r>
+          </w:p>
+        </w:tc>
+        <w:tc>
+          <w:tcPr>
+            <w:tcMar>
+              <w:top w:type="dxa" w:w="80"/>
+              <w:left w:type="dxa" w:w="120"/>
+              <w:bottom w:type="dxa" w:w="80"/>
+              <w:right w:type="dxa" w:w="120"/>
+            </w:tcMar>
+          </w:tcPr>
+          <w:p>
+            <w:pPr>
+              <w:spacing w:after="40"/>
+            </w:pPr>
+            <w:r>
+              <w:rPr>
+                <w:rFonts w:ascii="Microsoft YaHei" w:cs="Microsoft YaHei" w:eastAsia="Microsoft YaHei" w:hAnsi="Microsoft YaHei"/>
+                <w:b w:val="false"/>
+                <w:bCs w:val="false"/>
+                <w:color w:val="333333"/>
+                <w:sz w:val="20"/>
+                <w:szCs w:val="20"/>
+              </w:rPr>
+              <w:t xml:space="preserve">launchd / cron 定时任务模板</w:t>
+            </w:r>
+          </w:p>
+        </w:tc>
+        <w:tc>
+          <w:tcPr>
+            <w:tcMar>
+              <w:top w:type="dxa" w:w="80"/>
+              <w:left w:type="dxa" w:w="120"/>
+              <w:bottom w:type="dxa" w:w="80"/>
+              <w:right w:type="dxa" w:w="120"/>
+            </w:tcMar>
+          </w:tcPr>
+          <w:p>
+            <w:pPr>
+              <w:spacing w:after="40"/>
+            </w:pPr>
+            <w:r>
+              <w:rPr>
+                <w:rFonts w:ascii="Microsoft YaHei" w:cs="Microsoft YaHei" w:eastAsia="Microsoft YaHei" w:hAnsi="Microsoft YaHei"/>
+                <w:b w:val="false"/>
+                <w:bCs w:val="false"/>
+                <w:color w:val="333333"/>
+                <w:sz w:val="20"/>
+                <w:szCs w:val="20"/>
+              </w:rPr>
+              <w:t xml:space="preserve">🚧</w:t>
+            </w:r>
+          </w:p>
+        </w:tc>
+      </w:tr>
+      <w:tr>
+        <w:tc>
+          <w:tcPr>
+            <w:tcMar>
+              <w:top w:type="dxa" w:w="80"/>
+              <w:left w:type="dxa" w:w="120"/>
+              <w:bottom w:type="dxa" w:w="80"/>
+              <w:right w:type="dxa" w:w="120"/>
+            </w:tcMar>
+          </w:tcPr>
+          <w:p>
+            <w:pPr>
+              <w:spacing w:after="40"/>
+            </w:pPr>
+            <w:r>
+              <w:rPr>
+                <w:rFonts w:ascii="Microsoft YaHei" w:cs="Microsoft YaHei" w:eastAsia="Microsoft YaHei" w:hAnsi="Microsoft YaHei"/>
+                <w:b w:val="false"/>
+                <w:bCs w:val="false"/>
+                <w:color w:val="333333"/>
+                <w:sz w:val="20"/>
+                <w:szCs w:val="20"/>
+              </w:rPr>
+              <w:t xml:space="preserve">M8</w:t>
+            </w:r>
+          </w:p>
+        </w:tc>
+        <w:tc>
+          <w:tcPr>
+            <w:tcMar>
+              <w:top w:type="dxa" w:w="80"/>
+              <w:left w:type="dxa" w:w="120"/>
+              <w:bottom w:type="dxa" w:w="80"/>
+              <w:right w:type="dxa" w:w="120"/>
+            </w:tcMar>
+          </w:tcPr>
+          <w:p>
+            <w:pPr>
+              <w:spacing w:after="40"/>
+            </w:pPr>
+            <w:r>
+              <w:rPr>
+                <w:rFonts w:ascii="Microsoft YaHei" w:cs="Microsoft YaHei" w:eastAsia="Microsoft YaHei" w:hAnsi="Microsoft YaHei"/>
+                <w:b w:val="false"/>
+                <w:bCs w:val="false"/>
+                <w:color w:val="333333"/>
+                <w:sz w:val="20"/>
+                <w:szCs w:val="20"/>
+              </w:rPr>
+              <w:t xml:space="preserve">并行处理（多链接同时跑）</w:t>
+            </w:r>
+          </w:p>
+        </w:tc>
+        <w:tc>
+          <w:tcPr>
+            <w:tcMar>
+              <w:top w:type="dxa" w:w="80"/>
+              <w:left w:type="dxa" w:w="120"/>
+              <w:bottom w:type="dxa" w:w="80"/>
+              <w:right w:type="dxa" w:w="120"/>
+            </w:tcMar>
+          </w:tcPr>
+          <w:p>
+            <w:pPr>
+              <w:spacing w:after="40"/>
+            </w:pPr>
+            <w:r>
+              <w:rPr>
+                <w:rFonts w:ascii="Microsoft YaHei" w:cs="Microsoft YaHei" w:eastAsia="Microsoft YaHei" w:hAnsi="Microsoft YaHei"/>
+                <w:b w:val="false"/>
+                <w:bCs w:val="false"/>
+                <w:color w:val="333333"/>
+                <w:sz w:val="20"/>
+                <w:szCs w:val="20"/>
+              </w:rPr>
+              <w:t xml:space="preserve">📋</w:t>
+            </w:r>
+          </w:p>
+        </w:tc>
+      </w:tr>
+      <w:tr>
+        <w:tc>
+          <w:tcPr>
+            <w:tcMar>
+              <w:top w:type="dxa" w:w="80"/>
+              <w:left w:type="dxa" w:w="120"/>
+              <w:bottom w:type="dxa" w:w="80"/>
+              <w:right w:type="dxa" w:w="120"/>
+            </w:tcMar>
+          </w:tcPr>
+          <w:p>
+            <w:pPr>
+              <w:spacing w:after="40"/>
+            </w:pPr>
+            <w:r>
+              <w:rPr>
+                <w:rFonts w:ascii="Microsoft YaHei" w:cs="Microsoft YaHei" w:eastAsia="Microsoft YaHei" w:hAnsi="Microsoft YaHei"/>
+                <w:b w:val="false"/>
+                <w:bCs w:val="false"/>
+                <w:color w:val="333333"/>
+                <w:sz w:val="20"/>
+                <w:szCs w:val="20"/>
+              </w:rPr>
+              <w:t xml:space="preserve">M9</w:t>
+            </w:r>
+          </w:p>
+        </w:tc>
+        <w:tc>
+          <w:tcPr>
+            <w:tcMar>
+              <w:top w:type="dxa" w:w="80"/>
+              <w:left w:type="dxa" w:w="120"/>
+              <w:bottom w:type="dxa" w:w="80"/>
+              <w:right w:type="dxa" w:w="120"/>
+            </w:tcMar>
+          </w:tcPr>
+          <w:p>
+            <w:pPr>
+              <w:spacing w:after="40"/>
+            </w:pPr>
+            <w:r>
+              <w:rPr>
+                <w:rFonts w:ascii="Microsoft YaHei" w:cs="Microsoft YaHei" w:eastAsia="Microsoft YaHei" w:hAnsi="Microsoft YaHei"/>
+                <w:b w:val="false"/>
+                <w:bCs w:val="false"/>
+                <w:color w:val="333333"/>
+                <w:sz w:val="20"/>
+                <w:szCs w:val="20"/>
+              </w:rPr>
+              <w:t xml:space="preserve">上架 WorkBuddy Skill 市场</w:t>
+            </w:r>
+          </w:p>
+        </w:tc>
+        <w:tc>
+          <w:tcPr>
+            <w:tcMar>
+              <w:top w:type="dxa" w:w="80"/>
+              <w:left w:type="dxa" w:w="120"/>
+              <w:bottom w:type="dxa" w:w="80"/>
+              <w:right w:type="dxa" w:w="120"/>
+            </w:tcMar>
+          </w:tcPr>
+          <w:p>
+            <w:pPr>
+              <w:spacing w:after="40"/>
+            </w:pPr>
+            <w:r>
+              <w:rPr>
+                <w:rFonts w:ascii="Microsoft YaHei" w:cs="Microsoft YaHei" w:eastAsia="Microsoft YaHei" w:hAnsi="Microsoft YaHei"/>
+                <w:b w:val="false"/>
+                <w:bCs w:val="false"/>
+                <w:color w:val="333333"/>
+                <w:sz w:val="20"/>
+                <w:szCs w:val="20"/>
+              </w:rPr>
+              <w:t xml:space="preserve">📋</w:t>
+            </w:r>
+          </w:p>
+        </w:tc>
+      </w:tr>
+    </w:tbl>
+    <w:p>
+      <w:pPr>
+        <w:pStyle w:val="Heading1"/>
+        <w:spacing w:after="120" w:before="240"/>
+      </w:pPr>
+      <w:r>
+        <w:rPr>
+          <w:rFonts w:ascii="Microsoft YaHei" w:cs="Microsoft YaHei" w:eastAsia="Microsoft YaHei" w:hAnsi="Microsoft YaHei"/>
+          <w:b/>
+          <w:bCs/>
+          <w:color w:val="1F4E79"/>
+          <w:sz w:val="36"/>
+          <w:szCs w:val="36"/>
+        </w:rPr>
+        <w:t xml:space="preserve">十一、附录：面试讲解话术</w:t>
       </w:r>
     </w:p>
     <w:p>
@@ -7620,7 +9371,126 @@
           <w:sz w:val="30"/>
           <w:szCs w:val="30"/>
         </w:rPr>
-        <w:t xml:space="preserve">10.2 关键技术决策</w:t>
+        <w:t xml:space="preserve">11.1 90 秒口头介绍</w:t>
+      </w:r>
+    </w:p>
+    <w:p>
+      <w:pPr>
+        <w:spacing w:after="100" w:line="360"/>
+      </w:pPr>
+      <w:r>
+        <w:rPr>
+          <w:rFonts w:ascii="Microsoft YaHei" w:cs="Microsoft YaHei" w:eastAsia="Microsoft YaHei" w:hAnsi="Microsoft YaHei"/>
+          <w:b w:val="false"/>
+          <w:bCs w:val="false"/>
+          <w:i w:val="false"/>
+          <w:iCs w:val="false"/>
+          <w:sz w:val="22"/>
+          <w:szCs w:val="22"/>
+        </w:rPr>
+        <w:t xml:space="preserve">"我做了一个叫 content-catcher 的项目 —— 它不只是一个 Skill，而是一个 4 层架构的内容蒸馏基础设施。</w:t>
+      </w:r>
+    </w:p>
+    <w:p>
+      <w:pPr>
+        <w:spacing w:after="100" w:line="360"/>
+      </w:pPr>
+      <w:r>
+        <w:rPr>
+          <w:rFonts w:ascii="Microsoft YaHei" w:cs="Microsoft YaHei" w:eastAsia="Microsoft YaHei" w:hAnsi="Microsoft YaHei"/>
+          <w:b w:val="false"/>
+          <w:bCs w:val="false"/>
+          <w:i w:val="false"/>
+          <w:iCs w:val="false"/>
+          <w:sz w:val="22"/>
+          <w:szCs w:val="22"/>
+        </w:rPr>
+        <w:t xml:space="preserve">最底层是技术管线：字幕抓取、Whisper 转写、RSS 探测、Cookies 注入。</w:t>
+      </w:r>
+    </w:p>
+    <w:p>
+      <w:pPr>
+        <w:spacing w:after="100" w:line="360"/>
+      </w:pPr>
+      <w:r>
+        <w:rPr>
+          <w:rFonts w:ascii="Microsoft YaHei" w:cs="Microsoft YaHei" w:eastAsia="Microsoft YaHei" w:hAnsi="Microsoft YaHei"/>
+          <w:b w:val="false"/>
+          <w:bCs w:val="false"/>
+          <w:i w:val="false"/>
+          <w:iCs w:val="false"/>
+          <w:sz w:val="22"/>
+          <w:szCs w:val="22"/>
+        </w:rPr>
+        <w:t xml:space="preserve">第二层是我精心打磨的 8 个 Prompt 模板 —— 我认为这才是真正的护城河，因为代码 1 周可以抄完，但 Prompt 是几个月迭代积累的。</w:t>
+      </w:r>
+    </w:p>
+    <w:p>
+      <w:pPr>
+        <w:spacing w:after="100" w:line="360"/>
+      </w:pPr>
+      <w:r>
+        <w:rPr>
+          <w:rFonts w:ascii="Microsoft YaHei" w:cs="Microsoft YaHei" w:eastAsia="Microsoft YaHei" w:hAnsi="Microsoft YaHei"/>
+          <w:b w:val="false"/>
+          <w:bCs w:val="false"/>
+          <w:i w:val="false"/>
+          <w:iCs w:val="false"/>
+          <w:sz w:val="22"/>
+          <w:szCs w:val="22"/>
+        </w:rPr>
+        <w:t xml:space="preserve">第三层是 CLI 工具 / Skill 形态：用户 1 行命令或 @调用 拿到笔记。</w:t>
+      </w:r>
+    </w:p>
+    <w:p>
+      <w:pPr>
+        <w:spacing w:after="100" w:line="360"/>
+      </w:pPr>
+      <w:r>
+        <w:rPr>
+          <w:rFonts w:ascii="Microsoft YaHei" w:cs="Microsoft YaHei" w:eastAsia="Microsoft YaHei" w:hAnsi="Microsoft YaHei"/>
+          <w:b w:val="false"/>
+          <w:bCs w:val="false"/>
+          <w:i w:val="false"/>
+          <w:iCs w:val="false"/>
+          <w:sz w:val="22"/>
+          <w:szCs w:val="22"/>
+        </w:rPr>
+        <w:t xml:space="preserve">最上层是 Newsletter 系统：可以订阅式自动推送到邮箱，类似 Refind / Substack。</w:t>
+      </w:r>
+    </w:p>
+    <w:p>
+      <w:pPr>
+        <w:spacing w:after="100" w:line="360"/>
+      </w:pPr>
+      <w:r>
+        <w:rPr>
+          <w:rFonts w:ascii="Microsoft YaHei" w:cs="Microsoft YaHei" w:eastAsia="Microsoft YaHei" w:hAnsi="Microsoft YaHei"/>
+          <w:b w:val="false"/>
+          <w:bCs w:val="false"/>
+          <w:i w:val="false"/>
+          <w:iCs w:val="false"/>
+          <w:sz w:val="22"/>
+          <w:szCs w:val="22"/>
+        </w:rPr>
+        <w:t xml:space="preserve">这种 4 层架构让我能复用同一套 Prompt 库做完全不同的产品形态 —— Skill 是按需，Newsletter 是被动。最酷的是：未来我还会做 content-curator Agent，把这个项目当作 Agent 的'手脚层'。"</w:t>
+      </w:r>
+    </w:p>
+    <w:p>
+      <w:pPr>
+        <w:pStyle w:val="Heading2"/>
+        <w:spacing w:after="120" w:before="240"/>
+      </w:pPr>
+      <w:r>
+        <w:rPr>
+          <w:rFonts w:ascii="Microsoft YaHei" w:cs="Microsoft YaHei" w:eastAsia="Microsoft YaHei" w:hAnsi="Microsoft YaHei"/>
+          <w:b/>
+          <w:bCs/>
+          <w:color w:val="1F4E79"/>
+          <w:sz w:val="30"/>
+          <w:szCs w:val="30"/>
+        </w:rPr>
+        <w:t xml:space="preserve">11.2 关键技术决策</w:t>
       </w:r>
     </w:p>
     <w:p>
